--- a/docs/SAP-RAP-Blog.docx
+++ b/docs/SAP-RAP-Blog.docx
@@ -2,6 +2,8 @@
 <file path=word/document.xml><?xml version="1.0" encoding="utf-8"?>
 <w:document xmlns:wpc="http://schemas.microsoft.com/office/word/2010/wordprocessingCanvas" xmlns:mo="http://schemas.microsoft.com/office/mac/office/2008/main" xmlns:mc="http://schemas.openxmlformats.org/markup-compatibility/2006" xmlns:mv="urn:schemas-microsoft-com:mac:vml" xmlns:o="urn:schemas-microsoft-com:office:office" xmlns:r="http://schemas.openxmlformats.org/officeDocument/2006/relationships" xmlns:m="http://schemas.openxmlformats.org/officeDocument/2006/math" xmlns:v="urn:schemas-microsoft-com:vml" xmlns:wp14="http://schemas.microsoft.com/office/word/2010/wordprocessingDrawing" xmlns:wp="http://schemas.openxmlformats.org/drawingml/2006/wordprocessingDrawing" xmlns:w10="urn:schemas-microsoft-com:office:word" xmlns:w="http://schemas.openxmlformats.org/wordprocessingml/2006/main" xmlns:w14="http://schemas.microsoft.com/office/word/2010/wordml" xmlns:wpg="http://schemas.microsoft.com/office/word/2010/wordprocessingGroup" xmlns:wpi="http://schemas.microsoft.com/office/word/2010/wordprocessingInk" xmlns:wne="http://schemas.microsoft.com/office/word/2006/wordml" xmlns:wps="http://schemas.microsoft.com/office/word/2010/wordprocessingShape" mc:Ignorable="w14 wp14">
   <w:body>
+    <w:p/>
+    <w:p/>
     <w:p>
       <w:pPr>
         <w:jc w:val="center"/>
@@ -10,9 +12,22 @@
         <w:rPr>
           <w:b/>
           <w:color w:val="1F497D"/>
-          <w:sz w:val="48"/>
+          <w:sz w:val="56"/>
         </w:rPr>
-        <w:t>Building Your First SAP RAP Fiori App on BTP Trial</w:t>
+        <w:t>Building Your First SAP RAP Fiori App</w:t>
+      </w:r>
+    </w:p>
+    <w:p>
+      <w:pPr>
+        <w:jc w:val="center"/>
+      </w:pPr>
+      <w:r>
+        <w:rPr>
+          <w:b/>
+          <w:color w:val="2E74B5"/>
+          <w:sz w:val="44"/>
+        </w:rPr>
+        <w:t>on SAP BTP ABAP Trial</w:t>
       </w:r>
     </w:p>
     <w:p/>
@@ -23,12 +38,13 @@
       <w:r>
         <w:rPr>
           <w:i/>
-          <w:color w:val="2E74B5"/>
-          <w:sz w:val="28"/>
+          <w:color w:val="888888"/>
+          <w:sz w:val="26"/>
         </w:rPr>
-        <w:t>A Complete Developer Guide — From Zero to Live Fiori App</w:t>
+        <w:t>A Complete Developer Guide — From Claude Skills to Live Fiori Launchpad</w:t>
       </w:r>
     </w:p>
+    <w:p/>
     <w:p/>
     <w:p>
       <w:pPr>
@@ -39,9 +55,1142 @@
           <w:color w:val="888888"/>
           <w:sz w:val="22"/>
         </w:rPr>
-        <w:t>Ratnadip Sinha  |  SAP BTP ABAP Trial  |  2026</w:t>
+        <w:t>Author: Ratnadip Sinha</w:t>
       </w:r>
     </w:p>
+    <w:p>
+      <w:pPr>
+        <w:jc w:val="center"/>
+      </w:pPr>
+      <w:r>
+        <w:rPr>
+          <w:color w:val="888888"/>
+          <w:sz w:val="22"/>
+        </w:rPr>
+        <w:t>Platform: SAP BTP ABAP Trial — AP21 Region  |  2026</w:t>
+      </w:r>
+    </w:p>
+    <w:p>
+      <w:r>
+        <w:br w:type="page"/>
+      </w:r>
+    </w:p>
+    <w:p>
+      <w:pPr>
+        <w:pStyle w:val="Heading1"/>
+      </w:pPr>
+      <w:r>
+        <w:rPr>
+          <w:color w:val="1F497D"/>
+        </w:rPr>
+        <w:t>The Complete Code Flow</w:t>
+      </w:r>
+    </w:p>
+    <w:p>
+      <w:r>
+        <w:rPr>
+          <w:b w:val="0"/>
+          <w:i w:val="0"/>
+          <w:sz w:val="24"/>
+        </w:rPr>
+        <w:t>Before diving into the steps, here is the full picture of how code flows from your laptop to a live Fiori app on SAP BTP.</w:t>
+      </w:r>
+    </w:p>
+    <w:p/>
+    <w:tbl>
+      <w:tblPr>
+        <w:tblStyle w:val="TableGrid"/>
+        <w:tblW w:type="auto" w:w="0"/>
+        <w:tblLook w:firstColumn="1" w:firstRow="1" w:lastColumn="0" w:lastRow="0" w:noHBand="0" w:noVBand="1" w:val="04A0"/>
+      </w:tblPr>
+      <w:tblGrid>
+        <w:gridCol w:w="3024"/>
+        <w:gridCol w:w="3024"/>
+        <w:gridCol w:w="3024"/>
+      </w:tblGrid>
+      <w:tr>
+        <w:tc>
+          <w:tcPr>
+            <w:tcW w:type="dxa" w:w="1814"/>
+            <w:shd w:val="clear" w:color="auto" w:fill="1F497D"/>
+          </w:tcPr>
+          <w:p>
+            <w:pPr>
+              <w:jc w:val="center"/>
+            </w:pPr>
+            <w:r>
+              <w:rPr>
+                <w:b/>
+                <w:color w:val="FFFFFF"/>
+                <w:sz w:val="20"/>
+              </w:rPr>
+              <w:t xml:space="preserve">  DEVELOPER MACHINE  </w:t>
+            </w:r>
+          </w:p>
+        </w:tc>
+        <w:tc>
+          <w:tcPr>
+            <w:tcW w:type="dxa" w:w="680"/>
+            <w:shd w:val="clear" w:color="auto" w:fill="FFFFFF"/>
+          </w:tcPr>
+          <w:p>
+            <w:pPr>
+              <w:jc w:val="center"/>
+            </w:pPr>
+            <w:r>
+              <w:rPr>
+                <w:b/>
+                <w:color w:val="FFFFFF"/>
+                <w:sz w:val="20"/>
+              </w:rPr>
+            </w:r>
+          </w:p>
+        </w:tc>
+        <w:tc>
+          <w:tcPr>
+            <w:tcW w:type="dxa" w:w="1814"/>
+            <w:shd w:val="clear" w:color="auto" w:fill="1F497D"/>
+          </w:tcPr>
+          <w:p>
+            <w:pPr>
+              <w:jc w:val="center"/>
+            </w:pPr>
+            <w:r>
+              <w:rPr>
+                <w:b/>
+                <w:color w:val="FFFFFF"/>
+                <w:sz w:val="20"/>
+              </w:rPr>
+              <w:t xml:space="preserve">  GITHUB REPOSITORY  </w:t>
+            </w:r>
+          </w:p>
+        </w:tc>
+      </w:tr>
+      <w:tr>
+        <w:tc>
+          <w:tcPr>
+            <w:tcW w:type="dxa" w:w="1814"/>
+            <w:shd w:val="clear" w:color="auto" w:fill="FFFFFF"/>
+          </w:tcPr>
+          <w:p>
+            <w:pPr>
+              <w:jc w:val="center"/>
+            </w:pPr>
+            <w:r>
+              <w:rPr>
+                <w:sz w:val="20"/>
+              </w:rPr>
+            </w:r>
+          </w:p>
+        </w:tc>
+        <w:tc>
+          <w:tcPr>
+            <w:tcW w:type="dxa" w:w="680"/>
+            <w:shd w:val="clear" w:color="auto" w:fill="FFFFFF"/>
+          </w:tcPr>
+          <w:p>
+            <w:pPr>
+              <w:jc w:val="center"/>
+            </w:pPr>
+            <w:r>
+              <w:rPr>
+                <w:sz w:val="20"/>
+              </w:rPr>
+            </w:r>
+          </w:p>
+        </w:tc>
+        <w:tc>
+          <w:tcPr>
+            <w:tcW w:type="dxa" w:w="1814"/>
+            <w:shd w:val="clear" w:color="auto" w:fill="FFFFFF"/>
+          </w:tcPr>
+          <w:p>
+            <w:pPr>
+              <w:jc w:val="center"/>
+            </w:pPr>
+            <w:r>
+              <w:rPr>
+                <w:sz w:val="20"/>
+              </w:rPr>
+            </w:r>
+          </w:p>
+        </w:tc>
+      </w:tr>
+      <w:tr>
+        <w:tc>
+          <w:tcPr>
+            <w:tcW w:type="dxa" w:w="1814"/>
+            <w:shd w:val="clear" w:color="auto" w:fill="BDD7EE"/>
+          </w:tcPr>
+          <w:p>
+            <w:pPr>
+              <w:jc w:val="center"/>
+            </w:pPr>
+            <w:r>
+              <w:rPr>
+                <w:sz w:val="20"/>
+              </w:rPr>
+              <w:t xml:space="preserve">  Claude Code + Skills  </w:t>
+            </w:r>
+          </w:p>
+        </w:tc>
+        <w:tc>
+          <w:tcPr>
+            <w:tcW w:type="dxa" w:w="680"/>
+            <w:shd w:val="clear" w:color="auto" w:fill="FFFFFF"/>
+          </w:tcPr>
+          <w:p>
+            <w:pPr>
+              <w:jc w:val="center"/>
+            </w:pPr>
+            <w:r>
+              <w:rPr>
+                <w:sz w:val="20"/>
+              </w:rPr>
+            </w:r>
+          </w:p>
+        </w:tc>
+        <w:tc>
+          <w:tcPr>
+            <w:tcW w:type="dxa" w:w="1814"/>
+            <w:shd w:val="clear" w:color="auto" w:fill="BDD7EE"/>
+          </w:tcPr>
+          <w:p>
+            <w:pPr>
+              <w:jc w:val="center"/>
+            </w:pPr>
+            <w:r>
+              <w:rPr>
+                <w:sz w:val="20"/>
+              </w:rPr>
+              <w:t xml:space="preserve">  /src folder  </w:t>
+            </w:r>
+          </w:p>
+        </w:tc>
+      </w:tr>
+      <w:tr>
+        <w:tc>
+          <w:tcPr>
+            <w:tcW w:type="dxa" w:w="1814"/>
+            <w:shd w:val="clear" w:color="auto" w:fill="BDD7EE"/>
+          </w:tcPr>
+          <w:p>
+            <w:pPr>
+              <w:jc w:val="center"/>
+            </w:pPr>
+            <w:r>
+              <w:rPr>
+                <w:sz w:val="20"/>
+              </w:rPr>
+              <w:t xml:space="preserve">  Generates ABAP source files  </w:t>
+            </w:r>
+          </w:p>
+        </w:tc>
+        <w:tc>
+          <w:tcPr>
+            <w:tcW w:type="dxa" w:w="680"/>
+            <w:shd w:val="clear" w:color="auto" w:fill="FFFFFF"/>
+          </w:tcPr>
+          <w:p>
+            <w:pPr>
+              <w:jc w:val="center"/>
+            </w:pPr>
+            <w:r>
+              <w:rPr>
+                <w:sz w:val="20"/>
+              </w:rPr>
+            </w:r>
+          </w:p>
+        </w:tc>
+        <w:tc>
+          <w:tcPr>
+            <w:tcW w:type="dxa" w:w="1814"/>
+            <w:shd w:val="clear" w:color="auto" w:fill="BDD7EE"/>
+          </w:tcPr>
+          <w:p>
+            <w:pPr>
+              <w:jc w:val="center"/>
+            </w:pPr>
+            <w:r>
+              <w:rPr>
+                <w:sz w:val="20"/>
+              </w:rPr>
+              <w:t xml:space="preserve">  .ddls  .tabl  .bdef  </w:t>
+            </w:r>
+          </w:p>
+        </w:tc>
+      </w:tr>
+      <w:tr>
+        <w:tc>
+          <w:tcPr>
+            <w:tcW w:type="dxa" w:w="1814"/>
+            <w:shd w:val="clear" w:color="auto" w:fill="FFFFFF"/>
+          </w:tcPr>
+          <w:p>
+            <w:pPr>
+              <w:jc w:val="center"/>
+            </w:pPr>
+            <w:r>
+              <w:rPr>
+                <w:sz w:val="20"/>
+              </w:rPr>
+            </w:r>
+          </w:p>
+        </w:tc>
+        <w:tc>
+          <w:tcPr>
+            <w:tcW w:type="dxa" w:w="680"/>
+            <w:shd w:val="clear" w:color="auto" w:fill="FFFFFF"/>
+          </w:tcPr>
+          <w:p>
+            <w:pPr>
+              <w:jc w:val="center"/>
+            </w:pPr>
+            <w:r>
+              <w:rPr>
+                <w:sz w:val="20"/>
+              </w:rPr>
+            </w:r>
+          </w:p>
+        </w:tc>
+        <w:tc>
+          <w:tcPr>
+            <w:tcW w:type="dxa" w:w="1814"/>
+            <w:shd w:val="clear" w:color="auto" w:fill="FFFFFF"/>
+          </w:tcPr>
+          <w:p>
+            <w:pPr>
+              <w:jc w:val="center"/>
+            </w:pPr>
+            <w:r>
+              <w:rPr>
+                <w:sz w:val="20"/>
+              </w:rPr>
+            </w:r>
+          </w:p>
+        </w:tc>
+      </w:tr>
+      <w:tr>
+        <w:tc>
+          <w:tcPr>
+            <w:tcW w:type="dxa" w:w="1814"/>
+            <w:shd w:val="clear" w:color="auto" w:fill="FFFFFF"/>
+          </w:tcPr>
+          <w:p>
+            <w:pPr>
+              <w:jc w:val="center"/>
+            </w:pPr>
+            <w:r>
+              <w:rPr>
+                <w:sz w:val="20"/>
+              </w:rPr>
+            </w:r>
+          </w:p>
+        </w:tc>
+        <w:tc>
+          <w:tcPr>
+            <w:tcW w:type="dxa" w:w="680"/>
+            <w:shd w:val="clear" w:color="auto" w:fill="DEEAF1"/>
+          </w:tcPr>
+          <w:p>
+            <w:pPr>
+              <w:jc w:val="center"/>
+            </w:pPr>
+            <w:r>
+              <w:rPr>
+                <w:sz w:val="20"/>
+              </w:rPr>
+              <w:t xml:space="preserve">  git push  --&gt;  </w:t>
+            </w:r>
+          </w:p>
+        </w:tc>
+        <w:tc>
+          <w:tcPr>
+            <w:tcW w:type="dxa" w:w="1814"/>
+            <w:shd w:val="clear" w:color="auto" w:fill="FFFFFF"/>
+          </w:tcPr>
+          <w:p>
+            <w:pPr>
+              <w:jc w:val="center"/>
+            </w:pPr>
+            <w:r>
+              <w:rPr>
+                <w:sz w:val="20"/>
+              </w:rPr>
+            </w:r>
+          </w:p>
+        </w:tc>
+      </w:tr>
+      <w:tr>
+        <w:tc>
+          <w:tcPr>
+            <w:tcW w:type="dxa" w:w="1814"/>
+            <w:shd w:val="clear" w:color="auto" w:fill="FFFFFF"/>
+          </w:tcPr>
+          <w:p>
+            <w:pPr>
+              <w:jc w:val="center"/>
+            </w:pPr>
+            <w:r>
+              <w:rPr>
+                <w:sz w:val="20"/>
+              </w:rPr>
+            </w:r>
+          </w:p>
+        </w:tc>
+        <w:tc>
+          <w:tcPr>
+            <w:tcW w:type="dxa" w:w="680"/>
+            <w:shd w:val="clear" w:color="auto" w:fill="FFFFFF"/>
+          </w:tcPr>
+          <w:p>
+            <w:pPr>
+              <w:jc w:val="center"/>
+            </w:pPr>
+            <w:r>
+              <w:rPr>
+                <w:sz w:val="20"/>
+              </w:rPr>
+            </w:r>
+          </w:p>
+        </w:tc>
+        <w:tc>
+          <w:tcPr>
+            <w:tcW w:type="dxa" w:w="1814"/>
+            <w:shd w:val="clear" w:color="auto" w:fill="FFFFFF"/>
+          </w:tcPr>
+          <w:p>
+            <w:pPr>
+              <w:jc w:val="center"/>
+            </w:pPr>
+            <w:r>
+              <w:rPr>
+                <w:sz w:val="20"/>
+              </w:rPr>
+            </w:r>
+          </w:p>
+        </w:tc>
+      </w:tr>
+      <w:tr>
+        <w:tc>
+          <w:tcPr>
+            <w:tcW w:type="dxa" w:w="1814"/>
+            <w:shd w:val="clear" w:color="auto" w:fill="1F497D"/>
+          </w:tcPr>
+          <w:p>
+            <w:pPr>
+              <w:jc w:val="center"/>
+            </w:pPr>
+            <w:r>
+              <w:rPr>
+                <w:b/>
+                <w:color w:val="FFFFFF"/>
+                <w:sz w:val="20"/>
+              </w:rPr>
+              <w:t xml:space="preserve">  ECLIPSE ADT  </w:t>
+            </w:r>
+          </w:p>
+        </w:tc>
+        <w:tc>
+          <w:tcPr>
+            <w:tcW w:type="dxa" w:w="680"/>
+            <w:shd w:val="clear" w:color="auto" w:fill="FFFFFF"/>
+          </w:tcPr>
+          <w:p>
+            <w:pPr>
+              <w:jc w:val="center"/>
+            </w:pPr>
+            <w:r>
+              <w:rPr>
+                <w:b/>
+                <w:color w:val="FFFFFF"/>
+                <w:sz w:val="20"/>
+              </w:rPr>
+            </w:r>
+          </w:p>
+        </w:tc>
+        <w:tc>
+          <w:tcPr>
+            <w:tcW w:type="dxa" w:w="1814"/>
+            <w:shd w:val="clear" w:color="auto" w:fill="1F497D"/>
+          </w:tcPr>
+          <w:p>
+            <w:pPr>
+              <w:jc w:val="center"/>
+            </w:pPr>
+            <w:r>
+              <w:rPr>
+                <w:b/>
+                <w:color w:val="FFFFFF"/>
+                <w:sz w:val="20"/>
+              </w:rPr>
+              <w:t xml:space="preserve">  SAP BTP ABAP SYSTEM  </w:t>
+            </w:r>
+          </w:p>
+        </w:tc>
+      </w:tr>
+      <w:tr>
+        <w:tc>
+          <w:tcPr>
+            <w:tcW w:type="dxa" w:w="1814"/>
+            <w:shd w:val="clear" w:color="auto" w:fill="FFFFFF"/>
+          </w:tcPr>
+          <w:p>
+            <w:pPr>
+              <w:jc w:val="center"/>
+            </w:pPr>
+            <w:r>
+              <w:rPr>
+                <w:sz w:val="20"/>
+              </w:rPr>
+            </w:r>
+          </w:p>
+        </w:tc>
+        <w:tc>
+          <w:tcPr>
+            <w:tcW w:type="dxa" w:w="680"/>
+            <w:shd w:val="clear" w:color="auto" w:fill="FFFFFF"/>
+          </w:tcPr>
+          <w:p>
+            <w:pPr>
+              <w:jc w:val="center"/>
+            </w:pPr>
+            <w:r>
+              <w:rPr>
+                <w:sz w:val="20"/>
+              </w:rPr>
+            </w:r>
+          </w:p>
+        </w:tc>
+        <w:tc>
+          <w:tcPr>
+            <w:tcW w:type="dxa" w:w="1814"/>
+            <w:shd w:val="clear" w:color="auto" w:fill="FFFFFF"/>
+          </w:tcPr>
+          <w:p>
+            <w:pPr>
+              <w:jc w:val="center"/>
+            </w:pPr>
+            <w:r>
+              <w:rPr>
+                <w:sz w:val="20"/>
+              </w:rPr>
+            </w:r>
+          </w:p>
+        </w:tc>
+      </w:tr>
+      <w:tr>
+        <w:tc>
+          <w:tcPr>
+            <w:tcW w:type="dxa" w:w="1814"/>
+            <w:shd w:val="clear" w:color="auto" w:fill="BDD7EE"/>
+          </w:tcPr>
+          <w:p>
+            <w:pPr>
+              <w:jc w:val="center"/>
+            </w:pPr>
+            <w:r>
+              <w:rPr>
+                <w:sz w:val="20"/>
+              </w:rPr>
+              <w:t xml:space="preserve">  abapGit Plugin  </w:t>
+            </w:r>
+          </w:p>
+        </w:tc>
+        <w:tc>
+          <w:tcPr>
+            <w:tcW w:type="dxa" w:w="680"/>
+            <w:shd w:val="clear" w:color="auto" w:fill="FFFFFF"/>
+          </w:tcPr>
+          <w:p>
+            <w:pPr>
+              <w:jc w:val="center"/>
+            </w:pPr>
+            <w:r>
+              <w:rPr>
+                <w:sz w:val="20"/>
+              </w:rPr>
+            </w:r>
+          </w:p>
+        </w:tc>
+        <w:tc>
+          <w:tcPr>
+            <w:tcW w:type="dxa" w:w="1814"/>
+            <w:shd w:val="clear" w:color="auto" w:fill="BDD7EE"/>
+          </w:tcPr>
+          <w:p>
+            <w:pPr>
+              <w:jc w:val="center"/>
+            </w:pPr>
+            <w:r>
+              <w:rPr>
+                <w:sz w:val="20"/>
+              </w:rPr>
+              <w:t xml:space="preserve">  ZXX_REPORTS package  </w:t>
+            </w:r>
+          </w:p>
+        </w:tc>
+      </w:tr>
+      <w:tr>
+        <w:tc>
+          <w:tcPr>
+            <w:tcW w:type="dxa" w:w="1814"/>
+            <w:shd w:val="clear" w:color="auto" w:fill="BDD7EE"/>
+          </w:tcPr>
+          <w:p>
+            <w:pPr>
+              <w:jc w:val="center"/>
+            </w:pPr>
+            <w:r>
+              <w:rPr>
+                <w:sz w:val="20"/>
+              </w:rPr>
+              <w:t xml:space="preserve">  Pulls code from GitHub  </w:t>
+            </w:r>
+          </w:p>
+        </w:tc>
+        <w:tc>
+          <w:tcPr>
+            <w:tcW w:type="dxa" w:w="680"/>
+            <w:shd w:val="clear" w:color="auto" w:fill="DEEAF1"/>
+          </w:tcPr>
+          <w:p>
+            <w:pPr>
+              <w:jc w:val="center"/>
+            </w:pPr>
+            <w:r>
+              <w:rPr>
+                <w:sz w:val="20"/>
+              </w:rPr>
+              <w:t xml:space="preserve">&lt;--  abapGit pull  </w:t>
+            </w:r>
+          </w:p>
+        </w:tc>
+        <w:tc>
+          <w:tcPr>
+            <w:tcW w:type="dxa" w:w="1814"/>
+            <w:shd w:val="clear" w:color="auto" w:fill="BDD7EE"/>
+          </w:tcPr>
+          <w:p>
+            <w:pPr>
+              <w:jc w:val="center"/>
+            </w:pPr>
+            <w:r>
+              <w:rPr>
+                <w:sz w:val="20"/>
+              </w:rPr>
+              <w:t xml:space="preserve">  Objects created  </w:t>
+            </w:r>
+          </w:p>
+        </w:tc>
+      </w:tr>
+      <w:tr>
+        <w:tc>
+          <w:tcPr>
+            <w:tcW w:type="dxa" w:w="1814"/>
+            <w:shd w:val="clear" w:color="auto" w:fill="FFFFFF"/>
+          </w:tcPr>
+          <w:p>
+            <w:pPr>
+              <w:jc w:val="center"/>
+            </w:pPr>
+            <w:r>
+              <w:rPr>
+                <w:sz w:val="20"/>
+              </w:rPr>
+            </w:r>
+          </w:p>
+        </w:tc>
+        <w:tc>
+          <w:tcPr>
+            <w:tcW w:type="dxa" w:w="680"/>
+            <w:shd w:val="clear" w:color="auto" w:fill="FFFFFF"/>
+          </w:tcPr>
+          <w:p>
+            <w:pPr>
+              <w:jc w:val="center"/>
+            </w:pPr>
+            <w:r>
+              <w:rPr>
+                <w:sz w:val="20"/>
+              </w:rPr>
+            </w:r>
+          </w:p>
+        </w:tc>
+        <w:tc>
+          <w:tcPr>
+            <w:tcW w:type="dxa" w:w="1814"/>
+            <w:shd w:val="clear" w:color="auto" w:fill="FFFFFF"/>
+          </w:tcPr>
+          <w:p>
+            <w:pPr>
+              <w:jc w:val="center"/>
+            </w:pPr>
+            <w:r>
+              <w:rPr>
+                <w:sz w:val="20"/>
+              </w:rPr>
+            </w:r>
+          </w:p>
+        </w:tc>
+      </w:tr>
+      <w:tr>
+        <w:tc>
+          <w:tcPr>
+            <w:tcW w:type="dxa" w:w="1814"/>
+            <w:shd w:val="clear" w:color="auto" w:fill="BDD7EE"/>
+          </w:tcPr>
+          <w:p>
+            <w:pPr>
+              <w:jc w:val="center"/>
+            </w:pPr>
+            <w:r>
+              <w:rPr>
+                <w:sz w:val="20"/>
+              </w:rPr>
+              <w:t xml:space="preserve">  Developer activates  </w:t>
+            </w:r>
+          </w:p>
+        </w:tc>
+        <w:tc>
+          <w:tcPr>
+            <w:tcW w:type="dxa" w:w="680"/>
+            <w:shd w:val="clear" w:color="auto" w:fill="FFFFFF"/>
+          </w:tcPr>
+          <w:p>
+            <w:pPr>
+              <w:jc w:val="center"/>
+            </w:pPr>
+            <w:r>
+              <w:rPr>
+                <w:sz w:val="20"/>
+              </w:rPr>
+            </w:r>
+          </w:p>
+        </w:tc>
+        <w:tc>
+          <w:tcPr>
+            <w:tcW w:type="dxa" w:w="1814"/>
+            <w:shd w:val="clear" w:color="auto" w:fill="BDD7EE"/>
+          </w:tcPr>
+          <w:p>
+            <w:pPr>
+              <w:jc w:val="center"/>
+            </w:pPr>
+            <w:r>
+              <w:rPr>
+                <w:sz w:val="20"/>
+              </w:rPr>
+              <w:t xml:space="preserve">  OData V4 Service  </w:t>
+            </w:r>
+          </w:p>
+        </w:tc>
+      </w:tr>
+      <w:tr>
+        <w:tc>
+          <w:tcPr>
+            <w:tcW w:type="dxa" w:w="1814"/>
+            <w:shd w:val="clear" w:color="auto" w:fill="BDD7EE"/>
+          </w:tcPr>
+          <w:p>
+            <w:pPr>
+              <w:jc w:val="center"/>
+            </w:pPr>
+            <w:r>
+              <w:rPr>
+                <w:sz w:val="20"/>
+              </w:rPr>
+              <w:t xml:space="preserve">  BDEF + SRVD manually  </w:t>
+            </w:r>
+          </w:p>
+        </w:tc>
+        <w:tc>
+          <w:tcPr>
+            <w:tcW w:type="dxa" w:w="680"/>
+            <w:shd w:val="clear" w:color="auto" w:fill="FFFFFF"/>
+          </w:tcPr>
+          <w:p>
+            <w:pPr>
+              <w:jc w:val="center"/>
+            </w:pPr>
+            <w:r>
+              <w:rPr>
+                <w:sz w:val="20"/>
+              </w:rPr>
+            </w:r>
+          </w:p>
+        </w:tc>
+        <w:tc>
+          <w:tcPr>
+            <w:tcW w:type="dxa" w:w="1814"/>
+            <w:shd w:val="clear" w:color="auto" w:fill="BDD7EE"/>
+          </w:tcPr>
+          <w:p>
+            <w:pPr>
+              <w:jc w:val="center"/>
+            </w:pPr>
+            <w:r>
+              <w:rPr>
+                <w:sz w:val="20"/>
+              </w:rPr>
+              <w:t xml:space="preserve">  ZXX_UI_SALESREPORT_O4  </w:t>
+            </w:r>
+          </w:p>
+        </w:tc>
+      </w:tr>
+      <w:tr>
+        <w:tc>
+          <w:tcPr>
+            <w:tcW w:type="dxa" w:w="1814"/>
+            <w:shd w:val="clear" w:color="auto" w:fill="FFFFFF"/>
+          </w:tcPr>
+          <w:p>
+            <w:pPr>
+              <w:jc w:val="center"/>
+            </w:pPr>
+            <w:r>
+              <w:rPr>
+                <w:sz w:val="20"/>
+              </w:rPr>
+            </w:r>
+          </w:p>
+        </w:tc>
+        <w:tc>
+          <w:tcPr>
+            <w:tcW w:type="dxa" w:w="680"/>
+            <w:shd w:val="clear" w:color="auto" w:fill="FFFFFF"/>
+          </w:tcPr>
+          <w:p>
+            <w:pPr>
+              <w:jc w:val="center"/>
+            </w:pPr>
+            <w:r>
+              <w:rPr>
+                <w:sz w:val="20"/>
+              </w:rPr>
+            </w:r>
+          </w:p>
+        </w:tc>
+        <w:tc>
+          <w:tcPr>
+            <w:tcW w:type="dxa" w:w="1814"/>
+            <w:shd w:val="clear" w:color="auto" w:fill="FFFFFF"/>
+          </w:tcPr>
+          <w:p>
+            <w:pPr>
+              <w:jc w:val="center"/>
+            </w:pPr>
+            <w:r>
+              <w:rPr>
+                <w:sz w:val="20"/>
+              </w:rPr>
+            </w:r>
+          </w:p>
+        </w:tc>
+      </w:tr>
+      <w:tr>
+        <w:tc>
+          <w:tcPr>
+            <w:tcW w:type="dxa" w:w="1814"/>
+            <w:shd w:val="clear" w:color="auto" w:fill="1F497D"/>
+          </w:tcPr>
+          <w:p>
+            <w:pPr>
+              <w:jc w:val="center"/>
+            </w:pPr>
+            <w:r>
+              <w:rPr>
+                <w:b/>
+                <w:color w:val="FFFFFF"/>
+                <w:sz w:val="20"/>
+              </w:rPr>
+              <w:t xml:space="preserve">  SAP BAS  </w:t>
+            </w:r>
+          </w:p>
+        </w:tc>
+        <w:tc>
+          <w:tcPr>
+            <w:tcW w:type="dxa" w:w="680"/>
+            <w:shd w:val="clear" w:color="auto" w:fill="FFFFFF"/>
+          </w:tcPr>
+          <w:p>
+            <w:pPr>
+              <w:jc w:val="center"/>
+            </w:pPr>
+            <w:r>
+              <w:rPr>
+                <w:b/>
+                <w:color w:val="FFFFFF"/>
+                <w:sz w:val="20"/>
+              </w:rPr>
+            </w:r>
+          </w:p>
+        </w:tc>
+        <w:tc>
+          <w:tcPr>
+            <w:tcW w:type="dxa" w:w="1814"/>
+            <w:shd w:val="clear" w:color="auto" w:fill="1F497D"/>
+          </w:tcPr>
+          <w:p>
+            <w:pPr>
+              <w:jc w:val="center"/>
+            </w:pPr>
+            <w:r>
+              <w:rPr>
+                <w:b/>
+                <w:color w:val="FFFFFF"/>
+                <w:sz w:val="20"/>
+              </w:rPr>
+              <w:t xml:space="preserve">  FIORI LAUNCHPAD  </w:t>
+            </w:r>
+          </w:p>
+        </w:tc>
+      </w:tr>
+      <w:tr>
+        <w:tc>
+          <w:tcPr>
+            <w:tcW w:type="dxa" w:w="1814"/>
+            <w:shd w:val="clear" w:color="auto" w:fill="FFFFFF"/>
+          </w:tcPr>
+          <w:p>
+            <w:pPr>
+              <w:jc w:val="center"/>
+            </w:pPr>
+            <w:r>
+              <w:rPr>
+                <w:sz w:val="20"/>
+              </w:rPr>
+            </w:r>
+          </w:p>
+        </w:tc>
+        <w:tc>
+          <w:tcPr>
+            <w:tcW w:type="dxa" w:w="680"/>
+            <w:shd w:val="clear" w:color="auto" w:fill="FFFFFF"/>
+          </w:tcPr>
+          <w:p>
+            <w:pPr>
+              <w:jc w:val="center"/>
+            </w:pPr>
+            <w:r>
+              <w:rPr>
+                <w:sz w:val="20"/>
+              </w:rPr>
+            </w:r>
+          </w:p>
+        </w:tc>
+        <w:tc>
+          <w:tcPr>
+            <w:tcW w:type="dxa" w:w="1814"/>
+            <w:shd w:val="clear" w:color="auto" w:fill="FFFFFF"/>
+          </w:tcPr>
+          <w:p>
+            <w:pPr>
+              <w:jc w:val="center"/>
+            </w:pPr>
+            <w:r>
+              <w:rPr>
+                <w:sz w:val="20"/>
+              </w:rPr>
+            </w:r>
+          </w:p>
+        </w:tc>
+      </w:tr>
+      <w:tr>
+        <w:tc>
+          <w:tcPr>
+            <w:tcW w:type="dxa" w:w="1814"/>
+            <w:shd w:val="clear" w:color="auto" w:fill="BDD7EE"/>
+          </w:tcPr>
+          <w:p>
+            <w:pPr>
+              <w:jc w:val="center"/>
+            </w:pPr>
+            <w:r>
+              <w:rPr>
+                <w:sz w:val="20"/>
+              </w:rPr>
+              <w:t xml:space="preserve">  Fiori App Generator  </w:t>
+            </w:r>
+          </w:p>
+        </w:tc>
+        <w:tc>
+          <w:tcPr>
+            <w:tcW w:type="dxa" w:w="680"/>
+            <w:shd w:val="clear" w:color="auto" w:fill="FFFFFF"/>
+          </w:tcPr>
+          <w:p>
+            <w:pPr>
+              <w:jc w:val="center"/>
+            </w:pPr>
+            <w:r>
+              <w:rPr>
+                <w:sz w:val="20"/>
+              </w:rPr>
+            </w:r>
+          </w:p>
+        </w:tc>
+        <w:tc>
+          <w:tcPr>
+            <w:tcW w:type="dxa" w:w="1814"/>
+            <w:shd w:val="clear" w:color="auto" w:fill="BDD7EE"/>
+          </w:tcPr>
+          <w:p>
+            <w:pPr>
+              <w:jc w:val="center"/>
+            </w:pPr>
+            <w:r>
+              <w:rPr>
+                <w:sz w:val="20"/>
+              </w:rPr>
+              <w:t xml:space="preserve">  Live Fiori Tile  </w:t>
+            </w:r>
+          </w:p>
+        </w:tc>
+      </w:tr>
+      <w:tr>
+        <w:tc>
+          <w:tcPr>
+            <w:tcW w:type="dxa" w:w="1814"/>
+            <w:shd w:val="clear" w:color="auto" w:fill="BDD7EE"/>
+          </w:tcPr>
+          <w:p>
+            <w:pPr>
+              <w:jc w:val="center"/>
+            </w:pPr>
+            <w:r>
+              <w:rPr>
+                <w:sz w:val="20"/>
+              </w:rPr>
+              <w:t xml:space="preserve">  npx ui5 serve  </w:t>
+            </w:r>
+          </w:p>
+        </w:tc>
+        <w:tc>
+          <w:tcPr>
+            <w:tcW w:type="dxa" w:w="680"/>
+            <w:shd w:val="clear" w:color="auto" w:fill="DEEAF1"/>
+          </w:tcPr>
+          <w:p>
+            <w:pPr>
+              <w:jc w:val="center"/>
+            </w:pPr>
+            <w:r>
+              <w:rPr>
+                <w:sz w:val="20"/>
+              </w:rPr>
+              <w:t xml:space="preserve">  deploy  --&gt;  </w:t>
+            </w:r>
+          </w:p>
+        </w:tc>
+        <w:tc>
+          <w:tcPr>
+            <w:tcW w:type="dxa" w:w="1814"/>
+            <w:shd w:val="clear" w:color="auto" w:fill="BDD7EE"/>
+          </w:tcPr>
+          <w:p>
+            <w:pPr>
+              <w:jc w:val="center"/>
+            </w:pPr>
+            <w:r>
+              <w:rPr>
+                <w:sz w:val="20"/>
+              </w:rPr>
+              <w:t xml:space="preserve">  Sales Cycle Report  </w:t>
+            </w:r>
+          </w:p>
+        </w:tc>
+      </w:tr>
+    </w:tbl>
+    <w:p/>
+    <w:p>
+      <w:r>
+        <w:rPr>
+          <w:b/>
+          <w:i w:val="0"/>
+          <w:sz w:val="22"/>
+        </w:rPr>
+        <w:t>In plain English, the flow is:</w:t>
+      </w:r>
+    </w:p>
+    <w:p>
+      <w:pPr>
+        <w:pStyle w:val="ListNumber"/>
+      </w:pPr>
+      <w:r>
+        <w:t>You write requirements → Claude generates ABAP code using skill files</w:t>
+      </w:r>
+    </w:p>
+    <w:p>
+      <w:pPr>
+        <w:pStyle w:val="ListNumber"/>
+      </w:pPr>
+      <w:r>
+        <w:t>Claude writes source files to the src/ folder in your project</w:t>
+      </w:r>
+    </w:p>
+    <w:p>
+      <w:pPr>
+        <w:pStyle w:val="ListNumber"/>
+      </w:pPr>
+      <w:r>
+        <w:t>You push the code to GitHub</w:t>
+      </w:r>
+    </w:p>
+    <w:p>
+      <w:pPr>
+        <w:pStyle w:val="ListNumber"/>
+      </w:pPr>
+      <w:r>
+        <w:t>In Eclipse, abapGit pulls the code from GitHub into the BTP ABAP system</w:t>
+      </w:r>
+    </w:p>
+    <w:p>
+      <w:pPr>
+        <w:pStyle w:val="ListNumber"/>
+      </w:pPr>
+      <w:r>
+        <w:t>You manually create BDEF and Service Definition in Eclipse, then activate all objects</w:t>
+      </w:r>
+    </w:p>
+    <w:p>
+      <w:pPr>
+        <w:pStyle w:val="ListNumber"/>
+      </w:pPr>
+      <w:r>
+        <w:t>The OData V4 service is live — testable via browser or service binding preview</w:t>
+      </w:r>
+    </w:p>
+    <w:p>
+      <w:pPr>
+        <w:pStyle w:val="ListNumber"/>
+      </w:pPr>
+      <w:r>
+        <w:t>In BAS, the Fiori Application Generator connects to the service and builds the UI</w:t>
+      </w:r>
+    </w:p>
+    <w:p>
+      <w:pPr>
+        <w:pStyle w:val="ListNumber"/>
+      </w:pPr>
+      <w:r>
+        <w:t>Deploy to BTP Fiori Launchpad — app appears as a tile for end users</w:t>
+      </w:r>
+    </w:p>
+    <w:p/>
+    <w:p>
+      <w:pPr>
+        <w:jc w:val="center"/>
+      </w:pPr>
+      <w:r>
+        <w:rPr>
+          <w:color w:val="CCCCCC"/>
+          <w:sz w:val="28"/>
+        </w:rPr>
+        <w:t>* * *</w:t>
+      </w:r>
+    </w:p>
+    <w:p/>
     <w:p>
       <w:r>
         <w:br w:type="page"/>
@@ -65,7 +1214,7 @@
           <w:i w:val="0"/>
           <w:sz w:val="22"/>
         </w:rPr>
-        <w:t>If you have ever wanted to build a real SAP Fiori app without needing a full S/4HANA landscape, SAP BTP ABAP Trial is the answer. In this guide I will walk you through the entire journey — from setting up your AI coding assistant with Claude skills, pushing clean ABAP code to GitHub, pulling it into your BTP system via abapGit, and finally launching a live Fiori List Report.</w:t>
+        <w:t>SAP BTP ABAP Trial gives every developer free access to a real SAP cloud ABAP environment. Yet most tutorials stop at "hello world" — they do not show you how to build a production-quality Fiori app, wire up a real OData service, or automate the deployment with version control.</w:t>
       </w:r>
     </w:p>
     <w:p/>
@@ -76,7 +1225,18 @@
           <w:i w:val="0"/>
           <w:sz w:val="22"/>
         </w:rPr>
-        <w:t>By the end of this guide you will have:</w:t>
+        <w:t>This guide covers the complete journey. You will build a Sales Cycle Report — a Fiori List Report that shows sales orders, order values, invoice values, and fulfilment percentages — all on BTP trial, using modern SAP RAP architecture.</w:t>
+      </w:r>
+    </w:p>
+    <w:p/>
+    <w:p>
+      <w:r>
+        <w:rPr>
+          <w:b/>
+          <w:i w:val="0"/>
+          <w:sz w:val="22"/>
+        </w:rPr>
+        <w:t>What makes this guide different:</w:t>
       </w:r>
     </w:p>
     <w:p>
@@ -84,7 +1244,7 @@
         <w:pStyle w:val="ListBullet"/>
       </w:pPr>
       <w:r>
-        <w:t>A working SAP RAP OData V4 service running on BTP</w:t>
+        <w:t>Every error we hit is documented — along with the exact fix</w:t>
       </w:r>
     </w:p>
     <w:p>
@@ -92,7 +1252,7 @@
         <w:pStyle w:val="ListBullet"/>
       </w:pPr>
       <w:r>
-        <w:t>A Fiori List Report showing real sales data</w:t>
+        <w:t>AI-assisted development using Claude Code skill files is fully explained</w:t>
       </w:r>
     </w:p>
     <w:p>
@@ -100,7 +1260,7 @@
         <w:pStyle w:val="ListBullet"/>
       </w:pPr>
       <w:r>
-        <w:t>A repeatable pipeline using GitHub and abapGit</w:t>
+        <w:t>The pipeline is repeatable — same steps work for any new RAP report</w:t>
       </w:r>
     </w:p>
     <w:p>
@@ -108,45 +1268,389 @@
         <w:pStyle w:val="ListBullet"/>
       </w:pPr>
       <w:r>
-        <w:t>A Claude skill library so AI generates error-free code every time</w:t>
+        <w:t>No S/4HANA system needed — trial system only</w:t>
+      </w:r>
+    </w:p>
+    <w:p/>
+    <w:p>
+      <w:pPr>
+        <w:shd w:val="clear" w:color="auto" w:fill="FFF3E0"/>
+      </w:pPr>
+      <w:r>
+        <w:rPr>
+          <w:b/>
+          <w:color w:val="C05500"/>
+        </w:rPr>
+        <w:t xml:space="preserve">  NOTE   </w:t>
+      </w:r>
+      <w:r>
+        <w:rPr>
+          <w:color w:val="C05500"/>
+        </w:rPr>
+        <w:t xml:space="preserve">  This guide was written from real hands-on experience on BTP ABAP Trial AP21. Not everything works the way the official documentation says it should on trial. The workarounds are all here.</w:t>
+      </w:r>
+    </w:p>
+    <w:p/>
+    <w:p>
+      <w:pPr>
+        <w:jc w:val="center"/>
+      </w:pPr>
+      <w:r>
+        <w:rPr>
+          <w:color w:val="CCCCCC"/>
+          <w:sz w:val="28"/>
+        </w:rPr>
+        <w:t>* * *</w:t>
+      </w:r>
+    </w:p>
+    <w:p/>
+    <w:p>
+      <w:r>
+        <w:br w:type="page"/>
+      </w:r>
+    </w:p>
+    <w:p>
+      <w:pPr>
+        <w:jc w:val="center"/>
+      </w:pPr>
+      <w:r>
+        <w:rPr>
+          <w:b/>
+          <w:color w:val="2E74B5"/>
+          <w:sz w:val="22"/>
+        </w:rPr>
+        <w:t>CHAPTER 1</w:t>
+      </w:r>
+    </w:p>
+    <w:p>
+      <w:pPr>
+        <w:jc w:val="center"/>
+      </w:pPr>
+      <w:r>
+        <w:rPr>
+          <w:b/>
+          <w:color w:val="1F497D"/>
+          <w:sz w:val="40"/>
+        </w:rPr>
+        <w:t>SAP RAP — The Architecture</w:t>
       </w:r>
     </w:p>
     <w:p/>
     <w:p>
       <w:r>
         <w:rPr>
-          <w:b/>
-          <w:color w:val="C05500"/>
+          <w:b w:val="0"/>
+          <w:i w:val="0"/>
+          <w:sz w:val="22"/>
         </w:rPr>
-        <w:t xml:space="preserve">NOTE   </w:t>
-      </w:r>
-      <w:r>
-        <w:rPr>
-          <w:color w:val="C05500"/>
-        </w:rPr>
-        <w:t>This guide is based on real trial-and-error on BTP ABAP Trial AP21. Every error and fix is documented.</w:t>
-      </w:r>
-    </w:p>
-    <w:p/>
-    <w:p>
-      <w:r>
-        <w:rPr>
-          <w:color w:val="CCCCCC"/>
-          <w:sz w:val="16"/>
-        </w:rPr>
-        <w:t xml:space="preserve">- - - - - - - - - - - - - - - - - - - - - - - - - - - - - - - - - - - - - - - - </w:t>
+        <w:t>SAP RAP (RESTful ABAP Programming Model) is the strategic programming model for SAP cloud applications. It replaces the older ABAP programming model with a layered, service-oriented architecture that generates Fiori UIs automatically.</w:t>
       </w:r>
     </w:p>
     <w:p/>
     <w:p>
       <w:pPr>
-        <w:pStyle w:val="Heading1"/>
+        <w:pStyle w:val="Heading2"/>
       </w:pPr>
       <w:r>
         <w:rPr>
-          <w:color w:val="1F497D"/>
+          <w:color w:val="2E74B5"/>
         </w:rPr>
-        <w:t>What Is SAP RAP?</w:t>
+        <w:t>The RAP Stack</w:t>
+      </w:r>
+    </w:p>
+    <w:tbl>
+      <w:tblPr>
+        <w:tblStyle w:val="TableGrid"/>
+        <w:tblW w:type="auto" w:w="0"/>
+        <w:tblLook w:firstColumn="1" w:firstRow="1" w:lastColumn="0" w:lastRow="0" w:noHBand="0" w:noVBand="1" w:val="04A0"/>
+      </w:tblPr>
+      <w:tblGrid>
+        <w:gridCol w:w="3024"/>
+        <w:gridCol w:w="3024"/>
+        <w:gridCol w:w="3024"/>
+      </w:tblGrid>
+      <w:tr>
+        <w:tc>
+          <w:tcPr>
+            <w:tcW w:type="dxa" w:w="3024"/>
+            <w:shd w:val="clear" w:color="auto" w:fill="1F497D"/>
+          </w:tcPr>
+          <w:p>
+            <w:r>
+              <w:rPr>
+                <w:b/>
+                <w:color w:val="FFFFFF"/>
+              </w:rPr>
+              <w:t>Layer</w:t>
+            </w:r>
+          </w:p>
+        </w:tc>
+        <w:tc>
+          <w:tcPr>
+            <w:tcW w:type="dxa" w:w="3024"/>
+            <w:shd w:val="clear" w:color="auto" w:fill="1F497D"/>
+          </w:tcPr>
+          <w:p>
+            <w:r>
+              <w:rPr>
+                <w:b/>
+                <w:color w:val="FFFFFF"/>
+              </w:rPr>
+              <w:t>Object</w:t>
+            </w:r>
+          </w:p>
+        </w:tc>
+        <w:tc>
+          <w:tcPr>
+            <w:tcW w:type="dxa" w:w="3024"/>
+            <w:shd w:val="clear" w:color="auto" w:fill="1F497D"/>
+          </w:tcPr>
+          <w:p>
+            <w:r>
+              <w:rPr>
+                <w:b/>
+                <w:color w:val="FFFFFF"/>
+              </w:rPr>
+              <w:t>What It Does</w:t>
+            </w:r>
+          </w:p>
+        </w:tc>
+      </w:tr>
+      <w:tr>
+        <w:tc>
+          <w:tcPr>
+            <w:tcW w:type="dxa" w:w="3024"/>
+          </w:tcPr>
+          <w:p>
+            <w:r>
+              <w:t>1 — Data</w:t>
+            </w:r>
+          </w:p>
+        </w:tc>
+        <w:tc>
+          <w:tcPr>
+            <w:tcW w:type="dxa" w:w="3024"/>
+          </w:tcPr>
+          <w:p>
+            <w:r>
+              <w:t>Database Table (TABL)</w:t>
+            </w:r>
+          </w:p>
+        </w:tc>
+        <w:tc>
+          <w:tcPr>
+            <w:tcW w:type="dxa" w:w="3024"/>
+          </w:tcPr>
+          <w:p>
+            <w:r>
+              <w:t>Stores the raw business data</w:t>
+            </w:r>
+          </w:p>
+        </w:tc>
+      </w:tr>
+      <w:tr>
+        <w:tc>
+          <w:tcPr>
+            <w:tcW w:type="dxa" w:w="3024"/>
+          </w:tcPr>
+          <w:p>
+            <w:r>
+              <w:t>2 — Interface</w:t>
+            </w:r>
+          </w:p>
+        </w:tc>
+        <w:tc>
+          <w:tcPr>
+            <w:tcW w:type="dxa" w:w="3024"/>
+          </w:tcPr>
+          <w:p>
+            <w:r>
+              <w:t>CDS Interface View (ZXX_I_)</w:t>
+            </w:r>
+          </w:p>
+        </w:tc>
+        <w:tc>
+          <w:tcPr>
+            <w:tcW w:type="dxa" w:w="3024"/>
+          </w:tcPr>
+          <w:p>
+            <w:r>
+              <w:t>Defines the semantic data model</w:t>
+            </w:r>
+          </w:p>
+        </w:tc>
+      </w:tr>
+      <w:tr>
+        <w:tc>
+          <w:tcPr>
+            <w:tcW w:type="dxa" w:w="3024"/>
+          </w:tcPr>
+          <w:p>
+            <w:r>
+              <w:t>3 — Projection</w:t>
+            </w:r>
+          </w:p>
+        </w:tc>
+        <w:tc>
+          <w:tcPr>
+            <w:tcW w:type="dxa" w:w="3024"/>
+          </w:tcPr>
+          <w:p>
+            <w:r>
+              <w:t>CDS Projection View (ZXX_C_)</w:t>
+            </w:r>
+          </w:p>
+        </w:tc>
+        <w:tc>
+          <w:tcPr>
+            <w:tcW w:type="dxa" w:w="3024"/>
+          </w:tcPr>
+          <w:p>
+            <w:r>
+              <w:t>Shapes data for the UI — adds annotations</w:t>
+            </w:r>
+          </w:p>
+        </w:tc>
+      </w:tr>
+      <w:tr>
+        <w:tc>
+          <w:tcPr>
+            <w:tcW w:type="dxa" w:w="3024"/>
+          </w:tcPr>
+          <w:p>
+            <w:r>
+              <w:t>4 — Behaviour</w:t>
+            </w:r>
+          </w:p>
+        </w:tc>
+        <w:tc>
+          <w:tcPr>
+            <w:tcW w:type="dxa" w:w="3024"/>
+          </w:tcPr>
+          <w:p>
+            <w:r>
+              <w:t>Behavior Definition (BDEF)</w:t>
+            </w:r>
+          </w:p>
+        </w:tc>
+        <w:tc>
+          <w:tcPr>
+            <w:tcW w:type="dxa" w:w="3024"/>
+          </w:tcPr>
+          <w:p>
+            <w:r>
+              <w:t>Defines read / write rules and field mapping</w:t>
+            </w:r>
+          </w:p>
+        </w:tc>
+      </w:tr>
+      <w:tr>
+        <w:tc>
+          <w:tcPr>
+            <w:tcW w:type="dxa" w:w="3024"/>
+          </w:tcPr>
+          <w:p>
+            <w:r>
+              <w:t>5 — Service</w:t>
+            </w:r>
+          </w:p>
+        </w:tc>
+        <w:tc>
+          <w:tcPr>
+            <w:tcW w:type="dxa" w:w="3024"/>
+          </w:tcPr>
+          <w:p>
+            <w:r>
+              <w:t>Service Definition (SRVD)</w:t>
+            </w:r>
+          </w:p>
+        </w:tc>
+        <w:tc>
+          <w:tcPr>
+            <w:tcW w:type="dxa" w:w="3024"/>
+          </w:tcPr>
+          <w:p>
+            <w:r>
+              <w:t>Declares which view to expose</w:t>
+            </w:r>
+          </w:p>
+        </w:tc>
+      </w:tr>
+      <w:tr>
+        <w:tc>
+          <w:tcPr>
+            <w:tcW w:type="dxa" w:w="3024"/>
+          </w:tcPr>
+          <w:p>
+            <w:r>
+              <w:t>6 — Binding</w:t>
+            </w:r>
+          </w:p>
+        </w:tc>
+        <w:tc>
+          <w:tcPr>
+            <w:tcW w:type="dxa" w:w="3024"/>
+          </w:tcPr>
+          <w:p>
+            <w:r>
+              <w:t>Service Binding</w:t>
+            </w:r>
+          </w:p>
+        </w:tc>
+        <w:tc>
+          <w:tcPr>
+            <w:tcW w:type="dxa" w:w="3024"/>
+          </w:tcPr>
+          <w:p>
+            <w:r>
+              <w:t>Binds the service as OData V4 — UI or API</w:t>
+            </w:r>
+          </w:p>
+        </w:tc>
+      </w:tr>
+      <w:tr>
+        <w:tc>
+          <w:tcPr>
+            <w:tcW w:type="dxa" w:w="3024"/>
+          </w:tcPr>
+          <w:p>
+            <w:r>
+              <w:t>7 — UI</w:t>
+            </w:r>
+          </w:p>
+        </w:tc>
+        <w:tc>
+          <w:tcPr>
+            <w:tcW w:type="dxa" w:w="3024"/>
+          </w:tcPr>
+          <w:p>
+            <w:r>
+              <w:t>Fiori Elements App</w:t>
+            </w:r>
+          </w:p>
+        </w:tc>
+        <w:tc>
+          <w:tcPr>
+            <w:tcW w:type="dxa" w:w="3024"/>
+          </w:tcPr>
+          <w:p>
+            <w:r>
+              <w:t>Auto-generated from CDS annotations</w:t>
+            </w:r>
+          </w:p>
+        </w:tc>
+      </w:tr>
+    </w:tbl>
+    <w:p/>
+    <w:p>
+      <w:pPr>
+        <w:pStyle w:val="Heading2"/>
+      </w:pPr>
+      <w:r>
+        <w:rPr>
+          <w:color w:val="2E74B5"/>
+        </w:rPr>
+        <w:t>Why RAP on BTP Trial?</w:t>
       </w:r>
     </w:p>
     <w:p>
@@ -156,255 +1660,9 @@
           <w:i w:val="0"/>
           <w:sz w:val="22"/>
         </w:rPr>
-        <w:t>SAP RAP stands for RESTful ABAP Programming Model. It is the modern way to build SAP applications — replacing the older ABAP programming model with a clean, cloud-ready architecture.</w:t>
+        <w:t>BTP ABAP Trial gives you a real ABAP Cloud system — the same runtime that runs in S/4HANA Cloud. The key difference is that S/4HANA standard VDM views (like I_SalesOrder, I_BusinessPartner) are not available on trial. You build your own data model using custom tables.</w:t>
       </w:r>
     </w:p>
-    <w:p/>
-    <w:tbl>
-      <w:tblPr>
-        <w:tblStyle w:val="TableGrid"/>
-        <w:tblW w:type="auto" w:w="0"/>
-        <w:tblLook w:firstColumn="1" w:firstRow="1" w:lastColumn="0" w:lastRow="0" w:noHBand="0" w:noVBand="1" w:val="04A0"/>
-      </w:tblPr>
-      <w:tblGrid>
-        <w:gridCol w:w="2928"/>
-        <w:gridCol w:w="2928"/>
-        <w:gridCol w:w="2928"/>
-      </w:tblGrid>
-      <w:tr>
-        <w:tc>
-          <w:tcPr>
-            <w:tcW w:type="dxa" w:w="2928"/>
-          </w:tcPr>
-          <w:p>
-            <w:r>
-              <w:rPr>
-                <w:b/>
-              </w:rPr>
-              <w:t>Layer</w:t>
-            </w:r>
-          </w:p>
-        </w:tc>
-        <w:tc>
-          <w:tcPr>
-            <w:tcW w:type="dxa" w:w="2928"/>
-          </w:tcPr>
-          <w:p>
-            <w:r>
-              <w:rPr>
-                <w:b/>
-              </w:rPr>
-              <w:t>Technology</w:t>
-            </w:r>
-          </w:p>
-        </w:tc>
-        <w:tc>
-          <w:tcPr>
-            <w:tcW w:type="dxa" w:w="2928"/>
-          </w:tcPr>
-          <w:p>
-            <w:r>
-              <w:rPr>
-                <w:b/>
-              </w:rPr>
-              <w:t>Purpose</w:t>
-            </w:r>
-          </w:p>
-        </w:tc>
-      </w:tr>
-      <w:tr>
-        <w:tc>
-          <w:tcPr>
-            <w:tcW w:type="dxa" w:w="2928"/>
-          </w:tcPr>
-          <w:p>
-            <w:r>
-              <w:t>Database</w:t>
-            </w:r>
-          </w:p>
-        </w:tc>
-        <w:tc>
-          <w:tcPr>
-            <w:tcW w:type="dxa" w:w="2928"/>
-          </w:tcPr>
-          <w:p>
-            <w:r>
-              <w:t>CDS Table (TABL)</w:t>
-            </w:r>
-          </w:p>
-        </w:tc>
-        <w:tc>
-          <w:tcPr>
-            <w:tcW w:type="dxa" w:w="2928"/>
-          </w:tcPr>
-          <w:p>
-            <w:r>
-              <w:t>Store your business data</w:t>
-            </w:r>
-          </w:p>
-        </w:tc>
-      </w:tr>
-      <w:tr>
-        <w:tc>
-          <w:tcPr>
-            <w:tcW w:type="dxa" w:w="2928"/>
-          </w:tcPr>
-          <w:p>
-            <w:r>
-              <w:t>Interface</w:t>
-            </w:r>
-          </w:p>
-        </w:tc>
-        <w:tc>
-          <w:tcPr>
-            <w:tcW w:type="dxa" w:w="2928"/>
-          </w:tcPr>
-          <w:p>
-            <w:r>
-              <w:t>CDS Interface View</w:t>
-            </w:r>
-          </w:p>
-        </w:tc>
-        <w:tc>
-          <w:tcPr>
-            <w:tcW w:type="dxa" w:w="2928"/>
-          </w:tcPr>
-          <w:p>
-            <w:r>
-              <w:t>Define the data model</w:t>
-            </w:r>
-          </w:p>
-        </w:tc>
-      </w:tr>
-      <w:tr>
-        <w:tc>
-          <w:tcPr>
-            <w:tcW w:type="dxa" w:w="2928"/>
-          </w:tcPr>
-          <w:p>
-            <w:r>
-              <w:t>Projection</w:t>
-            </w:r>
-          </w:p>
-        </w:tc>
-        <w:tc>
-          <w:tcPr>
-            <w:tcW w:type="dxa" w:w="2928"/>
-          </w:tcPr>
-          <w:p>
-            <w:r>
-              <w:t>CDS Projection View</w:t>
-            </w:r>
-          </w:p>
-        </w:tc>
-        <w:tc>
-          <w:tcPr>
-            <w:tcW w:type="dxa" w:w="2928"/>
-          </w:tcPr>
-          <w:p>
-            <w:r>
-              <w:t>Control what the UI sees</w:t>
-            </w:r>
-          </w:p>
-        </w:tc>
-      </w:tr>
-      <w:tr>
-        <w:tc>
-          <w:tcPr>
-            <w:tcW w:type="dxa" w:w="2928"/>
-          </w:tcPr>
-          <w:p>
-            <w:r>
-              <w:t>Behaviour</w:t>
-            </w:r>
-          </w:p>
-        </w:tc>
-        <w:tc>
-          <w:tcPr>
-            <w:tcW w:type="dxa" w:w="2928"/>
-          </w:tcPr>
-          <w:p>
-            <w:r>
-              <w:t>Behavior Definition (BDEF)</w:t>
-            </w:r>
-          </w:p>
-        </w:tc>
-        <w:tc>
-          <w:tcPr>
-            <w:tcW w:type="dxa" w:w="2928"/>
-          </w:tcPr>
-          <w:p>
-            <w:r>
-              <w:t>Define create / update / delete rules</w:t>
-            </w:r>
-          </w:p>
-        </w:tc>
-      </w:tr>
-      <w:tr>
-        <w:tc>
-          <w:tcPr>
-            <w:tcW w:type="dxa" w:w="2928"/>
-          </w:tcPr>
-          <w:p>
-            <w:r>
-              <w:t>Service</w:t>
-            </w:r>
-          </w:p>
-        </w:tc>
-        <w:tc>
-          <w:tcPr>
-            <w:tcW w:type="dxa" w:w="2928"/>
-          </w:tcPr>
-          <w:p>
-            <w:r>
-              <w:t>Service Definition + Binding</w:t>
-            </w:r>
-          </w:p>
-        </w:tc>
-        <w:tc>
-          <w:tcPr>
-            <w:tcW w:type="dxa" w:w="2928"/>
-          </w:tcPr>
-          <w:p>
-            <w:r>
-              <w:t>Expose data as OData V4</w:t>
-            </w:r>
-          </w:p>
-        </w:tc>
-      </w:tr>
-      <w:tr>
-        <w:tc>
-          <w:tcPr>
-            <w:tcW w:type="dxa" w:w="2928"/>
-          </w:tcPr>
-          <w:p>
-            <w:r>
-              <w:t>UI</w:t>
-            </w:r>
-          </w:p>
-        </w:tc>
-        <w:tc>
-          <w:tcPr>
-            <w:tcW w:type="dxa" w:w="2928"/>
-          </w:tcPr>
-          <w:p>
-            <w:r>
-              <w:t>SAP Fiori Elements</w:t>
-            </w:r>
-          </w:p>
-        </w:tc>
-        <w:tc>
-          <w:tcPr>
-            <w:tcW w:type="dxa" w:w="2928"/>
-          </w:tcPr>
-          <w:p>
-            <w:r>
-              <w:t>Auto-generated List Report or Object Page</w:t>
-            </w:r>
-          </w:p>
-        </w:tc>
-      </w:tr>
-    </w:tbl>
     <w:p/>
     <w:p>
       <w:r>
@@ -413,225 +1671,55 @@
           <w:i w:val="0"/>
           <w:sz w:val="22"/>
         </w:rPr>
-        <w:t>The beauty of RAP is that once your CDS views and service binding are active, SAP Fiori Elements generates the UI automatically — no frontend coding needed.</w:t>
+        <w:t>This is actually a blessing in disguise — you learn to build RAP from scratch, understanding every layer, rather than copying SAP standard patterns.</w:t>
+      </w:r>
+    </w:p>
+    <w:p/>
+    <w:p>
+      <w:pPr>
+        <w:jc w:val="center"/>
+      </w:pPr>
+      <w:r>
+        <w:rPr>
+          <w:color w:val="CCCCCC"/>
+          <w:sz w:val="28"/>
+        </w:rPr>
+        <w:t>* * *</w:t>
       </w:r>
     </w:p>
     <w:p/>
     <w:p>
       <w:r>
+        <w:br w:type="page"/>
+      </w:r>
+    </w:p>
+    <w:p>
+      <w:pPr>
+        <w:jc w:val="center"/>
+      </w:pPr>
+      <w:r>
         <w:rPr>
-          <w:color w:val="CCCCCC"/>
-          <w:sz w:val="16"/>
+          <w:b/>
+          <w:color w:val="2E74B5"/>
+          <w:sz w:val="22"/>
         </w:rPr>
-        <w:t xml:space="preserve">- - - - - - - - - - - - - - - - - - - - - - - - - - - - - - - - - - - - - - - - </w:t>
+        <w:t>CHAPTER 2</w:t>
+      </w:r>
+    </w:p>
+    <w:p>
+      <w:pPr>
+        <w:jc w:val="center"/>
+      </w:pPr>
+      <w:r>
+        <w:rPr>
+          <w:b/>
+          <w:color w:val="1F497D"/>
+          <w:sz w:val="40"/>
+        </w:rPr>
+        <w:t>AI-Assisted Development with Claude Skills</w:t>
       </w:r>
     </w:p>
     <w:p/>
-    <w:p>
-      <w:pPr>
-        <w:pStyle w:val="Heading1"/>
-      </w:pPr>
-      <w:r>
-        <w:rPr>
-          <w:color w:val="1F497D"/>
-        </w:rPr>
-        <w:t>Tools We Will Use</w:t>
-      </w:r>
-    </w:p>
-    <w:tbl>
-      <w:tblPr>
-        <w:tblStyle w:val="TableGrid"/>
-        <w:tblW w:type="auto" w:w="0"/>
-        <w:tblLook w:firstColumn="1" w:firstRow="1" w:lastColumn="0" w:lastRow="0" w:noHBand="0" w:noVBand="1" w:val="04A0"/>
-      </w:tblPr>
-      <w:tblGrid>
-        <w:gridCol w:w="4392"/>
-        <w:gridCol w:w="4392"/>
-      </w:tblGrid>
-      <w:tr>
-        <w:tc>
-          <w:tcPr>
-            <w:tcW w:type="dxa" w:w="4392"/>
-          </w:tcPr>
-          <w:p>
-            <w:r>
-              <w:rPr>
-                <w:b/>
-              </w:rPr>
-              <w:t>Tool</w:t>
-            </w:r>
-          </w:p>
-        </w:tc>
-        <w:tc>
-          <w:tcPr>
-            <w:tcW w:type="dxa" w:w="4392"/>
-          </w:tcPr>
-          <w:p>
-            <w:r>
-              <w:rPr>
-                <w:b/>
-              </w:rPr>
-              <w:t>Purpose</w:t>
-            </w:r>
-          </w:p>
-        </w:tc>
-      </w:tr>
-      <w:tr>
-        <w:tc>
-          <w:tcPr>
-            <w:tcW w:type="dxa" w:w="4392"/>
-          </w:tcPr>
-          <w:p>
-            <w:r>
-              <w:t>Claude Code</w:t>
-            </w:r>
-          </w:p>
-        </w:tc>
-        <w:tc>
-          <w:tcPr>
-            <w:tcW w:type="dxa" w:w="4392"/>
-          </w:tcPr>
-          <w:p>
-            <w:r>
-              <w:t>AI assistant — generates ABAP code using skill files</w:t>
-            </w:r>
-          </w:p>
-        </w:tc>
-      </w:tr>
-      <w:tr>
-        <w:tc>
-          <w:tcPr>
-            <w:tcW w:type="dxa" w:w="4392"/>
-          </w:tcPr>
-          <w:p>
-            <w:r>
-              <w:t>GitHub</w:t>
-            </w:r>
-          </w:p>
-        </w:tc>
-        <w:tc>
-          <w:tcPr>
-            <w:tcW w:type="dxa" w:w="4392"/>
-          </w:tcPr>
-          <w:p>
-            <w:r>
-              <w:t>Version control — stores all ABAP source files</w:t>
-            </w:r>
-          </w:p>
-        </w:tc>
-      </w:tr>
-      <w:tr>
-        <w:tc>
-          <w:tcPr>
-            <w:tcW w:type="dxa" w:w="4392"/>
-          </w:tcPr>
-          <w:p>
-            <w:r>
-              <w:t>Eclipse ADT</w:t>
-            </w:r>
-          </w:p>
-        </w:tc>
-        <w:tc>
-          <w:tcPr>
-            <w:tcW w:type="dxa" w:w="4392"/>
-          </w:tcPr>
-          <w:p>
-            <w:r>
-              <w:t>SAP development IDE — connects to BTP ABAP system</w:t>
-            </w:r>
-          </w:p>
-        </w:tc>
-      </w:tr>
-      <w:tr>
-        <w:tc>
-          <w:tcPr>
-            <w:tcW w:type="dxa" w:w="4392"/>
-          </w:tcPr>
-          <w:p>
-            <w:r>
-              <w:t>abapGit</w:t>
-            </w:r>
-          </w:p>
-        </w:tc>
-        <w:tc>
-          <w:tcPr>
-            <w:tcW w:type="dxa" w:w="4392"/>
-          </w:tcPr>
-          <w:p>
-            <w:r>
-              <w:t>Eclipse plugin — syncs GitHub code into the SAP system</w:t>
-            </w:r>
-          </w:p>
-        </w:tc>
-      </w:tr>
-      <w:tr>
-        <w:tc>
-          <w:tcPr>
-            <w:tcW w:type="dxa" w:w="4392"/>
-          </w:tcPr>
-          <w:p>
-            <w:r>
-              <w:t>SAP BTP Trial</w:t>
-            </w:r>
-          </w:p>
-        </w:tc>
-        <w:tc>
-          <w:tcPr>
-            <w:tcW w:type="dxa" w:w="4392"/>
-          </w:tcPr>
-          <w:p>
-            <w:r>
-              <w:t>Free cloud ABAP environment to run and test the app</w:t>
-            </w:r>
-          </w:p>
-        </w:tc>
-      </w:tr>
-      <w:tr>
-        <w:tc>
-          <w:tcPr>
-            <w:tcW w:type="dxa" w:w="4392"/>
-          </w:tcPr>
-          <w:p>
-            <w:r>
-              <w:t>SAP BAS</w:t>
-            </w:r>
-          </w:p>
-        </w:tc>
-        <w:tc>
-          <w:tcPr>
-            <w:tcW w:type="dxa" w:w="4392"/>
-          </w:tcPr>
-          <w:p>
-            <w:r>
-              <w:t>Browser-based IDE — generates and runs the Fiori app</w:t>
-            </w:r>
-          </w:p>
-        </w:tc>
-      </w:tr>
-    </w:tbl>
-    <w:p/>
-    <w:p/>
-    <w:p>
-      <w:r>
-        <w:rPr>
-          <w:color w:val="CCCCCC"/>
-          <w:sz w:val="16"/>
-        </w:rPr>
-        <w:t xml:space="preserve">- - - - - - - - - - - - - - - - - - - - - - - - - - - - - - - - - - - - - - - - </w:t>
-      </w:r>
-    </w:p>
-    <w:p/>
-    <w:p>
-      <w:pPr>
-        <w:pStyle w:val="Heading1"/>
-      </w:pPr>
-      <w:r>
-        <w:rPr>
-          <w:color w:val="1F497D"/>
-        </w:rPr>
-        <w:t>Chapter 1 — Teaching Claude How to Write SAP Code</w:t>
-      </w:r>
-    </w:p>
     <w:p>
       <w:r>
         <w:rPr>
@@ -639,7 +1727,7 @@
           <w:i w:val="0"/>
           <w:sz w:val="22"/>
         </w:rPr>
-        <w:t>Claude Code is a powerful AI coding assistant, but SAP RAP has many rules, naming conventions, and BTP-specific limitations that Claude does not know out of the box. The solution is Skills — instruction files you load before asking Claude to generate code.</w:t>
+        <w:t>Writing SAP RAP code by hand is tedious and error-prone. Claude Code, Anthropic's AI coding assistant, can generate production-quality ABAP code — but only if you teach it the rules first. That is what Skills are for.</w:t>
       </w:r>
     </w:p>
     <w:p/>
@@ -661,10 +1749,20 @@
           <w:i w:val="0"/>
           <w:sz w:val="22"/>
         </w:rPr>
-        <w:t>A skill file is a markdown document that tells Claude exactly how to behave in a specific context. Think of it as a briefing document you give a new developer before they write their first line of ABAP.</w:t>
+        <w:t>A skill file is a markdown instruction document you load into Claude before writing code. It tells Claude the naming conventions, the annotations to use or avoid, and the exact patterns that work on your specific system.</w:t>
       </w:r>
     </w:p>
     <w:p/>
+    <w:p>
+      <w:r>
+        <w:rPr>
+          <w:b w:val="0"/>
+          <w:i w:val="0"/>
+          <w:sz w:val="22"/>
+        </w:rPr>
+        <w:t>Without skills, Claude generates code that looks correct but fails with cryptic errors during abapGit pull or object activation. With skills, the generated code activates first time.</w:t>
+      </w:r>
+    </w:p>
     <w:p>
       <w:pPr>
         <w:pStyle w:val="Heading2"/>
@@ -683,41 +1781,61 @@
         <w:tblLook w:firstColumn="1" w:firstRow="1" w:lastColumn="0" w:lastRow="0" w:noHBand="0" w:noVBand="1" w:val="04A0"/>
       </w:tblPr>
       <w:tblGrid>
-        <w:gridCol w:w="4392"/>
-        <w:gridCol w:w="4392"/>
+        <w:gridCol w:w="3024"/>
+        <w:gridCol w:w="3024"/>
+        <w:gridCol w:w="3024"/>
       </w:tblGrid>
       <w:tr>
         <w:tc>
           <w:tcPr>
-            <w:tcW w:type="dxa" w:w="4392"/>
+            <w:tcW w:type="dxa" w:w="3024"/>
+            <w:shd w:val="clear" w:color="auto" w:fill="1F497D"/>
           </w:tcPr>
           <w:p>
             <w:r>
               <w:rPr>
                 <w:b/>
+                <w:color w:val="FFFFFF"/>
               </w:rPr>
-              <w:t>Skill</w:t>
-            </w:r>
-          </w:p>
-        </w:tc>
-        <w:tc>
-          <w:tcPr>
-            <w:tcW w:type="dxa" w:w="4392"/>
+              <w:t>Skill File</w:t>
+            </w:r>
+          </w:p>
+        </w:tc>
+        <w:tc>
+          <w:tcPr>
+            <w:tcW w:type="dxa" w:w="3024"/>
+            <w:shd w:val="clear" w:color="auto" w:fill="1F497D"/>
           </w:tcPr>
           <w:p>
             <w:r>
               <w:rPr>
                 <w:b/>
+                <w:color w:val="FFFFFF"/>
               </w:rPr>
               <w:t>What It Teaches Claude</w:t>
             </w:r>
           </w:p>
         </w:tc>
+        <w:tc>
+          <w:tcPr>
+            <w:tcW w:type="dxa" w:w="3024"/>
+            <w:shd w:val="clear" w:color="auto" w:fill="1F497D"/>
+          </w:tcPr>
+          <w:p>
+            <w:r>
+              <w:rPr>
+                <w:b/>
+                <w:color w:val="FFFFFF"/>
+              </w:rPr>
+              <w:t>When to Load</w:t>
+            </w:r>
+          </w:p>
+        </w:tc>
       </w:tr>
       <w:tr>
         <w:tc>
           <w:tcPr>
-            <w:tcW w:type="dxa" w:w="4392"/>
+            <w:tcW w:type="dxa" w:w="3024"/>
           </w:tcPr>
           <w:p>
             <w:r>
@@ -727,11 +1845,21 @@
         </w:tc>
         <w:tc>
           <w:tcPr>
-            <w:tcW w:type="dxa" w:w="4392"/>
-          </w:tcPr>
-          <w:p>
-            <w:r>
-              <w:t>All objects must use ZXX_ prefix and sub-prefixes like ZXX_I_ for interface views</w:t>
+            <w:tcW w:type="dxa" w:w="3024"/>
+          </w:tcPr>
+          <w:p>
+            <w:r>
+              <w:t>ZXX_ prefix rules for every object type</w:t>
+            </w:r>
+          </w:p>
+        </w:tc>
+        <w:tc>
+          <w:tcPr>
+            <w:tcW w:type="dxa" w:w="3024"/>
+          </w:tcPr>
+          <w:p>
+            <w:r>
+              <w:t>Always — load first</w:t>
             </w:r>
           </w:p>
         </w:tc>
@@ -739,7 +1867,7 @@
       <w:tr>
         <w:tc>
           <w:tcPr>
-            <w:tcW w:type="dxa" w:w="4392"/>
+            <w:tcW w:type="dxa" w:w="3024"/>
           </w:tcPr>
           <w:p>
             <w:r>
@@ -749,11 +1877,21 @@
         </w:tc>
         <w:tc>
           <w:tcPr>
-            <w:tcW w:type="dxa" w:w="4392"/>
-          </w:tcPr>
-          <w:p>
-            <w:r>
-              <w:t>Which Fiori floor plan to use (List Report, Object Page, etc.)</w:t>
+            <w:tcW w:type="dxa" w:w="3024"/>
+          </w:tcPr>
+          <w:p>
+            <w:r>
+              <w:t>Which floor plan to use — List Report vs Object Page</w:t>
+            </w:r>
+          </w:p>
+        </w:tc>
+        <w:tc>
+          <w:tcPr>
+            <w:tcW w:type="dxa" w:w="3024"/>
+          </w:tcPr>
+          <w:p>
+            <w:r>
+              <w:t>New screen design</w:t>
             </w:r>
           </w:p>
         </w:tc>
@@ -761,7 +1899,7 @@
       <w:tr>
         <w:tc>
           <w:tcPr>
-            <w:tcW w:type="dxa" w:w="4392"/>
+            <w:tcW w:type="dxa" w:w="3024"/>
           </w:tcPr>
           <w:p>
             <w:r>
@@ -771,11 +1909,21 @@
         </w:tc>
         <w:tc>
           <w:tcPr>
-            <w:tcW w:type="dxa" w:w="4392"/>
-          </w:tcPr>
-          <w:p>
-            <w:r>
-              <w:t>Correct CDS syntax, BDEF patterns, mapping rules, strict mode</w:t>
+            <w:tcW w:type="dxa" w:w="3024"/>
+          </w:tcPr>
+          <w:p>
+            <w:r>
+              <w:t>CDS syntax, BDEF patterns, strict mode, mapping rules</w:t>
+            </w:r>
+          </w:p>
+        </w:tc>
+        <w:tc>
+          <w:tcPr>
+            <w:tcW w:type="dxa" w:w="3024"/>
+          </w:tcPr>
+          <w:p>
+            <w:r>
+              <w:t>Writing ABAP code</w:t>
             </w:r>
           </w:p>
         </w:tc>
@@ -783,7 +1931,7 @@
       <w:tr>
         <w:tc>
           <w:tcPr>
-            <w:tcW w:type="dxa" w:w="4392"/>
+            <w:tcW w:type="dxa" w:w="3024"/>
           </w:tcPr>
           <w:p>
             <w:r>
@@ -793,11 +1941,21 @@
         </w:tc>
         <w:tc>
           <w:tcPr>
-            <w:tcW w:type="dxa" w:w="4392"/>
-          </w:tcPr>
-          <w:p>
-            <w:r>
-              <w:t>No direct SELECT on SAP tables, no SUBMIT, ATC must pass</w:t>
+            <w:tcW w:type="dxa" w:w="3024"/>
+          </w:tcPr>
+          <w:p>
+            <w:r>
+              <w:t>No direct table reads, no SUBMIT, ATC must pass</w:t>
+            </w:r>
+          </w:p>
+        </w:tc>
+        <w:tc>
+          <w:tcPr>
+            <w:tcW w:type="dxa" w:w="3024"/>
+          </w:tcPr>
+          <w:p>
+            <w:r>
+              <w:t>Before every deploy</w:t>
             </w:r>
           </w:p>
         </w:tc>
@@ -805,7 +1963,7 @@
       <w:tr>
         <w:tc>
           <w:tcPr>
-            <w:tcW w:type="dxa" w:w="4392"/>
+            <w:tcW w:type="dxa" w:w="3024"/>
           </w:tcPr>
           <w:p>
             <w:r>
@@ -815,11 +1973,21 @@
         </w:tc>
         <w:tc>
           <w:tcPr>
-            <w:tcW w:type="dxa" w:w="4392"/>
-          </w:tcPr>
-          <w:p>
-            <w:r>
-              <w:t>BTP trial limitations — what annotations and APIs are unavailable</w:t>
+            <w:tcW w:type="dxa" w:w="3024"/>
+          </w:tcPr>
+          <w:p>
+            <w:r>
+              <w:t>BTP trial limitations and safe workarounds</w:t>
+            </w:r>
+          </w:p>
+        </w:tc>
+        <w:tc>
+          <w:tcPr>
+            <w:tcW w:type="dxa" w:w="3024"/>
+          </w:tcPr>
+          <w:p>
+            <w:r>
+              <w:t>Always on trial</w:t>
             </w:r>
           </w:p>
         </w:tc>
@@ -834,67 +2002,17 @@
         <w:rPr>
           <w:color w:val="2E74B5"/>
         </w:rPr>
-        <w:t>Always Load Skills in This Order</w:t>
+        <w:t>Naming Convention — Non-Negotiable</w:t>
       </w:r>
     </w:p>
     <w:p>
-      <w:pPr>
-        <w:pStyle w:val="ListNumber"/>
-      </w:pPr>
-      <w:r>
-        <w:t>SAP-FIORI-DESIGNER — decide the screen layout first</w:t>
-      </w:r>
-    </w:p>
-    <w:p>
-      <w:pPr>
-        <w:pStyle w:val="ListNumber"/>
-      </w:pPr>
-      <w:r>
-        <w:t>SAP-NAMING-CONVENTION — generate all object names</w:t>
-      </w:r>
-    </w:p>
-    <w:p>
-      <w:pPr>
-        <w:pStyle w:val="ListNumber"/>
-      </w:pPr>
-      <w:r>
-        <w:t>SAP-RAP-DEVELOPER — generate the ABAP code</w:t>
-      </w:r>
-    </w:p>
-    <w:p>
-      <w:pPr>
-        <w:pStyle w:val="ListNumber"/>
-      </w:pPr>
-      <w:r>
-        <w:t>SAP-CLEAN-CORE — review for compliance before deploying</w:t>
-      </w:r>
-    </w:p>
-    <w:p/>
-    <w:p>
       <w:r>
         <w:rPr>
-          <w:b/>
-          <w:color w:val="1F7A1F"/>
+          <w:b w:val="0"/>
+          <w:i w:val="0"/>
+          <w:sz w:val="22"/>
         </w:rPr>
-        <w:t xml:space="preserve">TIP   </w:t>
-      </w:r>
-      <w:r>
-        <w:rPr>
-          <w:i/>
-          <w:color w:val="1F7A1F"/>
-        </w:rPr>
-        <w:t>Load SAP-BTP-TRIAL-TEMPLATE before any code generation on trial to avoid errors during abapGit pull.</w:t>
-      </w:r>
-    </w:p>
-    <w:p>
-      <w:pPr>
-        <w:pStyle w:val="Heading2"/>
-      </w:pPr>
-      <w:r>
-        <w:rPr>
-          <w:color w:val="2E74B5"/>
-        </w:rPr>
-        <w:t>The Most Important BTP Trial Rules</w:t>
+        <w:t>Every custom object uses a ZXX_ prefix. Sub-prefixes indicate the object type:</w:t>
       </w:r>
     </w:p>
     <w:tbl>
@@ -904,33 +2022,53 @@
         <w:tblLook w:firstColumn="1" w:firstRow="1" w:lastColumn="0" w:lastRow="0" w:noHBand="0" w:noVBand="1" w:val="04A0"/>
       </w:tblPr>
       <w:tblGrid>
-        <w:gridCol w:w="4392"/>
-        <w:gridCol w:w="4392"/>
+        <w:gridCol w:w="3024"/>
+        <w:gridCol w:w="3024"/>
+        <w:gridCol w:w="3024"/>
       </w:tblGrid>
       <w:tr>
         <w:tc>
           <w:tcPr>
-            <w:tcW w:type="dxa" w:w="4392"/>
+            <w:tcW w:type="dxa" w:w="3024"/>
+            <w:shd w:val="clear" w:color="auto" w:fill="1F497D"/>
           </w:tcPr>
           <w:p>
             <w:r>
               <w:rPr>
                 <w:b/>
+                <w:color w:val="FFFFFF"/>
               </w:rPr>
-              <w:t>What You Cannot Use</w:t>
-            </w:r>
-          </w:p>
-        </w:tc>
-        <w:tc>
-          <w:tcPr>
-            <w:tcW w:type="dxa" w:w="4392"/>
+              <w:t>Prefix</w:t>
+            </w:r>
+          </w:p>
+        </w:tc>
+        <w:tc>
+          <w:tcPr>
+            <w:tcW w:type="dxa" w:w="3024"/>
+            <w:shd w:val="clear" w:color="auto" w:fill="1F497D"/>
           </w:tcPr>
           <w:p>
             <w:r>
               <w:rPr>
                 <w:b/>
+                <w:color w:val="FFFFFF"/>
               </w:rPr>
-              <w:t>What to Use Instead</w:t>
+              <w:t>Object Type</w:t>
+            </w:r>
+          </w:p>
+        </w:tc>
+        <w:tc>
+          <w:tcPr>
+            <w:tcW w:type="dxa" w:w="3024"/>
+            <w:shd w:val="clear" w:color="auto" w:fill="1F497D"/>
+          </w:tcPr>
+          <w:p>
+            <w:r>
+              <w:rPr>
+                <w:b/>
+                <w:color w:val="FFFFFF"/>
+              </w:rPr>
+              <w:t>Example</w:t>
             </w:r>
           </w:p>
         </w:tc>
@@ -938,21 +2076,31 @@
       <w:tr>
         <w:tc>
           <w:tcPr>
-            <w:tcW w:type="dxa" w:w="4392"/>
-          </w:tcPr>
-          <w:p>
-            <w:r>
-              <w:t>I_SalesOrder, I_BillingDocumentItem</w:t>
-            </w:r>
-          </w:p>
-        </w:tc>
-        <w:tc>
-          <w:tcPr>
-            <w:tcW w:type="dxa" w:w="4392"/>
-          </w:tcPr>
-          <w:p>
-            <w:r>
-              <w:t>Your own custom table (ZXX_SALESDATA)</w:t>
+            <w:tcW w:type="dxa" w:w="3024"/>
+          </w:tcPr>
+          <w:p>
+            <w:r>
+              <w:t>ZXX_</w:t>
+            </w:r>
+          </w:p>
+        </w:tc>
+        <w:tc>
+          <w:tcPr>
+            <w:tcW w:type="dxa" w:w="3024"/>
+          </w:tcPr>
+          <w:p>
+            <w:r>
+              <w:t>Database tables, packages</w:t>
+            </w:r>
+          </w:p>
+        </w:tc>
+        <w:tc>
+          <w:tcPr>
+            <w:tcW w:type="dxa" w:w="3024"/>
+          </w:tcPr>
+          <w:p>
+            <w:r>
+              <w:t>ZXX_SALESDATA</w:t>
             </w:r>
           </w:p>
         </w:tc>
@@ -960,21 +2108,31 @@
       <w:tr>
         <w:tc>
           <w:tcPr>
-            <w:tcW w:type="dxa" w:w="4392"/>
-          </w:tcPr>
-          <w:p>
-            <w:r>
-              <w:t>@Analytics.dimension / @Analytics.measure</w:t>
-            </w:r>
-          </w:p>
-        </w:tc>
-        <w:tc>
-          <w:tcPr>
-            <w:tcW w:type="dxa" w:w="4392"/>
-          </w:tcPr>
-          <w:p>
-            <w:r>
-              <w:t>Remove — not available in trial</w:t>
+            <w:tcW w:type="dxa" w:w="3024"/>
+          </w:tcPr>
+          <w:p>
+            <w:r>
+              <w:t>ZXX_I_</w:t>
+            </w:r>
+          </w:p>
+        </w:tc>
+        <w:tc>
+          <w:tcPr>
+            <w:tcW w:type="dxa" w:w="3024"/>
+          </w:tcPr>
+          <w:p>
+            <w:r>
+              <w:t>Interface CDS views</w:t>
+            </w:r>
+          </w:p>
+        </w:tc>
+        <w:tc>
+          <w:tcPr>
+            <w:tcW w:type="dxa" w:w="3024"/>
+          </w:tcPr>
+          <w:p>
+            <w:r>
+              <w:t>ZXX_I_SalesReport</w:t>
             </w:r>
           </w:p>
         </w:tc>
@@ -982,21 +2140,31 @@
       <w:tr>
         <w:tc>
           <w:tcPr>
-            <w:tcW w:type="dxa" w:w="4392"/>
-          </w:tcPr>
-          <w:p>
-            <w:r>
-              <w:t>define root view entity on base view</w:t>
-            </w:r>
-          </w:p>
-        </w:tc>
-        <w:tc>
-          <w:tcPr>
-            <w:tcW w:type="dxa" w:w="4392"/>
-          </w:tcPr>
-          <w:p>
-            <w:r>
-              <w:t>define view entity (no root keyword)</w:t>
+            <w:tcW w:type="dxa" w:w="3024"/>
+          </w:tcPr>
+          <w:p>
+            <w:r>
+              <w:t>ZXX_C_</w:t>
+            </w:r>
+          </w:p>
+        </w:tc>
+        <w:tc>
+          <w:tcPr>
+            <w:tcW w:type="dxa" w:w="3024"/>
+          </w:tcPr>
+          <w:p>
+            <w:r>
+              <w:t>Projection CDS views</w:t>
+            </w:r>
+          </w:p>
+        </w:tc>
+        <w:tc>
+          <w:tcPr>
+            <w:tcW w:type="dxa" w:w="3024"/>
+          </w:tcPr>
+          <w:p>
+            <w:r>
+              <w:t>ZXX_C_SalesReport</w:t>
             </w:r>
           </w:p>
         </w:tc>
@@ -1004,21 +2172,31 @@
       <w:tr>
         <w:tc>
           <w:tcPr>
-            <w:tcW w:type="dxa" w:w="4392"/>
-          </w:tcPr>
-          <w:p>
-            <w:r>
-              <w:t>provider contract analytical_query</w:t>
-            </w:r>
-          </w:p>
-        </w:tc>
-        <w:tc>
-          <w:tcPr>
-            <w:tcW w:type="dxa" w:w="4392"/>
-          </w:tcPr>
-          <w:p>
-            <w:r>
-              <w:t>Standard projection — no contract</w:t>
+            <w:tcW w:type="dxa" w:w="3024"/>
+          </w:tcPr>
+          <w:p>
+            <w:r>
+              <w:t>ZXX_I_VH_</w:t>
+            </w:r>
+          </w:p>
+        </w:tc>
+        <w:tc>
+          <w:tcPr>
+            <w:tcW w:type="dxa" w:w="3024"/>
+          </w:tcPr>
+          <w:p>
+            <w:r>
+              <w:t>Value help views</w:t>
+            </w:r>
+          </w:p>
+        </w:tc>
+        <w:tc>
+          <w:tcPr>
+            <w:tcW w:type="dxa" w:w="3024"/>
+          </w:tcPr>
+          <w:p>
+            <w:r>
+              <w:t>ZXX_I_VH_SalesOrg</w:t>
             </w:r>
           </w:p>
         </w:tc>
@@ -1026,21 +2204,31 @@
       <w:tr>
         <w:tc>
           <w:tcPr>
-            <w:tcW w:type="dxa" w:w="4392"/>
-          </w:tcPr>
-          <w:p>
-            <w:r>
-              <w:t>abap.cuky / abap.curr</w:t>
-            </w:r>
-          </w:p>
-        </w:tc>
-        <w:tc>
-          <w:tcPr>
-            <w:tcW w:type="dxa" w:w="4392"/>
-          </w:tcPr>
-          <w:p>
-            <w:r>
-              <w:t>abap.char(5) / abap.dec(23,2)</w:t>
+            <w:tcW w:type="dxa" w:w="3024"/>
+          </w:tcPr>
+          <w:p>
+            <w:r>
+              <w:t>ZXX_BP_I_</w:t>
+            </w:r>
+          </w:p>
+        </w:tc>
+        <w:tc>
+          <w:tcPr>
+            <w:tcW w:type="dxa" w:w="3024"/>
+          </w:tcPr>
+          <w:p>
+            <w:r>
+              <w:t>Behavior implementation</w:t>
+            </w:r>
+          </w:p>
+        </w:tc>
+        <w:tc>
+          <w:tcPr>
+            <w:tcW w:type="dxa" w:w="3024"/>
+          </w:tcPr>
+          <w:p>
+            <w:r>
+              <w:t>ZXX_BP_I_SalesReport</w:t>
             </w:r>
           </w:p>
         </w:tc>
@@ -1048,47 +2236,78 @@
       <w:tr>
         <w:tc>
           <w:tcPr>
-            <w:tcW w:type="dxa" w:w="4392"/>
-          </w:tcPr>
-          <w:p>
-            <w:r>
-              <w:t>@AccessControl.authorizationCheck: #INHERITED</w:t>
-            </w:r>
-          </w:p>
-        </w:tc>
-        <w:tc>
-          <w:tcPr>
-            <w:tcW w:type="dxa" w:w="4392"/>
-          </w:tcPr>
-          <w:p>
-            <w:r>
-              <w:t>#NOT_REQUIRED</w:t>
+            <w:tcW w:type="dxa" w:w="3024"/>
+          </w:tcPr>
+          <w:p>
+            <w:r>
+              <w:t>ZXX_UI_</w:t>
+            </w:r>
+          </w:p>
+        </w:tc>
+        <w:tc>
+          <w:tcPr>
+            <w:tcW w:type="dxa" w:w="3024"/>
+          </w:tcPr>
+          <w:p>
+            <w:r>
+              <w:t>Service definition / binding</w:t>
+            </w:r>
+          </w:p>
+        </w:tc>
+        <w:tc>
+          <w:tcPr>
+            <w:tcW w:type="dxa" w:w="3024"/>
+          </w:tcPr>
+          <w:p>
+            <w:r>
+              <w:t>ZXX_UI_SalesReport_O4</w:t>
+            </w:r>
+          </w:p>
+        </w:tc>
+      </w:tr>
+      <w:tr>
+        <w:tc>
+          <w:tcPr>
+            <w:tcW w:type="dxa" w:w="3024"/>
+          </w:tcPr>
+          <w:p>
+            <w:r>
+              <w:t>ZXX_CL_</w:t>
+            </w:r>
+          </w:p>
+        </w:tc>
+        <w:tc>
+          <w:tcPr>
+            <w:tcW w:type="dxa" w:w="3024"/>
+          </w:tcPr>
+          <w:p>
+            <w:r>
+              <w:t>Global classes</w:t>
+            </w:r>
+          </w:p>
+        </w:tc>
+        <w:tc>
+          <w:tcPr>
+            <w:tcW w:type="dxa" w:w="3024"/>
+          </w:tcPr>
+          <w:p>
+            <w:r>
+              <w:t>ZXX_CL_InsertTestData</w:t>
             </w:r>
           </w:p>
         </w:tc>
       </w:tr>
     </w:tbl>
     <w:p/>
-    <w:p/>
-    <w:p>
-      <w:r>
-        <w:rPr>
-          <w:color w:val="CCCCCC"/>
-          <w:sz w:val="16"/>
-        </w:rPr>
-        <w:t xml:space="preserve">- - - - - - - - - - - - - - - - - - - - - - - - - - - - - - - - - - - - - - - - </w:t>
-      </w:r>
-    </w:p>
-    <w:p/>
     <w:p>
       <w:pPr>
-        <w:pStyle w:val="Heading1"/>
+        <w:pStyle w:val="Heading2"/>
       </w:pPr>
       <w:r>
         <w:rPr>
-          <w:color w:val="1F497D"/>
+          <w:color w:val="2E74B5"/>
         </w:rPr>
-        <w:t>Chapter 2 — Setting Up GitHub as Your Code Store</w:t>
+        <w:t>BTP Trial Limitations — The Gotchas</w:t>
       </w:r>
     </w:p>
     <w:p>
@@ -1098,7 +2317,379 @@
           <w:i w:val="0"/>
           <w:sz w:val="22"/>
         </w:rPr>
-        <w:t>GitHub acts as the bridge between Claude (where you write code) and Eclipse (where you deploy it). abapGit reads your ABAP source files directly from GitHub and imports them into your BTP system.</w:t>
+        <w:t>These are the most common mistakes when coding for BTP trial. The skill file encodes all of them so Claude never makes them:</w:t>
+      </w:r>
+    </w:p>
+    <w:tbl>
+      <w:tblPr>
+        <w:tblStyle w:val="TableGrid"/>
+        <w:tblW w:type="auto" w:w="0"/>
+        <w:tblLook w:firstColumn="1" w:firstRow="1" w:lastColumn="0" w:lastRow="0" w:noHBand="0" w:noVBand="1" w:val="04A0"/>
+      </w:tblPr>
+      <w:tblGrid>
+        <w:gridCol w:w="3024"/>
+        <w:gridCol w:w="3024"/>
+        <w:gridCol w:w="3024"/>
+      </w:tblGrid>
+      <w:tr>
+        <w:tc>
+          <w:tcPr>
+            <w:tcW w:type="dxa" w:w="3024"/>
+            <w:shd w:val="clear" w:color="auto" w:fill="1F497D"/>
+          </w:tcPr>
+          <w:p>
+            <w:r>
+              <w:rPr>
+                <w:b/>
+                <w:color w:val="FFFFFF"/>
+              </w:rPr>
+              <w:t>Do NOT Use</w:t>
+            </w:r>
+          </w:p>
+        </w:tc>
+        <w:tc>
+          <w:tcPr>
+            <w:tcW w:type="dxa" w:w="3024"/>
+            <w:shd w:val="clear" w:color="auto" w:fill="1F497D"/>
+          </w:tcPr>
+          <w:p>
+            <w:r>
+              <w:rPr>
+                <w:b/>
+                <w:color w:val="FFFFFF"/>
+              </w:rPr>
+              <w:t>Use This Instead</w:t>
+            </w:r>
+          </w:p>
+        </w:tc>
+        <w:tc>
+          <w:tcPr>
+            <w:tcW w:type="dxa" w:w="3024"/>
+            <w:shd w:val="clear" w:color="auto" w:fill="1F497D"/>
+          </w:tcPr>
+          <w:p>
+            <w:r>
+              <w:rPr>
+                <w:b/>
+                <w:color w:val="FFFFFF"/>
+              </w:rPr>
+              <w:t>Reason</w:t>
+            </w:r>
+          </w:p>
+        </w:tc>
+      </w:tr>
+      <w:tr>
+        <w:tc>
+          <w:tcPr>
+            <w:tcW w:type="dxa" w:w="3024"/>
+          </w:tcPr>
+          <w:p>
+            <w:r>
+              <w:t>I_SalesOrder, I_BillingDocumentItem</w:t>
+            </w:r>
+          </w:p>
+        </w:tc>
+        <w:tc>
+          <w:tcPr>
+            <w:tcW w:type="dxa" w:w="3024"/>
+          </w:tcPr>
+          <w:p>
+            <w:r>
+              <w:t>Custom table ZXX_SALESDATA</w:t>
+            </w:r>
+          </w:p>
+        </w:tc>
+        <w:tc>
+          <w:tcPr>
+            <w:tcW w:type="dxa" w:w="3024"/>
+          </w:tcPr>
+          <w:p>
+            <w:r>
+              <w:t>VDM views not on trial</w:t>
+            </w:r>
+          </w:p>
+        </w:tc>
+      </w:tr>
+      <w:tr>
+        <w:tc>
+          <w:tcPr>
+            <w:tcW w:type="dxa" w:w="3024"/>
+          </w:tcPr>
+          <w:p>
+            <w:r>
+              <w:t>@Analytics.dimension</w:t>
+            </w:r>
+          </w:p>
+        </w:tc>
+        <w:tc>
+          <w:tcPr>
+            <w:tcW w:type="dxa" w:w="3024"/>
+          </w:tcPr>
+          <w:p>
+            <w:r>
+              <w:t>Remove the annotation</w:t>
+            </w:r>
+          </w:p>
+        </w:tc>
+        <w:tc>
+          <w:tcPr>
+            <w:tcW w:type="dxa" w:w="3024"/>
+          </w:tcPr>
+          <w:p>
+            <w:r>
+              <w:t>Unknown on trial</w:t>
+            </w:r>
+          </w:p>
+        </w:tc>
+      </w:tr>
+      <w:tr>
+        <w:tc>
+          <w:tcPr>
+            <w:tcW w:type="dxa" w:w="3024"/>
+          </w:tcPr>
+          <w:p>
+            <w:r>
+              <w:t>@Analytics.measure</w:t>
+            </w:r>
+          </w:p>
+        </w:tc>
+        <w:tc>
+          <w:tcPr>
+            <w:tcW w:type="dxa" w:w="3024"/>
+          </w:tcPr>
+          <w:p>
+            <w:r>
+              <w:t>Remove the annotation</w:t>
+            </w:r>
+          </w:p>
+        </w:tc>
+        <w:tc>
+          <w:tcPr>
+            <w:tcW w:type="dxa" w:w="3024"/>
+          </w:tcPr>
+          <w:p>
+            <w:r>
+              <w:t>Unknown on trial</w:t>
+            </w:r>
+          </w:p>
+        </w:tc>
+      </w:tr>
+      <w:tr>
+        <w:tc>
+          <w:tcPr>
+            <w:tcW w:type="dxa" w:w="3024"/>
+          </w:tcPr>
+          <w:p>
+            <w:r>
+              <w:t>define root view entity (base view)</w:t>
+            </w:r>
+          </w:p>
+        </w:tc>
+        <w:tc>
+          <w:tcPr>
+            <w:tcW w:type="dxa" w:w="3024"/>
+          </w:tcPr>
+          <w:p>
+            <w:r>
+              <w:t>define view entity</w:t>
+            </w:r>
+          </w:p>
+        </w:tc>
+        <w:tc>
+          <w:tcPr>
+            <w:tcW w:type="dxa" w:w="3024"/>
+          </w:tcPr>
+          <w:p>
+            <w:r>
+              <w:t>root belongs on projection only</w:t>
+            </w:r>
+          </w:p>
+        </w:tc>
+      </w:tr>
+      <w:tr>
+        <w:tc>
+          <w:tcPr>
+            <w:tcW w:type="dxa" w:w="3024"/>
+          </w:tcPr>
+          <w:p>
+            <w:r>
+              <w:t>provider contract analytical_query</w:t>
+            </w:r>
+          </w:p>
+        </w:tc>
+        <w:tc>
+          <w:tcPr>
+            <w:tcW w:type="dxa" w:w="3024"/>
+          </w:tcPr>
+          <w:p>
+            <w:r>
+              <w:t>No contract — standard projection</w:t>
+            </w:r>
+          </w:p>
+        </w:tc>
+        <w:tc>
+          <w:tcPr>
+            <w:tcW w:type="dxa" w:w="3024"/>
+          </w:tcPr>
+          <w:p>
+            <w:r>
+              <w:t>Fails with OData V4 UI binding</w:t>
+            </w:r>
+          </w:p>
+        </w:tc>
+      </w:tr>
+      <w:tr>
+        <w:tc>
+          <w:tcPr>
+            <w:tcW w:type="dxa" w:w="3024"/>
+          </w:tcPr>
+          <w:p>
+            <w:r>
+              <w:t>#INHERITED auth check</w:t>
+            </w:r>
+          </w:p>
+        </w:tc>
+        <w:tc>
+          <w:tcPr>
+            <w:tcW w:type="dxa" w:w="3024"/>
+          </w:tcPr>
+          <w:p>
+            <w:r>
+              <w:t>#NOT_REQUIRED</w:t>
+            </w:r>
+          </w:p>
+        </w:tc>
+        <w:tc>
+          <w:tcPr>
+            <w:tcW w:type="dxa" w:w="3024"/>
+          </w:tcPr>
+          <w:p>
+            <w:r>
+              <w:t>Not valid on projection views</w:t>
+            </w:r>
+          </w:p>
+        </w:tc>
+      </w:tr>
+      <w:tr>
+        <w:tc>
+          <w:tcPr>
+            <w:tcW w:type="dxa" w:w="3024"/>
+          </w:tcPr>
+          <w:p>
+            <w:r>
+              <w:t>abap.cuky / abap.curr</w:t>
+            </w:r>
+          </w:p>
+        </w:tc>
+        <w:tc>
+          <w:tcPr>
+            <w:tcW w:type="dxa" w:w="3024"/>
+          </w:tcPr>
+          <w:p>
+            <w:r>
+              <w:t>abap.char(5) / abap.dec(23,2)</w:t>
+            </w:r>
+          </w:p>
+        </w:tc>
+        <w:tc>
+          <w:tcPr>
+            <w:tcW w:type="dxa" w:w="3024"/>
+          </w:tcPr>
+          <w:p>
+            <w:r>
+              <w:t>Syntax error on trial</w:t>
+            </w:r>
+          </w:p>
+        </w:tc>
+      </w:tr>
+      <w:tr>
+        <w:tc>
+          <w:tcPr>
+            <w:tcW w:type="dxa" w:w="3024"/>
+          </w:tcPr>
+          <w:p>
+            <w:r>
+              <w:t>BDEF / SRVD via abapGit XML</w:t>
+            </w:r>
+          </w:p>
+        </w:tc>
+        <w:tc>
+          <w:tcPr>
+            <w:tcW w:type="dxa" w:w="3024"/>
+          </w:tcPr>
+          <w:p>
+            <w:r>
+              <w:t>Create manually in Eclipse</w:t>
+            </w:r>
+          </w:p>
+        </w:tc>
+        <w:tc>
+          <w:tcPr>
+            <w:tcW w:type="dxa" w:w="3024"/>
+          </w:tcPr>
+          <w:p>
+            <w:r>
+              <w:t>XML is version-specific — always fails</w:t>
+            </w:r>
+          </w:p>
+        </w:tc>
+      </w:tr>
+    </w:tbl>
+    <w:p/>
+    <w:p/>
+    <w:p>
+      <w:pPr>
+        <w:jc w:val="center"/>
+      </w:pPr>
+      <w:r>
+        <w:rPr>
+          <w:color w:val="CCCCCC"/>
+          <w:sz w:val="28"/>
+        </w:rPr>
+        <w:t>* * *</w:t>
+      </w:r>
+    </w:p>
+    <w:p/>
+    <w:p>
+      <w:r>
+        <w:br w:type="page"/>
+      </w:r>
+    </w:p>
+    <w:p>
+      <w:pPr>
+        <w:jc w:val="center"/>
+      </w:pPr>
+      <w:r>
+        <w:rPr>
+          <w:b/>
+          <w:color w:val="2E74B5"/>
+          <w:sz w:val="22"/>
+        </w:rPr>
+        <w:t>CHAPTER 3</w:t>
+      </w:r>
+    </w:p>
+    <w:p>
+      <w:pPr>
+        <w:jc w:val="center"/>
+      </w:pPr>
+      <w:r>
+        <w:rPr>
+          <w:b/>
+          <w:color w:val="1F497D"/>
+          <w:sz w:val="40"/>
+        </w:rPr>
+        <w:t>GitHub — Your Code Bridge</w:t>
+      </w:r>
+    </w:p>
+    <w:p/>
+    <w:p>
+      <w:r>
+        <w:rPr>
+          <w:b w:val="0"/>
+          <w:i w:val="0"/>
+          <w:sz w:val="22"/>
+        </w:rPr>
+        <w:t>GitHub is the bridge between Claude Code (where you write) and Eclipse (where you deploy). abapGit, an Eclipse plugin, reads ABAP source files from GitHub and imports them directly into your BTP system.</w:t>
       </w:r>
     </w:p>
     <w:p/>
@@ -1110,7 +2701,7 @@
         <w:rPr>
           <w:color w:val="2E74B5"/>
         </w:rPr>
-        <w:t>The Most Critical File — .abapgit.xml</w:t>
+        <w:t>The Golden Rule — .abapgit.xml</w:t>
       </w:r>
     </w:p>
     <w:p>
@@ -1120,13 +2711,13 @@
           <w:i w:val="0"/>
           <w:sz w:val="22"/>
         </w:rPr>
-        <w:t>Without this file at the repository root, abapGit will pull successfully but import nothing. This is one of the most common mistakes.</w:t>
+        <w:t>This single file, placed at the root of your repository, tells abapGit where to find source files. Without it, abapGit pulls successfully but imports nothing — and gives no error. It is the most common first-time mistake.</w:t>
       </w:r>
     </w:p>
     <w:p/>
     <w:p>
       <w:pPr>
-        <w:shd w:val="clear" w:color="auto" w:fill="EEF3F8"/>
+        <w:shd w:val="clear" w:color="auto" w:fill="E8EFF7"/>
       </w:pPr>
       <w:r>
         <w:rPr>
@@ -1163,7 +2754,7 @@
         <w:rPr>
           <w:color w:val="2E74B5"/>
         </w:rPr>
-        <w:t>abapGit File Naming Rules</w:t>
+        <w:t>File Naming — Exact Rules</w:t>
       </w:r>
     </w:p>
     <w:tbl>
@@ -1173,32 +2764,37 @@
         <w:tblLook w:firstColumn="1" w:firstRow="1" w:lastColumn="0" w:lastRow="0" w:noHBand="0" w:noVBand="1" w:val="04A0"/>
       </w:tblPr>
       <w:tblGrid>
-        <w:gridCol w:w="2928"/>
-        <w:gridCol w:w="2928"/>
-        <w:gridCol w:w="2928"/>
+        <w:gridCol w:w="2268"/>
+        <w:gridCol w:w="2268"/>
+        <w:gridCol w:w="2268"/>
+        <w:gridCol w:w="2268"/>
       </w:tblGrid>
       <w:tr>
         <w:tc>
           <w:tcPr>
-            <w:tcW w:type="dxa" w:w="2928"/>
+            <w:tcW w:type="dxa" w:w="2268"/>
+            <w:shd w:val="clear" w:color="auto" w:fill="1F497D"/>
           </w:tcPr>
           <w:p>
             <w:r>
               <w:rPr>
                 <w:b/>
+                <w:color w:val="FFFFFF"/>
               </w:rPr>
-              <w:t>Object Type</w:t>
-            </w:r>
-          </w:p>
-        </w:tc>
-        <w:tc>
-          <w:tcPr>
-            <w:tcW w:type="dxa" w:w="2928"/>
+              <w:t>Object</w:t>
+            </w:r>
+          </w:p>
+        </w:tc>
+        <w:tc>
+          <w:tcPr>
+            <w:tcW w:type="dxa" w:w="2268"/>
+            <w:shd w:val="clear" w:color="auto" w:fill="1F497D"/>
           </w:tcPr>
           <w:p>
             <w:r>
               <w:rPr>
                 <w:b/>
+                <w:color w:val="FFFFFF"/>
               </w:rPr>
               <w:t>Source File</w:t>
             </w:r>
@@ -1206,22 +2802,39 @@
         </w:tc>
         <w:tc>
           <w:tcPr>
-            <w:tcW w:type="dxa" w:w="2928"/>
+            <w:tcW w:type="dxa" w:w="2268"/>
+            <w:shd w:val="clear" w:color="auto" w:fill="1F497D"/>
           </w:tcPr>
           <w:p>
             <w:r>
               <w:rPr>
                 <w:b/>
+                <w:color w:val="FFFFFF"/>
               </w:rPr>
               <w:t>Metadata File</w:t>
             </w:r>
           </w:p>
         </w:tc>
+        <w:tc>
+          <w:tcPr>
+            <w:tcW w:type="dxa" w:w="2268"/>
+            <w:shd w:val="clear" w:color="auto" w:fill="1F497D"/>
+          </w:tcPr>
+          <w:p>
+            <w:r>
+              <w:rPr>
+                <w:b/>
+                <w:color w:val="FFFFFF"/>
+              </w:rPr>
+              <w:t>Importable?</w:t>
+            </w:r>
+          </w:p>
+        </w:tc>
       </w:tr>
       <w:tr>
         <w:tc>
           <w:tcPr>
-            <w:tcW w:type="dxa" w:w="2928"/>
+            <w:tcW w:type="dxa" w:w="2268"/>
           </w:tcPr>
           <w:p>
             <w:r>
@@ -1231,7 +2844,7 @@
         </w:tc>
         <w:tc>
           <w:tcPr>
-            <w:tcW w:type="dxa" w:w="2928"/>
+            <w:tcW w:type="dxa" w:w="2268"/>
           </w:tcPr>
           <w:p>
             <w:r>
@@ -1241,11 +2854,21 @@
         </w:tc>
         <w:tc>
           <w:tcPr>
-            <w:tcW w:type="dxa" w:w="2928"/>
+            <w:tcW w:type="dxa" w:w="2268"/>
           </w:tcPr>
           <w:p>
             <w:r>
               <w:t>.ddls.xml</w:t>
+            </w:r>
+          </w:p>
+        </w:tc>
+        <w:tc>
+          <w:tcPr>
+            <w:tcW w:type="dxa" w:w="2268"/>
+          </w:tcPr>
+          <w:p>
+            <w:r>
+              <w:t>Yes</w:t>
             </w:r>
           </w:p>
         </w:tc>
@@ -1253,17 +2876,17 @@
       <w:tr>
         <w:tc>
           <w:tcPr>
-            <w:tcW w:type="dxa" w:w="2928"/>
-          </w:tcPr>
-          <w:p>
-            <w:r>
-              <w:t>Database Table (TABL)</w:t>
-            </w:r>
-          </w:p>
-        </w:tc>
-        <w:tc>
-          <w:tcPr>
-            <w:tcW w:type="dxa" w:w="2928"/>
+            <w:tcW w:type="dxa" w:w="2268"/>
+          </w:tcPr>
+          <w:p>
+            <w:r>
+              <w:t>Database Table</w:t>
+            </w:r>
+          </w:p>
+        </w:tc>
+        <w:tc>
+          <w:tcPr>
+            <w:tcW w:type="dxa" w:w="2268"/>
           </w:tcPr>
           <w:p>
             <w:r>
@@ -1273,11 +2896,21 @@
         </w:tc>
         <w:tc>
           <w:tcPr>
-            <w:tcW w:type="dxa" w:w="2928"/>
+            <w:tcW w:type="dxa" w:w="2268"/>
           </w:tcPr>
           <w:p>
             <w:r>
               <w:t>.tabl.xml</w:t>
+            </w:r>
+          </w:p>
+        </w:tc>
+        <w:tc>
+          <w:tcPr>
+            <w:tcW w:type="dxa" w:w="2268"/>
+          </w:tcPr>
+          <w:p>
+            <w:r>
+              <w:t>Yes</w:t>
             </w:r>
           </w:p>
         </w:tc>
@@ -1285,17 +2918,17 @@
       <w:tr>
         <w:tc>
           <w:tcPr>
-            <w:tcW w:type="dxa" w:w="2928"/>
-          </w:tcPr>
-          <w:p>
-            <w:r>
-              <w:t>Behavior Definition (BDEF)</w:t>
-            </w:r>
-          </w:p>
-        </w:tc>
-        <w:tc>
-          <w:tcPr>
-            <w:tcW w:type="dxa" w:w="2928"/>
+            <w:tcW w:type="dxa" w:w="2268"/>
+          </w:tcPr>
+          <w:p>
+            <w:r>
+              <w:t>Behavior Def (BDEF)</w:t>
+            </w:r>
+          </w:p>
+        </w:tc>
+        <w:tc>
+          <w:tcPr>
+            <w:tcW w:type="dxa" w:w="2268"/>
           </w:tcPr>
           <w:p>
             <w:r>
@@ -1305,11 +2938,21 @@
         </w:tc>
         <w:tc>
           <w:tcPr>
-            <w:tcW w:type="dxa" w:w="2928"/>
+            <w:tcW w:type="dxa" w:w="2268"/>
           </w:tcPr>
           <w:p>
             <w:r>
               <w:t>.bdef.xml</w:t>
+            </w:r>
+          </w:p>
+        </w:tc>
+        <w:tc>
+          <w:tcPr>
+            <w:tcW w:type="dxa" w:w="2268"/>
+          </w:tcPr>
+          <w:p>
+            <w:r>
+              <w:t>No — create manually</w:t>
             </w:r>
           </w:p>
         </w:tc>
@@ -1317,17 +2960,17 @@
       <w:tr>
         <w:tc>
           <w:tcPr>
-            <w:tcW w:type="dxa" w:w="2928"/>
-          </w:tcPr>
-          <w:p>
-            <w:r>
-              <w:t>Service Definition (SRVD)</w:t>
-            </w:r>
-          </w:p>
-        </w:tc>
-        <w:tc>
-          <w:tcPr>
-            <w:tcW w:type="dxa" w:w="2928"/>
+            <w:tcW w:type="dxa" w:w="2268"/>
+          </w:tcPr>
+          <w:p>
+            <w:r>
+              <w:t>Service Def (SRVD)</w:t>
+            </w:r>
+          </w:p>
+        </w:tc>
+        <w:tc>
+          <w:tcPr>
+            <w:tcW w:type="dxa" w:w="2268"/>
           </w:tcPr>
           <w:p>
             <w:r>
@@ -1337,11 +2980,21 @@
         </w:tc>
         <w:tc>
           <w:tcPr>
-            <w:tcW w:type="dxa" w:w="2928"/>
+            <w:tcW w:type="dxa" w:w="2268"/>
           </w:tcPr>
           <w:p>
             <w:r>
               <w:t>.srvd.xml</w:t>
+            </w:r>
+          </w:p>
+        </w:tc>
+        <w:tc>
+          <w:tcPr>
+            <w:tcW w:type="dxa" w:w="2268"/>
+          </w:tcPr>
+          <w:p>
+            <w:r>
+              <w:t>No — create manually</w:t>
             </w:r>
           </w:p>
         </w:tc>
@@ -1349,7 +3002,7 @@
       <w:tr>
         <w:tc>
           <w:tcPr>
-            <w:tcW w:type="dxa" w:w="2928"/>
+            <w:tcW w:type="dxa" w:w="2268"/>
           </w:tcPr>
           <w:p>
             <w:r>
@@ -1359,7 +3012,7 @@
         </w:tc>
         <w:tc>
           <w:tcPr>
-            <w:tcW w:type="dxa" w:w="2928"/>
+            <w:tcW w:type="dxa" w:w="2268"/>
           </w:tcPr>
           <w:p>
             <w:r>
@@ -1369,11 +3022,21 @@
         </w:tc>
         <w:tc>
           <w:tcPr>
-            <w:tcW w:type="dxa" w:w="2928"/>
+            <w:tcW w:type="dxa" w:w="2268"/>
           </w:tcPr>
           <w:p>
             <w:r>
               <w:t>.clas.xml</w:t>
+            </w:r>
+          </w:p>
+        </w:tc>
+        <w:tc>
+          <w:tcPr>
+            <w:tcW w:type="dxa" w:w="2268"/>
+          </w:tcPr>
+          <w:p>
+            <w:r>
+              <w:t>Yes</w:t>
             </w:r>
           </w:p>
         </w:tc>
@@ -1381,18 +3044,21 @@
     </w:tbl>
     <w:p/>
     <w:p>
+      <w:pPr>
+        <w:shd w:val="clear" w:color="auto" w:fill="FFF3E0"/>
+      </w:pPr>
       <w:r>
         <w:rPr>
           <w:b/>
           <w:color w:val="C05500"/>
         </w:rPr>
-        <w:t xml:space="preserve">NOTE   </w:t>
+        <w:t xml:space="preserve">  NOTE   </w:t>
       </w:r>
       <w:r>
         <w:rPr>
           <w:color w:val="C05500"/>
         </w:rPr>
-        <w:t>SRVD extension is .srvdsrv — NOT .asrvd. This one difference causes a failed pull.</w:t>
+        <w:t xml:space="preserve">  SRVD extension is .srvdsrv — not .asrvd. This one character difference silently breaks the pull.</w:t>
       </w:r>
     </w:p>
     <w:p>
@@ -1403,7 +3069,7 @@
         <w:rPr>
           <w:color w:val="2E74B5"/>
         </w:rPr>
-        <w:t>GitHub Personal Access Token</w:t>
+        <w:t>Personal Access Token — Required</w:t>
       </w:r>
     </w:p>
     <w:p>
@@ -1413,71 +3079,249 @@
           <w:i w:val="0"/>
           <w:sz w:val="22"/>
         </w:rPr>
-        <w:t>GitHub stopped accepting passwords in 2021. Use a Personal Access Token (PAT) instead.</w:t>
+        <w:t>GitHub removed password authentication in 2021. abapGit requires a Personal Access Token (PAT).</w:t>
       </w:r>
     </w:p>
+    <w:tbl>
+      <w:tblPr>
+        <w:tblStyle w:val="TableGrid"/>
+        <w:tblW w:type="auto" w:w="0"/>
+        <w:tblLook w:firstColumn="1" w:firstRow="1" w:lastColumn="0" w:lastRow="0" w:noHBand="0" w:noVBand="1" w:val="04A0"/>
+      </w:tblPr>
+      <w:tblGrid>
+        <w:gridCol w:w="4536"/>
+        <w:gridCol w:w="4536"/>
+      </w:tblGrid>
+      <w:tr>
+        <w:tc>
+          <w:tcPr>
+            <w:tcW w:type="dxa" w:w="4536"/>
+            <w:shd w:val="clear" w:color="auto" w:fill="1F497D"/>
+          </w:tcPr>
+          <w:p>
+            <w:r>
+              <w:rPr>
+                <w:b/>
+                <w:color w:val="FFFFFF"/>
+              </w:rPr>
+              <w:t>Step</w:t>
+            </w:r>
+          </w:p>
+        </w:tc>
+        <w:tc>
+          <w:tcPr>
+            <w:tcW w:type="dxa" w:w="4536"/>
+            <w:shd w:val="clear" w:color="auto" w:fill="1F497D"/>
+          </w:tcPr>
+          <w:p>
+            <w:r>
+              <w:rPr>
+                <w:b/>
+                <w:color w:val="FFFFFF"/>
+              </w:rPr>
+              <w:t>Action</w:t>
+            </w:r>
+          </w:p>
+        </w:tc>
+      </w:tr>
+      <w:tr>
+        <w:tc>
+          <w:tcPr>
+            <w:tcW w:type="dxa" w:w="4536"/>
+          </w:tcPr>
+          <w:p>
+            <w:r>
+              <w:t>1</w:t>
+            </w:r>
+          </w:p>
+        </w:tc>
+        <w:tc>
+          <w:tcPr>
+            <w:tcW w:type="dxa" w:w="4536"/>
+          </w:tcPr>
+          <w:p>
+            <w:r>
+              <w:t>github.com -&gt; Profile picture -&gt; Settings</w:t>
+            </w:r>
+          </w:p>
+        </w:tc>
+      </w:tr>
+      <w:tr>
+        <w:tc>
+          <w:tcPr>
+            <w:tcW w:type="dxa" w:w="4536"/>
+          </w:tcPr>
+          <w:p>
+            <w:r>
+              <w:t>2</w:t>
+            </w:r>
+          </w:p>
+        </w:tc>
+        <w:tc>
+          <w:tcPr>
+            <w:tcW w:type="dxa" w:w="4536"/>
+          </w:tcPr>
+          <w:p>
+            <w:r>
+              <w:t>Left sidebar (bottom) -&gt; Developer settings</w:t>
+            </w:r>
+          </w:p>
+        </w:tc>
+      </w:tr>
+      <w:tr>
+        <w:tc>
+          <w:tcPr>
+            <w:tcW w:type="dxa" w:w="4536"/>
+          </w:tcPr>
+          <w:p>
+            <w:r>
+              <w:t>3</w:t>
+            </w:r>
+          </w:p>
+        </w:tc>
+        <w:tc>
+          <w:tcPr>
+            <w:tcW w:type="dxa" w:w="4536"/>
+          </w:tcPr>
+          <w:p>
+            <w:r>
+              <w:t>Personal access tokens -&gt; Tokens (classic) -&gt; Generate new token (classic)</w:t>
+            </w:r>
+          </w:p>
+        </w:tc>
+      </w:tr>
+      <w:tr>
+        <w:tc>
+          <w:tcPr>
+            <w:tcW w:type="dxa" w:w="4536"/>
+          </w:tcPr>
+          <w:p>
+            <w:r>
+              <w:t>4</w:t>
+            </w:r>
+          </w:p>
+        </w:tc>
+        <w:tc>
+          <w:tcPr>
+            <w:tcW w:type="dxa" w:w="4536"/>
+          </w:tcPr>
+          <w:p>
+            <w:r>
+              <w:t>Set Note: abapGit Eclipse | Expiry: 90 days | Scope: tick repo</w:t>
+            </w:r>
+          </w:p>
+        </w:tc>
+      </w:tr>
+      <w:tr>
+        <w:tc>
+          <w:tcPr>
+            <w:tcW w:type="dxa" w:w="4536"/>
+          </w:tcPr>
+          <w:p>
+            <w:r>
+              <w:t>5</w:t>
+            </w:r>
+          </w:p>
+        </w:tc>
+        <w:tc>
+          <w:tcPr>
+            <w:tcW w:type="dxa" w:w="4536"/>
+          </w:tcPr>
+          <w:p>
+            <w:r>
+              <w:t>Click Generate token -&gt; copy immediately (starts with ghp_)</w:t>
+            </w:r>
+          </w:p>
+        </w:tc>
+      </w:tr>
+      <w:tr>
+        <w:tc>
+          <w:tcPr>
+            <w:tcW w:type="dxa" w:w="4536"/>
+          </w:tcPr>
+          <w:p>
+            <w:r>
+              <w:t>6</w:t>
+            </w:r>
+          </w:p>
+        </w:tc>
+        <w:tc>
+          <w:tcPr>
+            <w:tcW w:type="dxa" w:w="4536"/>
+          </w:tcPr>
+          <w:p>
+            <w:r>
+              <w:t>In Eclipse abapGit: Username = GitHub username | Password = ghp_ token</w:t>
+            </w:r>
+          </w:p>
+        </w:tc>
+      </w:tr>
+    </w:tbl>
+    <w:p/>
     <w:p>
       <w:pPr>
-        <w:pStyle w:val="ListNumber"/>
+        <w:shd w:val="clear" w:color="auto" w:fill="FFF3E0"/>
       </w:pPr>
       <w:r>
-        <w:t>github.com -&gt; Profile -&gt; Settings -&gt; Developer settings</w:t>
+        <w:rPr>
+          <w:b/>
+          <w:color w:val="C05500"/>
+        </w:rPr>
+        <w:t xml:space="preserve">  NOTE   </w:t>
+      </w:r>
+      <w:r>
+        <w:rPr>
+          <w:color w:val="C05500"/>
+        </w:rPr>
+        <w:t xml:space="preserve">  You will not see the token again after leaving the page. Copy it immediately.</w:t>
       </w:r>
     </w:p>
+    <w:p/>
     <w:p>
       <w:pPr>
-        <w:pStyle w:val="ListNumber"/>
+        <w:jc w:val="center"/>
       </w:pPr>
       <w:r>
-        <w:t>Personal access tokens -&gt; Tokens (classic) -&gt; Generate new token (classic)</w:t>
-      </w:r>
-    </w:p>
-    <w:p>
-      <w:pPr>
-        <w:pStyle w:val="ListNumber"/>
-      </w:pPr>
-      <w:r>
-        <w:t>Scope: tick repo (top checkbox) -&gt; Generate</w:t>
-      </w:r>
-    </w:p>
-    <w:p>
-      <w:pPr>
-        <w:pStyle w:val="ListNumber"/>
-      </w:pPr>
-      <w:r>
-        <w:t>Copy the token — starts with ghp_ — you will not see it again</w:t>
-      </w:r>
-    </w:p>
-    <w:p>
-      <w:pPr>
-        <w:pStyle w:val="ListNumber"/>
-      </w:pPr>
-      <w:r>
-        <w:t>In Eclipse abapGit: Username = GitHub username, Password = ghp_ token</w:t>
+        <w:rPr>
+          <w:color w:val="CCCCCC"/>
+          <w:sz w:val="28"/>
+        </w:rPr>
+        <w:t>* * *</w:t>
       </w:r>
     </w:p>
     <w:p/>
     <w:p>
       <w:r>
+        <w:br w:type="page"/>
+      </w:r>
+    </w:p>
+    <w:p>
+      <w:pPr>
+        <w:jc w:val="center"/>
+      </w:pPr>
+      <w:r>
         <w:rPr>
-          <w:color w:val="CCCCCC"/>
-          <w:sz w:val="16"/>
+          <w:b/>
+          <w:color w:val="2E74B5"/>
+          <w:sz w:val="22"/>
         </w:rPr>
-        <w:t xml:space="preserve">- - - - - - - - - - - - - - - - - - - - - - - - - - - - - - - - - - - - - - - - </w:t>
+        <w:t>CHAPTER 4</w:t>
+      </w:r>
+    </w:p>
+    <w:p>
+      <w:pPr>
+        <w:jc w:val="center"/>
+      </w:pPr>
+      <w:r>
+        <w:rPr>
+          <w:b/>
+          <w:color w:val="1F497D"/>
+          <w:sz w:val="40"/>
+        </w:rPr>
+        <w:t>The ABAP Data Model</w:t>
       </w:r>
     </w:p>
     <w:p/>
-    <w:p>
-      <w:pPr>
-        <w:pStyle w:val="Heading1"/>
-      </w:pPr>
-      <w:r>
-        <w:rPr>
-          <w:color w:val="1F497D"/>
-        </w:rPr>
-        <w:t>Chapter 3 — Building the ABAP Data Model</w:t>
-      </w:r>
-    </w:p>
     <w:p>
       <w:r>
         <w:rPr>
@@ -1485,7 +3329,7 @@
           <w:i w:val="0"/>
           <w:sz w:val="22"/>
         </w:rPr>
-        <w:t>Our sales report uses a single custom database table that stores all sales cycle data in a denormalised format. This is the right approach for BTP trial where S/4HANA VDM views are not available.</w:t>
+        <w:t>Our Sales Cycle Report is built on a single custom database table — ZXX_SALESDATA. This stores all the data the Fiori report needs in a denormalised format, avoiding the need for S/4HANA VDM views.</w:t>
       </w:r>
     </w:p>
     <w:p/>
@@ -1497,7 +3341,7 @@
         <w:rPr>
           <w:color w:val="2E74B5"/>
         </w:rPr>
-        <w:t>The Database Table — ZXX_SALESDATA</w:t>
+        <w:t>Database Table — ZXX_SALESDATA</w:t>
       </w:r>
     </w:p>
     <w:tbl>
@@ -1507,19 +3351,21 @@
         <w:tblLook w:firstColumn="1" w:firstRow="1" w:lastColumn="0" w:lastRow="0" w:noHBand="0" w:noVBand="1" w:val="04A0"/>
       </w:tblPr>
       <w:tblGrid>
-        <w:gridCol w:w="2928"/>
-        <w:gridCol w:w="2928"/>
-        <w:gridCol w:w="2928"/>
+        <w:gridCol w:w="3024"/>
+        <w:gridCol w:w="3024"/>
+        <w:gridCol w:w="3024"/>
       </w:tblGrid>
       <w:tr>
         <w:tc>
           <w:tcPr>
-            <w:tcW w:type="dxa" w:w="2928"/>
+            <w:tcW w:type="dxa" w:w="3024"/>
+            <w:shd w:val="clear" w:color="auto" w:fill="1F497D"/>
           </w:tcPr>
           <w:p>
             <w:r>
               <w:rPr>
                 <w:b/>
+                <w:color w:val="FFFFFF"/>
               </w:rPr>
               <w:t>Field</w:t>
             </w:r>
@@ -1527,12 +3373,14 @@
         </w:tc>
         <w:tc>
           <w:tcPr>
-            <w:tcW w:type="dxa" w:w="2928"/>
+            <w:tcW w:type="dxa" w:w="3024"/>
+            <w:shd w:val="clear" w:color="auto" w:fill="1F497D"/>
           </w:tcPr>
           <w:p>
             <w:r>
               <w:rPr>
                 <w:b/>
+                <w:color w:val="FFFFFF"/>
               </w:rPr>
               <w:t>Type</w:t>
             </w:r>
@@ -1540,12 +3388,14 @@
         </w:tc>
         <w:tc>
           <w:tcPr>
-            <w:tcW w:type="dxa" w:w="2928"/>
+            <w:tcW w:type="dxa" w:w="3024"/>
+            <w:shd w:val="clear" w:color="auto" w:fill="1F497D"/>
           </w:tcPr>
           <w:p>
             <w:r>
               <w:rPr>
                 <w:b/>
+                <w:color w:val="FFFFFF"/>
               </w:rPr>
               <w:t>Description</w:t>
             </w:r>
@@ -1555,7 +3405,7 @@
       <w:tr>
         <w:tc>
           <w:tcPr>
-            <w:tcW w:type="dxa" w:w="2928"/>
+            <w:tcW w:type="dxa" w:w="3024"/>
           </w:tcPr>
           <w:p>
             <w:r>
@@ -1565,7 +3415,7 @@
         </w:tc>
         <w:tc>
           <w:tcPr>
-            <w:tcW w:type="dxa" w:w="2928"/>
+            <w:tcW w:type="dxa" w:w="3024"/>
           </w:tcPr>
           <w:p>
             <w:r>
@@ -1575,11 +3425,11 @@
         </w:tc>
         <w:tc>
           <w:tcPr>
-            <w:tcW w:type="dxa" w:w="2928"/>
-          </w:tcPr>
-          <w:p>
-            <w:r>
-              <w:t>Client (mandatory key)</w:t>
+            <w:tcW w:type="dxa" w:w="3024"/>
+          </w:tcPr>
+          <w:p>
+            <w:r>
+              <w:t>Client — mandatory key field</w:t>
             </w:r>
           </w:p>
         </w:tc>
@@ -1587,7 +3437,7 @@
       <w:tr>
         <w:tc>
           <w:tcPr>
-            <w:tcW w:type="dxa" w:w="2928"/>
+            <w:tcW w:type="dxa" w:w="3024"/>
           </w:tcPr>
           <w:p>
             <w:r>
@@ -1597,7 +3447,7 @@
         </w:tc>
         <w:tc>
           <w:tcPr>
-            <w:tcW w:type="dxa" w:w="2928"/>
+            <w:tcW w:type="dxa" w:w="3024"/>
           </w:tcPr>
           <w:p>
             <w:r>
@@ -1607,11 +3457,11 @@
         </w:tc>
         <w:tc>
           <w:tcPr>
-            <w:tcW w:type="dxa" w:w="2928"/>
-          </w:tcPr>
-          <w:p>
-            <w:r>
-              <w:t>Sales order number (key)</w:t>
+            <w:tcW w:type="dxa" w:w="3024"/>
+          </w:tcPr>
+          <w:p>
+            <w:r>
+              <w:t>Sales order number — key</w:t>
             </w:r>
           </w:p>
         </w:tc>
@@ -1619,7 +3469,7 @@
       <w:tr>
         <w:tc>
           <w:tcPr>
-            <w:tcW w:type="dxa" w:w="2928"/>
+            <w:tcW w:type="dxa" w:w="3024"/>
           </w:tcPr>
           <w:p>
             <w:r>
@@ -1629,7 +3479,7 @@
         </w:tc>
         <w:tc>
           <w:tcPr>
-            <w:tcW w:type="dxa" w:w="2928"/>
+            <w:tcW w:type="dxa" w:w="3024"/>
           </w:tcPr>
           <w:p>
             <w:r>
@@ -1639,7 +3489,7 @@
         </w:tc>
         <w:tc>
           <w:tcPr>
-            <w:tcW w:type="dxa" w:w="2928"/>
+            <w:tcW w:type="dxa" w:w="3024"/>
           </w:tcPr>
           <w:p>
             <w:r>
@@ -1651,7 +3501,7 @@
       <w:tr>
         <w:tc>
           <w:tcPr>
-            <w:tcW w:type="dxa" w:w="2928"/>
+            <w:tcW w:type="dxa" w:w="3024"/>
           </w:tcPr>
           <w:p>
             <w:r>
@@ -1661,7 +3511,7 @@
         </w:tc>
         <w:tc>
           <w:tcPr>
-            <w:tcW w:type="dxa" w:w="2928"/>
+            <w:tcW w:type="dxa" w:w="3024"/>
           </w:tcPr>
           <w:p>
             <w:r>
@@ -1671,7 +3521,7 @@
         </w:tc>
         <w:tc>
           <w:tcPr>
-            <w:tcW w:type="dxa" w:w="2928"/>
+            <w:tcW w:type="dxa" w:w="3024"/>
           </w:tcPr>
           <w:p>
             <w:r>
@@ -1683,7 +3533,7 @@
       <w:tr>
         <w:tc>
           <w:tcPr>
-            <w:tcW w:type="dxa" w:w="2928"/>
+            <w:tcW w:type="dxa" w:w="3024"/>
           </w:tcPr>
           <w:p>
             <w:r>
@@ -1693,7 +3543,7 @@
         </w:tc>
         <w:tc>
           <w:tcPr>
-            <w:tcW w:type="dxa" w:w="2928"/>
+            <w:tcW w:type="dxa" w:w="3024"/>
           </w:tcPr>
           <w:p>
             <w:r>
@@ -1703,7 +3553,7 @@
         </w:tc>
         <w:tc>
           <w:tcPr>
-            <w:tcW w:type="dxa" w:w="2928"/>
+            <w:tcW w:type="dxa" w:w="3024"/>
           </w:tcPr>
           <w:p>
             <w:r>
@@ -1715,7 +3565,7 @@
       <w:tr>
         <w:tc>
           <w:tcPr>
-            <w:tcW w:type="dxa" w:w="2928"/>
+            <w:tcW w:type="dxa" w:w="3024"/>
           </w:tcPr>
           <w:p>
             <w:r>
@@ -1725,7 +3575,7 @@
         </w:tc>
         <w:tc>
           <w:tcPr>
-            <w:tcW w:type="dxa" w:w="2928"/>
+            <w:tcW w:type="dxa" w:w="3024"/>
           </w:tcPr>
           <w:p>
             <w:r>
@@ -1735,7 +3585,7 @@
         </w:tc>
         <w:tc>
           <w:tcPr>
-            <w:tcW w:type="dxa" w:w="2928"/>
+            <w:tcW w:type="dxa" w:w="3024"/>
           </w:tcPr>
           <w:p>
             <w:r>
@@ -1747,7 +3597,7 @@
       <w:tr>
         <w:tc>
           <w:tcPr>
-            <w:tcW w:type="dxa" w:w="2928"/>
+            <w:tcW w:type="dxa" w:w="3024"/>
           </w:tcPr>
           <w:p>
             <w:r>
@@ -1757,7 +3607,7 @@
         </w:tc>
         <w:tc>
           <w:tcPr>
-            <w:tcW w:type="dxa" w:w="2928"/>
+            <w:tcW w:type="dxa" w:w="3024"/>
           </w:tcPr>
           <w:p>
             <w:r>
@@ -1767,11 +3617,11 @@
         </w:tc>
         <w:tc>
           <w:tcPr>
-            <w:tcW w:type="dxa" w:w="2928"/>
-          </w:tcPr>
-          <w:p>
-            <w:r>
-              <w:t>Order status (A/B/C)</w:t>
+            <w:tcW w:type="dxa" w:w="3024"/>
+          </w:tcPr>
+          <w:p>
+            <w:r>
+              <w:t>Order status: A=Open, B=Partial, C=Complete</w:t>
             </w:r>
           </w:p>
         </w:tc>
@@ -1779,7 +3629,7 @@
       <w:tr>
         <w:tc>
           <w:tcPr>
-            <w:tcW w:type="dxa" w:w="2928"/>
+            <w:tcW w:type="dxa" w:w="3024"/>
           </w:tcPr>
           <w:p>
             <w:r>
@@ -1789,7 +3639,7 @@
         </w:tc>
         <w:tc>
           <w:tcPr>
-            <w:tcW w:type="dxa" w:w="2928"/>
+            <w:tcW w:type="dxa" w:w="3024"/>
           </w:tcPr>
           <w:p>
             <w:r>
@@ -1799,7 +3649,7 @@
         </w:tc>
         <w:tc>
           <w:tcPr>
-            <w:tcW w:type="dxa" w:w="2928"/>
+            <w:tcW w:type="dxa" w:w="3024"/>
           </w:tcPr>
           <w:p>
             <w:r>
@@ -1811,7 +3661,7 @@
       <w:tr>
         <w:tc>
           <w:tcPr>
-            <w:tcW w:type="dxa" w:w="2928"/>
+            <w:tcW w:type="dxa" w:w="3024"/>
           </w:tcPr>
           <w:p>
             <w:r>
@@ -1821,7 +3671,7 @@
         </w:tc>
         <w:tc>
           <w:tcPr>
-            <w:tcW w:type="dxa" w:w="2928"/>
+            <w:tcW w:type="dxa" w:w="3024"/>
           </w:tcPr>
           <w:p>
             <w:r>
@@ -1831,7 +3681,7 @@
         </w:tc>
         <w:tc>
           <w:tcPr>
-            <w:tcW w:type="dxa" w:w="2928"/>
+            <w:tcW w:type="dxa" w:w="3024"/>
           </w:tcPr>
           <w:p>
             <w:r>
@@ -1843,7 +3693,7 @@
       <w:tr>
         <w:tc>
           <w:tcPr>
-            <w:tcW w:type="dxa" w:w="2928"/>
+            <w:tcW w:type="dxa" w:w="3024"/>
           </w:tcPr>
           <w:p>
             <w:r>
@@ -1853,7 +3703,7 @@
         </w:tc>
         <w:tc>
           <w:tcPr>
-            <w:tcW w:type="dxa" w:w="2928"/>
+            <w:tcW w:type="dxa" w:w="3024"/>
           </w:tcPr>
           <w:p>
             <w:r>
@@ -1863,7 +3713,7 @@
         </w:tc>
         <w:tc>
           <w:tcPr>
-            <w:tcW w:type="dxa" w:w="2928"/>
+            <w:tcW w:type="dxa" w:w="3024"/>
           </w:tcPr>
           <w:p>
             <w:r>
@@ -1875,7 +3725,7 @@
       <w:tr>
         <w:tc>
           <w:tcPr>
-            <w:tcW w:type="dxa" w:w="2928"/>
+            <w:tcW w:type="dxa" w:w="3024"/>
           </w:tcPr>
           <w:p>
             <w:r>
@@ -1885,7 +3735,7 @@
         </w:tc>
         <w:tc>
           <w:tcPr>
-            <w:tcW w:type="dxa" w:w="2928"/>
+            <w:tcW w:type="dxa" w:w="3024"/>
           </w:tcPr>
           <w:p>
             <w:r>
@@ -1895,7 +3745,7 @@
         </w:tc>
         <w:tc>
           <w:tcPr>
-            <w:tcW w:type="dxa" w:w="2928"/>
+            <w:tcW w:type="dxa" w:w="3024"/>
           </w:tcPr>
           <w:p>
             <w:r>
@@ -1907,7 +3757,7 @@
       <w:tr>
         <w:tc>
           <w:tcPr>
-            <w:tcW w:type="dxa" w:w="2928"/>
+            <w:tcW w:type="dxa" w:w="3024"/>
           </w:tcPr>
           <w:p>
             <w:r>
@@ -1917,7 +3767,7 @@
         </w:tc>
         <w:tc>
           <w:tcPr>
-            <w:tcW w:type="dxa" w:w="2928"/>
+            <w:tcW w:type="dxa" w:w="3024"/>
           </w:tcPr>
           <w:p>
             <w:r>
@@ -1927,7 +3777,7 @@
         </w:tc>
         <w:tc>
           <w:tcPr>
-            <w:tcW w:type="dxa" w:w="2928"/>
+            <w:tcW w:type="dxa" w:w="3024"/>
           </w:tcPr>
           <w:p>
             <w:r>
@@ -1939,7 +3789,7 @@
       <w:tr>
         <w:tc>
           <w:tcPr>
-            <w:tcW w:type="dxa" w:w="2928"/>
+            <w:tcW w:type="dxa" w:w="3024"/>
           </w:tcPr>
           <w:p>
             <w:r>
@@ -1949,7 +3799,7 @@
         </w:tc>
         <w:tc>
           <w:tcPr>
-            <w:tcW w:type="dxa" w:w="2928"/>
+            <w:tcW w:type="dxa" w:w="3024"/>
           </w:tcPr>
           <w:p>
             <w:r>
@@ -1959,7 +3809,7 @@
         </w:tc>
         <w:tc>
           <w:tcPr>
-            <w:tcW w:type="dxa" w:w="2928"/>
+            <w:tcW w:type="dxa" w:w="3024"/>
           </w:tcPr>
           <w:p>
             <w:r>
@@ -1971,7 +3821,7 @@
       <w:tr>
         <w:tc>
           <w:tcPr>
-            <w:tcW w:type="dxa" w:w="2928"/>
+            <w:tcW w:type="dxa" w:w="3024"/>
           </w:tcPr>
           <w:p>
             <w:r>
@@ -1981,7 +3831,7 @@
         </w:tc>
         <w:tc>
           <w:tcPr>
-            <w:tcW w:type="dxa" w:w="2928"/>
+            <w:tcW w:type="dxa" w:w="3024"/>
           </w:tcPr>
           <w:p>
             <w:r>
@@ -1991,7 +3841,7 @@
         </w:tc>
         <w:tc>
           <w:tcPr>
-            <w:tcW w:type="dxa" w:w="2928"/>
+            <w:tcW w:type="dxa" w:w="3024"/>
           </w:tcPr>
           <w:p>
             <w:r>
@@ -2010,12 +3860,22 @@
         <w:rPr>
           <w:color w:val="2E74B5"/>
         </w:rPr>
-        <w:t>Interface CDS View</w:t>
+        <w:t>Interface CDS View — ZXX_I_SalesReport</w:t>
+      </w:r>
+    </w:p>
+    <w:p>
+      <w:r>
+        <w:rPr>
+          <w:b w:val="0"/>
+          <w:i w:val="0"/>
+          <w:sz w:val="22"/>
+        </w:rPr>
+        <w:t>The interface view sits directly on the database table. It defines the canonical field names and the data category. The key rule on BTP trial: no root keyword, no @Analytics.dimension or @Analytics.measure.</w:t>
       </w:r>
     </w:p>
     <w:p>
       <w:pPr>
-        <w:shd w:val="clear" w:color="auto" w:fill="EEF3F8"/>
+        <w:shd w:val="clear" w:color="auto" w:fill="E8EFF7"/>
       </w:pPr>
       <w:r>
         <w:rPr>
@@ -2031,7 +3891,7 @@
         <w:t>@AbapCatalog.viewEnhancementCategory: [#NONE]</w:t>
         <w:br/>
         <w:br/>
-        <w:t>define view entity ZXX_I_SalesReport</w:t>
+        <w:t>define view entity ZXX_I_SalesReport      -- NO "root" keyword</w:t>
         <w:br/>
         <w:t xml:space="preserve">  as select from zxx_salesdata</w:t>
         <w:br/>
@@ -2041,34 +3901,32 @@
         <w:br/>
         <w:t xml:space="preserve">      company_code   as CompanyCode,</w:t>
         <w:br/>
+        <w:t xml:space="preserve">      sales_org      as SalesOrganization,</w:t>
+        <w:br/>
+        <w:t xml:space="preserve">      dist_channel   as DistributionChannel,</w:t>
+        <w:br/>
+        <w:t xml:space="preserve">      creation_date  as CreationDate,</w:t>
+        <w:br/>
+        <w:t xml:space="preserve">      status         as OverallStatus,</w:t>
+        <w:br/>
+        <w:t xml:space="preserve">      currency       as Currency,</w:t>
+        <w:br/>
         <w:t xml:space="preserve">      order_value    as OrderValueNet,</w:t>
         <w:br/>
         <w:t xml:space="preserve">      invoice_value  as InvoiceValueNet,</w:t>
         <w:br/>
+        <w:t xml:space="preserve">      invoice_cnt    as InvoiceCount,</w:t>
+        <w:br/>
+        <w:t xml:space="preserve">      delivery_cnt   as DeliveryCount,</w:t>
+        <w:br/>
         <w:t xml:space="preserve">      fulfil_pct     as FulfilmentPercent,</w:t>
         <w:br/>
-        <w:t xml:space="preserve">      ...</w:t>
+        <w:t xml:space="preserve">      billing_pct    as BillingPercent</w:t>
         <w:br/>
         <w:t>}</w:t>
       </w:r>
     </w:p>
     <w:p/>
-    <w:p>
-      <w:r>
-        <w:rPr>
-          <w:b/>
-          <w:color w:val="1F7A1F"/>
-        </w:rPr>
-        <w:t xml:space="preserve">TIP   </w:t>
-      </w:r>
-      <w:r>
-        <w:rPr>
-          <w:i/>
-          <w:color w:val="1F7A1F"/>
-        </w:rPr>
-        <w:t>Always use define view entity — never define root view entity on the base interface view.</w:t>
-      </w:r>
-    </w:p>
     <w:p>
       <w:pPr>
         <w:pStyle w:val="Heading2"/>
@@ -2077,12 +3935,22 @@
         <w:rPr>
           <w:color w:val="2E74B5"/>
         </w:rPr>
-        <w:t>Projection CDS View</w:t>
+        <w:t>Projection CDS View — ZXX_C_SalesReport</w:t>
+      </w:r>
+    </w:p>
+    <w:p>
+      <w:r>
+        <w:rPr>
+          <w:b w:val="0"/>
+          <w:i w:val="0"/>
+          <w:sz w:val="22"/>
+        </w:rPr>
+        <w:t>The projection view adds UI annotations that control the Fiori layout — which fields appear in the list, which are filter fields, and the column labels. This is what Fiori Elements reads to build the UI automatically.</w:t>
       </w:r>
     </w:p>
     <w:p>
       <w:pPr>
-        <w:shd w:val="clear" w:color="auto" w:fill="EEF3F8"/>
+        <w:shd w:val="clear" w:color="auto" w:fill="E8EFF7"/>
       </w:pPr>
       <w:r>
         <w:rPr>
@@ -2096,7 +3964,16 @@
         <w:t>@Metadata.allowExtensions: true</w:t>
         <w:br/>
         <w:br/>
-        <w:t>define view entity ZXX_C_SalesReport</w:t>
+        <w:t>@UI.headerInfo: {</w:t>
+        <w:br/>
+        <w:t xml:space="preserve">  typeName:       'Sales Report',</w:t>
+        <w:br/>
+        <w:t xml:space="preserve">  typeNamePlural: 'Sales Reports'</w:t>
+        <w:br/>
+        <w:t>}</w:t>
+        <w:br/>
+        <w:br/>
+        <w:t>define view entity ZXX_C_SalesReport         -- NO "root", NO provider contract</w:t>
         <w:br/>
         <w:t xml:space="preserve">  as projection on ZXX_I_SalesReport</w:t>
         <w:br/>
@@ -2106,12 +3983,29 @@
         <w:br/>
         <w:t xml:space="preserve">  @UI.lineItem: [{ position: 10, label: 'Sales Order' }]</w:t>
         <w:br/>
-        <w:t xml:space="preserve">  key SalesOrder,</w:t>
+        <w:t xml:space="preserve">  key SalesOrder,                            -- explicit "key" required</w:t>
+        <w:br/>
+        <w:br/>
+        <w:t xml:space="preserve">  @UI.selectionField: [{ position: 20 }]</w:t>
+        <w:br/>
+        <w:t xml:space="preserve">  @UI.lineItem: [{ position: 20, label: 'Company Code' }]</w:t>
+        <w:br/>
+        <w:t xml:space="preserve">  CompanyCode,</w:t>
         <w:br/>
         <w:br/>
         <w:t xml:space="preserve">  @UI.lineItem: [{ position: 70, label: 'Order Value' }]</w:t>
         <w:br/>
         <w:t xml:space="preserve">  OrderValueNet,</w:t>
+        <w:br/>
+        <w:br/>
+        <w:t xml:space="preserve">  @UI.lineItem: [{ position: 80, label: 'Invoice Value' }]</w:t>
+        <w:br/>
+        <w:t xml:space="preserve">  InvoiceValueNet,</w:t>
+        <w:br/>
+        <w:br/>
+        <w:t xml:space="preserve">  @UI.lineItem: [{ position: 90, label: 'Fulfilment %' }]</w:t>
+        <w:br/>
+        <w:t xml:space="preserve">  FulfilmentPercent,</w:t>
         <w:br/>
         <w:t xml:space="preserve">  ...</w:t>
         <w:br/>
@@ -2119,26 +4013,189 @@
       </w:r>
     </w:p>
     <w:p/>
-    <w:p/>
     <w:p>
+      <w:pPr>
+        <w:shd w:val="clear" w:color="auto" w:fill="E8F5E9"/>
+      </w:pPr>
       <w:r>
         <w:rPr>
-          <w:color w:val="CCCCCC"/>
-          <w:sz w:val="16"/>
+          <w:b/>
+          <w:color w:val="FFFFFF"/>
         </w:rPr>
-        <w:t xml:space="preserve">- - - - - - - - - - - - - - - - - - - - - - - - - - - - - - - - - - - - - - - - </w:t>
+        <w:t xml:space="preserve">  TIP   </w:t>
+      </w:r>
+      <w:r>
+        <w:rPr>
+          <w:i/>
+          <w:color w:val="1F7A1F"/>
+        </w:rPr>
+        <w:t xml:space="preserve">  The @UI.selectionField annotation adds the field to the filter bar. The @UI.lineItem annotation adds it as a column in the list. Position controls the order.</w:t>
       </w:r>
     </w:p>
     <w:p/>
     <w:p>
       <w:pPr>
-        <w:pStyle w:val="Heading1"/>
+        <w:jc w:val="center"/>
       </w:pPr>
       <w:r>
         <w:rPr>
+          <w:color w:val="CCCCCC"/>
+          <w:sz w:val="28"/>
+        </w:rPr>
+        <w:t>* * *</w:t>
+      </w:r>
+    </w:p>
+    <w:p/>
+    <w:p>
+      <w:r>
+        <w:br w:type="page"/>
+      </w:r>
+    </w:p>
+    <w:p>
+      <w:pPr>
+        <w:jc w:val="center"/>
+      </w:pPr>
+      <w:r>
+        <w:rPr>
+          <w:b/>
+          <w:color w:val="2E74B5"/>
+          <w:sz w:val="22"/>
+        </w:rPr>
+        <w:t>CHAPTER 5</w:t>
+      </w:r>
+    </w:p>
+    <w:p>
+      <w:pPr>
+        <w:jc w:val="center"/>
+      </w:pPr>
+      <w:r>
+        <w:rPr>
+          <w:b/>
           <w:color w:val="1F497D"/>
+          <w:sz w:val="40"/>
         </w:rPr>
-        <w:t>Chapter 4 — Eclipse, abapGit and Activation</w:t>
+        <w:t>Eclipse, abapGit and Object Activation</w:t>
+      </w:r>
+    </w:p>
+    <w:p/>
+    <w:p>
+      <w:r>
+        <w:rPr>
+          <w:b w:val="0"/>
+          <w:i w:val="0"/>
+          <w:sz w:val="22"/>
+        </w:rPr>
+        <w:t>Eclipse ADT (ABAP Development Tools) is your connection to the BTP system. abapGit is an Eclipse plugin that pulls your code from GitHub and imports it into the SAP package structure.</w:t>
+      </w:r>
+    </w:p>
+    <w:p/>
+    <w:p>
+      <w:pPr>
+        <w:pStyle w:val="Heading2"/>
+      </w:pPr>
+      <w:r>
+        <w:rPr>
+          <w:color w:val="2E74B5"/>
+        </w:rPr>
+        <w:t>Eclipse Plugin Setup</w:t>
+      </w:r>
+    </w:p>
+    <w:tbl>
+      <w:tblPr>
+        <w:tblStyle w:val="TableGrid"/>
+        <w:tblW w:type="auto" w:w="0"/>
+        <w:tblLook w:firstColumn="1" w:firstRow="1" w:lastColumn="0" w:lastRow="0" w:noHBand="0" w:noVBand="1" w:val="04A0"/>
+      </w:tblPr>
+      <w:tblGrid>
+        <w:gridCol w:w="4536"/>
+        <w:gridCol w:w="4536"/>
+      </w:tblGrid>
+      <w:tr>
+        <w:tc>
+          <w:tcPr>
+            <w:tcW w:type="dxa" w:w="4536"/>
+            <w:shd w:val="clear" w:color="auto" w:fill="1F497D"/>
+          </w:tcPr>
+          <w:p>
+            <w:r>
+              <w:rPr>
+                <w:b/>
+                <w:color w:val="FFFFFF"/>
+              </w:rPr>
+              <w:t>Plugin</w:t>
+            </w:r>
+          </w:p>
+        </w:tc>
+        <w:tc>
+          <w:tcPr>
+            <w:tcW w:type="dxa" w:w="4536"/>
+            <w:shd w:val="clear" w:color="auto" w:fill="1F497D"/>
+          </w:tcPr>
+          <w:p>
+            <w:r>
+              <w:rPr>
+                <w:b/>
+                <w:color w:val="FFFFFF"/>
+              </w:rPr>
+              <w:t>Install URL</w:t>
+            </w:r>
+          </w:p>
+        </w:tc>
+      </w:tr>
+      <w:tr>
+        <w:tc>
+          <w:tcPr>
+            <w:tcW w:type="dxa" w:w="4536"/>
+          </w:tcPr>
+          <w:p>
+            <w:r>
+              <w:t>ABAP Development Tools (ADT)</w:t>
+            </w:r>
+          </w:p>
+        </w:tc>
+        <w:tc>
+          <w:tcPr>
+            <w:tcW w:type="dxa" w:w="4536"/>
+          </w:tcPr>
+          <w:p>
+            <w:r>
+              <w:t>https://tools.hana.ondemand.com/latest</w:t>
+            </w:r>
+          </w:p>
+        </w:tc>
+      </w:tr>
+      <w:tr>
+        <w:tc>
+          <w:tcPr>
+            <w:tcW w:type="dxa" w:w="4536"/>
+          </w:tcPr>
+          <w:p>
+            <w:r>
+              <w:t>abapGit for ADT</w:t>
+            </w:r>
+          </w:p>
+        </w:tc>
+        <w:tc>
+          <w:tcPr>
+            <w:tcW w:type="dxa" w:w="4536"/>
+          </w:tcPr>
+          <w:p>
+            <w:r>
+              <w:t>https://eclipse.abapgit.org/updatesite/</w:t>
+            </w:r>
+          </w:p>
+        </w:tc>
+      </w:tr>
+    </w:tbl>
+    <w:p/>
+    <w:p>
+      <w:r>
+        <w:rPr>
+          <w:b w:val="0"/>
+          <w:i w:val="0"/>
+          <w:sz w:val="22"/>
+        </w:rPr>
+        <w:t>Eclipse -&gt; Help -&gt; Install New Software -&gt; Add URL -&gt; Select plugin -&gt; Install -&gt; Restart Eclipse.</w:t>
       </w:r>
     </w:p>
     <w:p>
@@ -2149,7 +4206,7 @@
         <w:rPr>
           <w:color w:val="2E74B5"/>
         </w:rPr>
-        <w:t>What abapGit Can and Cannot Import</w:t>
+        <w:t>What abapGit Imports vs What You Create Manually</w:t>
       </w:r>
     </w:p>
     <w:tbl>
@@ -2159,18 +4216,21 @@
         <w:tblLook w:firstColumn="1" w:firstRow="1" w:lastColumn="0" w:lastRow="0" w:noHBand="0" w:noVBand="1" w:val="04A0"/>
       </w:tblPr>
       <w:tblGrid>
-        <w:gridCol w:w="4392"/>
-        <w:gridCol w:w="4392"/>
+        <w:gridCol w:w="3024"/>
+        <w:gridCol w:w="3024"/>
+        <w:gridCol w:w="3024"/>
       </w:tblGrid>
       <w:tr>
         <w:tc>
           <w:tcPr>
-            <w:tcW w:type="dxa" w:w="4392"/>
+            <w:tcW w:type="dxa" w:w="3024"/>
+            <w:shd w:val="clear" w:color="auto" w:fill="1F497D"/>
           </w:tcPr>
           <w:p>
             <w:r>
               <w:rPr>
                 <w:b/>
+                <w:color w:val="FFFFFF"/>
               </w:rPr>
               <w:t>Object</w:t>
             </w:r>
@@ -2178,14 +4238,31 @@
         </w:tc>
         <w:tc>
           <w:tcPr>
-            <w:tcW w:type="dxa" w:w="4392"/>
+            <w:tcW w:type="dxa" w:w="3024"/>
+            <w:shd w:val="clear" w:color="auto" w:fill="1F497D"/>
           </w:tcPr>
           <w:p>
             <w:r>
               <w:rPr>
                 <w:b/>
+                <w:color w:val="FFFFFF"/>
               </w:rPr>
-              <w:t>Result</w:t>
+              <w:t>How It Gets Into the System</w:t>
+            </w:r>
+          </w:p>
+        </w:tc>
+        <w:tc>
+          <w:tcPr>
+            <w:tcW w:type="dxa" w:w="3024"/>
+            <w:shd w:val="clear" w:color="auto" w:fill="1F497D"/>
+          </w:tcPr>
+          <w:p>
+            <w:r>
+              <w:rPr>
+                <w:b/>
+                <w:color w:val="FFFFFF"/>
+              </w:rPr>
+              <w:t>Notes</w:t>
             </w:r>
           </w:p>
         </w:tc>
@@ -2193,17 +4270,27 @@
       <w:tr>
         <w:tc>
           <w:tcPr>
-            <w:tcW w:type="dxa" w:w="4392"/>
-          </w:tcPr>
-          <w:p>
-            <w:r>
-              <w:t>ZXX_SALESDATA (table)</w:t>
-            </w:r>
-          </w:p>
-        </w:tc>
-        <w:tc>
-          <w:tcPr>
-            <w:tcW w:type="dxa" w:w="4392"/>
+            <w:tcW w:type="dxa" w:w="3024"/>
+          </w:tcPr>
+          <w:p>
+            <w:r>
+              <w:t>ZXX_SALESDATA</w:t>
+            </w:r>
+          </w:p>
+        </w:tc>
+        <w:tc>
+          <w:tcPr>
+            <w:tcW w:type="dxa" w:w="3024"/>
+          </w:tcPr>
+          <w:p>
+            <w:r>
+              <w:t>abapGit pull from GitHub</w:t>
+            </w:r>
+          </w:p>
+        </w:tc>
+        <w:tc>
+          <w:tcPr>
+            <w:tcW w:type="dxa" w:w="3024"/>
           </w:tcPr>
           <w:p>
             <w:r>
@@ -2215,21 +4302,31 @@
       <w:tr>
         <w:tc>
           <w:tcPr>
-            <w:tcW w:type="dxa" w:w="4392"/>
-          </w:tcPr>
-          <w:p>
-            <w:r>
-              <w:t>ZXX_I_SALESREPORT (CDS view)</w:t>
-            </w:r>
-          </w:p>
-        </w:tc>
-        <w:tc>
-          <w:tcPr>
-            <w:tcW w:type="dxa" w:w="4392"/>
-          </w:tcPr>
-          <w:p>
-            <w:r>
-              <w:t>Imports from .ddls.asddls</w:t>
+            <w:tcW w:type="dxa" w:w="3024"/>
+          </w:tcPr>
+          <w:p>
+            <w:r>
+              <w:t>ZXX_I_SALESREPORT</w:t>
+            </w:r>
+          </w:p>
+        </w:tc>
+        <w:tc>
+          <w:tcPr>
+            <w:tcW w:type="dxa" w:w="3024"/>
+          </w:tcPr>
+          <w:p>
+            <w:r>
+              <w:t>abapGit pull from GitHub</w:t>
+            </w:r>
+          </w:p>
+        </w:tc>
+        <w:tc>
+          <w:tcPr>
+            <w:tcW w:type="dxa" w:w="3024"/>
+          </w:tcPr>
+          <w:p>
+            <w:r>
+              <w:t>Imports from .ddls.asddls + .xml</w:t>
             </w:r>
           </w:p>
         </w:tc>
@@ -2237,21 +4334,31 @@
       <w:tr>
         <w:tc>
           <w:tcPr>
-            <w:tcW w:type="dxa" w:w="4392"/>
-          </w:tcPr>
-          <w:p>
-            <w:r>
-              <w:t>ZXX_C_SALESREPORT (CDS view)</w:t>
-            </w:r>
-          </w:p>
-        </w:tc>
-        <w:tc>
-          <w:tcPr>
-            <w:tcW w:type="dxa" w:w="4392"/>
-          </w:tcPr>
-          <w:p>
-            <w:r>
-              <w:t>Imports from .ddls.asddls</w:t>
+            <w:tcW w:type="dxa" w:w="3024"/>
+          </w:tcPr>
+          <w:p>
+            <w:r>
+              <w:t>ZXX_C_SALESREPORT</w:t>
+            </w:r>
+          </w:p>
+        </w:tc>
+        <w:tc>
+          <w:tcPr>
+            <w:tcW w:type="dxa" w:w="3024"/>
+          </w:tcPr>
+          <w:p>
+            <w:r>
+              <w:t>abapGit pull from GitHub</w:t>
+            </w:r>
+          </w:p>
+        </w:tc>
+        <w:tc>
+          <w:tcPr>
+            <w:tcW w:type="dxa" w:w="3024"/>
+          </w:tcPr>
+          <w:p>
+            <w:r>
+              <w:t>Imports from .ddls.asddls + .xml</w:t>
             </w:r>
           </w:p>
         </w:tc>
@@ -2259,21 +4366,31 @@
       <w:tr>
         <w:tc>
           <w:tcPr>
-            <w:tcW w:type="dxa" w:w="4392"/>
-          </w:tcPr>
-          <w:p>
-            <w:r>
-              <w:t>ZXX_I_SALESREPORT (BDEF)</w:t>
-            </w:r>
-          </w:p>
-        </w:tc>
-        <w:tc>
-          <w:tcPr>
-            <w:tcW w:type="dxa" w:w="4392"/>
+            <w:tcW w:type="dxa" w:w="3024"/>
+          </w:tcPr>
+          <w:p>
+            <w:r>
+              <w:t>ZXX_I_SALESREPORT BDEF</w:t>
+            </w:r>
+          </w:p>
+        </w:tc>
+        <w:tc>
+          <w:tcPr>
+            <w:tcW w:type="dxa" w:w="3024"/>
           </w:tcPr>
           <w:p>
             <w:r>
               <w:t>Create manually in Eclipse</w:t>
+            </w:r>
+          </w:p>
+        </w:tc>
+        <w:tc>
+          <w:tcPr>
+            <w:tcW w:type="dxa" w:w="3024"/>
+          </w:tcPr>
+          <w:p>
+            <w:r>
+              <w:t>abapGit XML format fails — always manual</w:t>
             </w:r>
           </w:p>
         </w:tc>
@@ -2281,21 +4398,63 @@
       <w:tr>
         <w:tc>
           <w:tcPr>
-            <w:tcW w:type="dxa" w:w="4392"/>
-          </w:tcPr>
-          <w:p>
-            <w:r>
-              <w:t>ZXX_UI_SALESREPORT_O4 (SRVD)</w:t>
-            </w:r>
-          </w:p>
-        </w:tc>
-        <w:tc>
-          <w:tcPr>
-            <w:tcW w:type="dxa" w:w="4392"/>
+            <w:tcW w:type="dxa" w:w="3024"/>
+          </w:tcPr>
+          <w:p>
+            <w:r>
+              <w:t>ZXX_UI_SALESREPORT_O4 SRVD</w:t>
+            </w:r>
+          </w:p>
+        </w:tc>
+        <w:tc>
+          <w:tcPr>
+            <w:tcW w:type="dxa" w:w="3024"/>
           </w:tcPr>
           <w:p>
             <w:r>
               <w:t>Create manually in Eclipse</w:t>
+            </w:r>
+          </w:p>
+        </w:tc>
+        <w:tc>
+          <w:tcPr>
+            <w:tcW w:type="dxa" w:w="3024"/>
+          </w:tcPr>
+          <w:p>
+            <w:r>
+              <w:t>abapGit XML format fails — always manual</w:t>
+            </w:r>
+          </w:p>
+        </w:tc>
+      </w:tr>
+      <w:tr>
+        <w:tc>
+          <w:tcPr>
+            <w:tcW w:type="dxa" w:w="3024"/>
+          </w:tcPr>
+          <w:p>
+            <w:r>
+              <w:t>ZXX_UI_SALESREPORT_O4 Binding</w:t>
+            </w:r>
+          </w:p>
+        </w:tc>
+        <w:tc>
+          <w:tcPr>
+            <w:tcW w:type="dxa" w:w="3024"/>
+          </w:tcPr>
+          <w:p>
+            <w:r>
+              <w:t>Create manually in Eclipse</w:t>
+            </w:r>
+          </w:p>
+        </w:tc>
+        <w:tc>
+          <w:tcPr>
+            <w:tcW w:type="dxa" w:w="3024"/>
+          </w:tcPr>
+          <w:p>
+            <w:r>
+              <w:t>Eclipse New -&gt; Service Binding</w:t>
             </w:r>
           </w:p>
         </w:tc>
@@ -2314,8 +4473,18 @@
       </w:r>
     </w:p>
     <w:p>
+      <w:r>
+        <w:rPr>
+          <w:b w:val="0"/>
+          <w:i w:val="0"/>
+          <w:sz w:val="22"/>
+        </w:rPr>
+        <w:t>Right-click ZXX_REPORTS package -&gt; New -&gt; Other -&gt; ABAP -&gt; Behavior Definition. Paste this code:</w:t>
+      </w:r>
+    </w:p>
+    <w:p>
       <w:pPr>
-        <w:shd w:val="clear" w:color="auto" w:fill="EEF3F8"/>
+        <w:shd w:val="clear" w:color="auto" w:fill="E8EFF7"/>
       </w:pPr>
       <w:r>
         <w:rPr>
@@ -2331,21 +4500,35 @@
         <w:br/>
         <w:t>{</w:t>
         <w:br/>
-        <w:t xml:space="preserve">  mapping for zxx_salesdata</w:t>
+        <w:t xml:space="preserve">  mapping for zxx_salesdata        -- table name, not view name</w:t>
         <w:br/>
         <w:t xml:space="preserve">  {</w:t>
         <w:br/>
-        <w:t xml:space="preserve">    SalesOrder        = sales_order;</w:t>
+        <w:t xml:space="preserve">    SalesOrder          = sales_order;    -- CDS name = DB column name</w:t>
         <w:br/>
-        <w:t xml:space="preserve">    CompanyCode       = company_code;</w:t>
+        <w:t xml:space="preserve">    CompanyCode         = company_code;</w:t>
         <w:br/>
-        <w:t xml:space="preserve">    OrderValueNet     = order_value;</w:t>
+        <w:t xml:space="preserve">    SalesOrganization   = sales_org;</w:t>
         <w:br/>
-        <w:t xml:space="preserve">    InvoiceValueNet   = invoice_value;</w:t>
+        <w:t xml:space="preserve">    DistributionChannel = dist_channel;</w:t>
         <w:br/>
-        <w:t xml:space="preserve">    FulfilmentPercent = fulfil_pct;</w:t>
+        <w:t xml:space="preserve">    CreationDate        = creation_date;</w:t>
         <w:br/>
-        <w:t xml:space="preserve">    BillingPercent    = billing_pct;</w:t>
+        <w:t xml:space="preserve">    OverallStatus       = status;</w:t>
+        <w:br/>
+        <w:t xml:space="preserve">    Currency            = currency;</w:t>
+        <w:br/>
+        <w:t xml:space="preserve">    OrderValueNet       = order_value;</w:t>
+        <w:br/>
+        <w:t xml:space="preserve">    InvoiceValueNet     = invoice_value;</w:t>
+        <w:br/>
+        <w:t xml:space="preserve">    InvoiceCount        = invoice_cnt;</w:t>
+        <w:br/>
+        <w:t xml:space="preserve">    DeliveryCount       = delivery_cnt;</w:t>
+        <w:br/>
+        <w:t xml:space="preserve">    FulfilmentPercent   = fulfil_pct;</w:t>
+        <w:br/>
+        <w:t xml:space="preserve">    BillingPercent      = billing_pct;</w:t>
         <w:br/>
         <w:t xml:space="preserve">  }</w:t>
         <w:br/>
@@ -2354,18 +4537,21 @@
     </w:p>
     <w:p/>
     <w:p>
+      <w:pPr>
+        <w:shd w:val="clear" w:color="auto" w:fill="FFF3E0"/>
+      </w:pPr>
       <w:r>
         <w:rPr>
           <w:b/>
           <w:color w:val="C05500"/>
         </w:rPr>
-        <w:t xml:space="preserve">NOTE   </w:t>
+        <w:t xml:space="preserve">  NOTE   </w:t>
       </w:r>
       <w:r>
         <w:rPr>
           <w:color w:val="C05500"/>
         </w:rPr>
-        <w:t>Mapping uses CDS field names on the left and database column names on the right.</w:t>
+        <w:t xml:space="preserve">  The mapping uses CDS field names (left) mapped to database column names (right). A common mistake is mapping CDS names to CDS names — this causes runtime errors.</w:t>
       </w:r>
     </w:p>
     <w:p>
@@ -2376,50 +4562,376 @@
         <w:rPr>
           <w:color w:val="2E74B5"/>
         </w:rPr>
-        <w:t>Activation Order — Critical</w:t>
+        <w:t>Activation Order — Mandatory</w:t>
+      </w:r>
+    </w:p>
+    <w:p>
+      <w:r>
+        <w:rPr>
+          <w:b w:val="0"/>
+          <w:i w:val="0"/>
+          <w:sz w:val="22"/>
+        </w:rPr>
+        <w:t>Always activate in this exact sequence. Activating out of order causes dependency errors.</w:t>
+      </w:r>
+    </w:p>
+    <w:tbl>
+      <w:tblPr>
+        <w:tblStyle w:val="TableGrid"/>
+        <w:tblW w:type="auto" w:w="0"/>
+        <w:tblLook w:firstColumn="1" w:firstRow="1" w:lastColumn="0" w:lastRow="0" w:noHBand="0" w:noVBand="1" w:val="04A0"/>
+      </w:tblPr>
+      <w:tblGrid>
+        <w:gridCol w:w="3024"/>
+        <w:gridCol w:w="3024"/>
+        <w:gridCol w:w="3024"/>
+      </w:tblGrid>
+      <w:tr>
+        <w:tc>
+          <w:tcPr>
+            <w:tcW w:type="dxa" w:w="3024"/>
+            <w:shd w:val="clear" w:color="auto" w:fill="1F497D"/>
+          </w:tcPr>
+          <w:p>
+            <w:r>
+              <w:rPr>
+                <w:b/>
+                <w:color w:val="FFFFFF"/>
+              </w:rPr>
+              <w:t>Step</w:t>
+            </w:r>
+          </w:p>
+        </w:tc>
+        <w:tc>
+          <w:tcPr>
+            <w:tcW w:type="dxa" w:w="3024"/>
+            <w:shd w:val="clear" w:color="auto" w:fill="1F497D"/>
+          </w:tcPr>
+          <w:p>
+            <w:r>
+              <w:rPr>
+                <w:b/>
+                <w:color w:val="FFFFFF"/>
+              </w:rPr>
+              <w:t>Object</w:t>
+            </w:r>
+          </w:p>
+        </w:tc>
+        <w:tc>
+          <w:tcPr>
+            <w:tcW w:type="dxa" w:w="3024"/>
+            <w:shd w:val="clear" w:color="auto" w:fill="1F497D"/>
+          </w:tcPr>
+          <w:p>
+            <w:r>
+              <w:rPr>
+                <w:b/>
+                <w:color w:val="FFFFFF"/>
+              </w:rPr>
+              <w:t>Action</w:t>
+            </w:r>
+          </w:p>
+        </w:tc>
+      </w:tr>
+      <w:tr>
+        <w:tc>
+          <w:tcPr>
+            <w:tcW w:type="dxa" w:w="3024"/>
+          </w:tcPr>
+          <w:p>
+            <w:r>
+              <w:t>1</w:t>
+            </w:r>
+          </w:p>
+        </w:tc>
+        <w:tc>
+          <w:tcPr>
+            <w:tcW w:type="dxa" w:w="3024"/>
+          </w:tcPr>
+          <w:p>
+            <w:r>
+              <w:t>ZXX_SALESDATA</w:t>
+            </w:r>
+          </w:p>
+        </w:tc>
+        <w:tc>
+          <w:tcPr>
+            <w:tcW w:type="dxa" w:w="3024"/>
+          </w:tcPr>
+          <w:p>
+            <w:r>
+              <w:t>Ctrl+F3</w:t>
+            </w:r>
+          </w:p>
+        </w:tc>
+      </w:tr>
+      <w:tr>
+        <w:tc>
+          <w:tcPr>
+            <w:tcW w:type="dxa" w:w="3024"/>
+          </w:tcPr>
+          <w:p>
+            <w:r>
+              <w:t>2</w:t>
+            </w:r>
+          </w:p>
+        </w:tc>
+        <w:tc>
+          <w:tcPr>
+            <w:tcW w:type="dxa" w:w="3024"/>
+          </w:tcPr>
+          <w:p>
+            <w:r>
+              <w:t>ZXX_I_SALESREPORT</w:t>
+            </w:r>
+          </w:p>
+        </w:tc>
+        <w:tc>
+          <w:tcPr>
+            <w:tcW w:type="dxa" w:w="3024"/>
+          </w:tcPr>
+          <w:p>
+            <w:r>
+              <w:t>Ctrl+F3</w:t>
+            </w:r>
+          </w:p>
+        </w:tc>
+      </w:tr>
+      <w:tr>
+        <w:tc>
+          <w:tcPr>
+            <w:tcW w:type="dxa" w:w="3024"/>
+          </w:tcPr>
+          <w:p>
+            <w:r>
+              <w:t>3</w:t>
+            </w:r>
+          </w:p>
+        </w:tc>
+        <w:tc>
+          <w:tcPr>
+            <w:tcW w:type="dxa" w:w="3024"/>
+          </w:tcPr>
+          <w:p>
+            <w:r>
+              <w:t>ZXX_C_SALESREPORT</w:t>
+            </w:r>
+          </w:p>
+        </w:tc>
+        <w:tc>
+          <w:tcPr>
+            <w:tcW w:type="dxa" w:w="3024"/>
+          </w:tcPr>
+          <w:p>
+            <w:r>
+              <w:t>Ctrl+F3</w:t>
+            </w:r>
+          </w:p>
+        </w:tc>
+      </w:tr>
+      <w:tr>
+        <w:tc>
+          <w:tcPr>
+            <w:tcW w:type="dxa" w:w="3024"/>
+          </w:tcPr>
+          <w:p>
+            <w:r>
+              <w:t>4</w:t>
+            </w:r>
+          </w:p>
+        </w:tc>
+        <w:tc>
+          <w:tcPr>
+            <w:tcW w:type="dxa" w:w="3024"/>
+          </w:tcPr>
+          <w:p>
+            <w:r>
+              <w:t>ZXX_UI_SALESREPORT_O4 (SRVD)</w:t>
+            </w:r>
+          </w:p>
+        </w:tc>
+        <w:tc>
+          <w:tcPr>
+            <w:tcW w:type="dxa" w:w="3024"/>
+          </w:tcPr>
+          <w:p>
+            <w:r>
+              <w:t>Ctrl+F3</w:t>
+            </w:r>
+          </w:p>
+        </w:tc>
+      </w:tr>
+      <w:tr>
+        <w:tc>
+          <w:tcPr>
+            <w:tcW w:type="dxa" w:w="3024"/>
+          </w:tcPr>
+          <w:p>
+            <w:r>
+              <w:t>5</w:t>
+            </w:r>
+          </w:p>
+        </w:tc>
+        <w:tc>
+          <w:tcPr>
+            <w:tcW w:type="dxa" w:w="3024"/>
+          </w:tcPr>
+          <w:p>
+            <w:r>
+              <w:t>ZXX_UI_SALESREPORT_O4 (Binding)</w:t>
+            </w:r>
+          </w:p>
+        </w:tc>
+        <w:tc>
+          <w:tcPr>
+            <w:tcW w:type="dxa" w:w="3024"/>
+          </w:tcPr>
+          <w:p>
+            <w:r>
+              <w:t>Activate button -&gt; then Publish button</w:t>
+            </w:r>
+          </w:p>
+        </w:tc>
+      </w:tr>
+    </w:tbl>
+    <w:p/>
+    <w:p>
+      <w:r>
+        <w:rPr>
+          <w:b w:val="0"/>
+          <w:i w:val="0"/>
+          <w:sz w:val="22"/>
+        </w:rPr>
+        <w:t>After Publish, click Preview next to SalesReport in the service binding editor. Your Fiori List Report opens in the browser — this is your first working preview.</w:t>
+      </w:r>
+    </w:p>
+    <w:p/>
+    <w:p>
+      <w:pPr>
+        <w:jc w:val="center"/>
+      </w:pPr>
+      <w:r>
+        <w:rPr>
+          <w:color w:val="CCCCCC"/>
+          <w:sz w:val="28"/>
+        </w:rPr>
+        <w:t>* * *</w:t>
+      </w:r>
+    </w:p>
+    <w:p/>
+    <w:p>
+      <w:r>
+        <w:br w:type="page"/>
       </w:r>
     </w:p>
     <w:p>
       <w:pPr>
-        <w:shd w:val="clear" w:color="auto" w:fill="EEF3F8"/>
+        <w:jc w:val="center"/>
+      </w:pPr>
+      <w:r>
+        <w:rPr>
+          <w:b/>
+          <w:color w:val="2E74B5"/>
+          <w:sz w:val="22"/>
+        </w:rPr>
+        <w:t>CHAPTER 6</w:t>
+      </w:r>
+    </w:p>
+    <w:p>
+      <w:pPr>
+        <w:jc w:val="center"/>
+      </w:pPr>
+      <w:r>
+        <w:rPr>
+          <w:b/>
+          <w:color w:val="1F497D"/>
+          <w:sz w:val="40"/>
+        </w:rPr>
+        <w:t>Test Data and OData Service</w:t>
+      </w:r>
+    </w:p>
+    <w:p/>
+    <w:p>
+      <w:pPr>
+        <w:pStyle w:val="Heading2"/>
+      </w:pPr>
+      <w:r>
+        <w:rPr>
+          <w:color w:val="2E74B5"/>
+        </w:rPr>
+        <w:t>Insert Test Data</w:t>
+      </w:r>
+    </w:p>
+    <w:p>
+      <w:r>
+        <w:rPr>
+          <w:b w:val="0"/>
+          <w:i w:val="0"/>
+          <w:sz w:val="22"/>
+        </w:rPr>
+        <w:t>Create an ABAP class to populate ZXX_SALESDATA with sample records. Right-click ZXX_REPORTS -&gt; New -&gt; ABAP Class -&gt; Name: ZXX_CL_INSERT_TESTDATA.</w:t>
+      </w:r>
+    </w:p>
+    <w:p>
+      <w:pPr>
+        <w:shd w:val="clear" w:color="auto" w:fill="E8EFF7"/>
       </w:pPr>
       <w:r>
         <w:rPr>
           <w:rFonts w:ascii="Courier New" w:hAnsi="Courier New"/>
           <w:sz w:val="18"/>
         </w:rPr>
-        <w:t>1. ZXX_SALESDATA           Ctrl+F3</w:t>
+        <w:t>CLASS zxx_cl_insert_testdata DEFINITION PUBLIC FINAL CREATE PUBLIC.</w:t>
         <w:br/>
-        <w:t>2. ZXX_I_SALESREPORT       Ctrl+F3</w:t>
+        <w:t xml:space="preserve">  PUBLIC SECTION.</w:t>
         <w:br/>
-        <w:t>3. ZXX_C_SALESREPORT       Ctrl+F3</w:t>
+        <w:t xml:space="preserve">    INTERFACES if_oo_adt_classrun.</w:t>
         <w:br/>
-        <w:t>4. ZXX_UI_SALESREPORT_O4   Service Definition   Ctrl+F3</w:t>
+        <w:t>ENDCLASS.</w:t>
         <w:br/>
-        <w:t>5. ZXX_UI_SALESREPORT_O4   Service Binding  -&gt;  Activate -&gt; Publish</w:t>
+        <w:br/>
+        <w:t>CLASS zxx_cl_insert_testdata IMPLEMENTATION.</w:t>
+        <w:br/>
+        <w:t xml:space="preserve">  METHOD if_oo_adt_classrun~main.</w:t>
+        <w:br/>
+        <w:t xml:space="preserve">    DELETE FROM zxx_salesdata.</w:t>
+        <w:br/>
+        <w:t xml:space="preserve">    INSERT zxx_salesdata FROM TABLE @( VALUE #(</w:t>
+        <w:br/>
+        <w:t xml:space="preserve">      ( sales_order = '1000000001' company_code = '1000' sales_org = 'S001'</w:t>
+        <w:br/>
+        <w:t xml:space="preserve">        dist_channel = '10' creation_date = '20260101' status = 'C'</w:t>
+        <w:br/>
+        <w:t xml:space="preserve">        currency = 'USD' order_value = '50000.00' invoice_value = '48000.00'</w:t>
+        <w:br/>
+        <w:t xml:space="preserve">        invoice_cnt = 3 delivery_cnt = 2 fulfil_pct = '96.00' billing_pct = '96.00' )</w:t>
+        <w:br/>
+        <w:t xml:space="preserve">      ( sales_order = '1000000002' company_code = '1000' sales_org = 'S001'</w:t>
+        <w:br/>
+        <w:t xml:space="preserve">        dist_channel = '10' creation_date = '20260115' status = 'B'</w:t>
+        <w:br/>
+        <w:t xml:space="preserve">        currency = 'USD' order_value = '30000.00' invoice_value = '25000.00'</w:t>
+        <w:br/>
+        <w:t xml:space="preserve">        invoice_cnt = 2 delivery_cnt = 1 fulfil_pct = '83.00' billing_pct = '83.00' )</w:t>
+        <w:br/>
+        <w:t xml:space="preserve">    ) ).</w:t>
+        <w:br/>
+        <w:t xml:space="preserve">    out-&gt;write( 'Test data inserted successfully!' ).</w:t>
+        <w:br/>
+        <w:t xml:space="preserve">  ENDMETHOD.</w:t>
+        <w:br/>
+        <w:t>ENDCLASS.</w:t>
       </w:r>
     </w:p>
-    <w:p/>
     <w:p/>
     <w:p>
       <w:r>
         <w:rPr>
-          <w:color w:val="CCCCCC"/>
-          <w:sz w:val="16"/>
+          <w:b w:val="0"/>
+          <w:i w:val="0"/>
+          <w:sz w:val="22"/>
         </w:rPr>
-        <w:t xml:space="preserve">- - - - - - - - - - - - - - - - - - - - - - - - - - - - - - - - - - - - - - - - </w:t>
-      </w:r>
-    </w:p>
-    <w:p/>
-    <w:p>
-      <w:pPr>
-        <w:pStyle w:val="Heading1"/>
-      </w:pPr>
-      <w:r>
-        <w:rPr>
-          <w:color w:val="1F497D"/>
-        </w:rPr>
-        <w:t>Chapter 5 — OData Service and Fiori App in BAS</w:t>
+        <w:t>Activate with Ctrl+F3, then right-click -&gt; Run As -&gt; ABAP Application (Console).</w:t>
       </w:r>
     </w:p>
     <w:p>
@@ -2430,7 +4942,7 @@
         <w:rPr>
           <w:color w:val="2E74B5"/>
         </w:rPr>
-        <w:t>OData V4 Service URLs</w:t>
+        <w:t>OData V4 Service Endpoints</w:t>
       </w:r>
     </w:p>
     <w:tbl>
@@ -2440,18 +4952,20 @@
         <w:tblLook w:firstColumn="1" w:firstRow="1" w:lastColumn="0" w:lastRow="0" w:noHBand="0" w:noVBand="1" w:val="04A0"/>
       </w:tblPr>
       <w:tblGrid>
-        <w:gridCol w:w="4392"/>
-        <w:gridCol w:w="4392"/>
+        <w:gridCol w:w="4536"/>
+        <w:gridCol w:w="4536"/>
       </w:tblGrid>
       <w:tr>
         <w:tc>
           <w:tcPr>
-            <w:tcW w:type="dxa" w:w="4392"/>
+            <w:tcW w:type="dxa" w:w="4536"/>
+            <w:shd w:val="clear" w:color="auto" w:fill="1F497D"/>
           </w:tcPr>
           <w:p>
             <w:r>
               <w:rPr>
                 <w:b/>
+                <w:color w:val="FFFFFF"/>
               </w:rPr>
               <w:t>Endpoint</w:t>
             </w:r>
@@ -2459,12 +4973,14 @@
         </w:tc>
         <w:tc>
           <w:tcPr>
-            <w:tcW w:type="dxa" w:w="4392"/>
+            <w:tcW w:type="dxa" w:w="4536"/>
+            <w:shd w:val="clear" w:color="auto" w:fill="1F497D"/>
           </w:tcPr>
           <w:p>
             <w:r>
               <w:rPr>
                 <w:b/>
+                <w:color w:val="FFFFFF"/>
               </w:rPr>
               <w:t>URL</w:t>
             </w:r>
@@ -2474,7 +4990,7 @@
       <w:tr>
         <w:tc>
           <w:tcPr>
-            <w:tcW w:type="dxa" w:w="4392"/>
+            <w:tcW w:type="dxa" w:w="4536"/>
           </w:tcPr>
           <w:p>
             <w:r>
@@ -2484,11 +5000,11 @@
         </w:tc>
         <w:tc>
           <w:tcPr>
-            <w:tcW w:type="dxa" w:w="4392"/>
-          </w:tcPr>
-          <w:p>
-            <w:r>
-              <w:t>/sap/opu/odata4/sap/zxx_ui_salesreport_o4/srvd/sap/zxx_ui_salesreport_o4/0001/</w:t>
+            <w:tcW w:type="dxa" w:w="4536"/>
+          </w:tcPr>
+          <w:p>
+            <w:r>
+              <w:t>https://&lt;BTP-HOST&gt;/sap/opu/odata4/sap/zxx_ui_salesreport_o4/srvd/sap/zxx_ui_salesreport_o4/0001/</w:t>
             </w:r>
           </w:p>
         </w:tc>
@@ -2496,7 +5012,7 @@
       <w:tr>
         <w:tc>
           <w:tcPr>
-            <w:tcW w:type="dxa" w:w="4392"/>
+            <w:tcW w:type="dxa" w:w="4536"/>
           </w:tcPr>
           <w:p>
             <w:r>
@@ -2506,7 +5022,7 @@
         </w:tc>
         <w:tc>
           <w:tcPr>
-            <w:tcW w:type="dxa" w:w="4392"/>
+            <w:tcW w:type="dxa" w:w="4536"/>
           </w:tcPr>
           <w:p>
             <w:r>
@@ -2518,17 +5034,17 @@
       <w:tr>
         <w:tc>
           <w:tcPr>
-            <w:tcW w:type="dxa" w:w="4392"/>
-          </w:tcPr>
-          <w:p>
-            <w:r>
-              <w:t>Metadata</w:t>
-            </w:r>
-          </w:p>
-        </w:tc>
-        <w:tc>
-          <w:tcPr>
-            <w:tcW w:type="dxa" w:w="4392"/>
+            <w:tcW w:type="dxa" w:w="4536"/>
+          </w:tcPr>
+          <w:p>
+            <w:r>
+              <w:t>Metadata doc</w:t>
+            </w:r>
+          </w:p>
+        </w:tc>
+        <w:tc>
+          <w:tcPr>
+            <w:tcW w:type="dxa" w:w="4536"/>
           </w:tcPr>
           <w:p>
             <w:r>
@@ -2538,6 +5054,73 @@
         </w:tc>
       </w:tr>
     </w:tbl>
+    <w:p/>
+    <w:p>
+      <w:r>
+        <w:rPr>
+          <w:b w:val="0"/>
+          <w:i w:val="0"/>
+          <w:sz w:val="22"/>
+        </w:rPr>
+        <w:t>Open the $metadata URL in a browser. Login with BTP credentials. A valid XML response confirms the service is live and ready for the Fiori generator.</w:t>
+      </w:r>
+    </w:p>
+    <w:p/>
+    <w:p>
+      <w:pPr>
+        <w:jc w:val="center"/>
+      </w:pPr>
+      <w:r>
+        <w:rPr>
+          <w:color w:val="CCCCCC"/>
+          <w:sz w:val="28"/>
+        </w:rPr>
+        <w:t>* * *</w:t>
+      </w:r>
+    </w:p>
+    <w:p/>
+    <w:p>
+      <w:r>
+        <w:br w:type="page"/>
+      </w:r>
+    </w:p>
+    <w:p>
+      <w:pPr>
+        <w:jc w:val="center"/>
+      </w:pPr>
+      <w:r>
+        <w:rPr>
+          <w:b/>
+          <w:color w:val="2E74B5"/>
+          <w:sz w:val="22"/>
+        </w:rPr>
+        <w:t>CHAPTER 7</w:t>
+      </w:r>
+    </w:p>
+    <w:p>
+      <w:pPr>
+        <w:jc w:val="center"/>
+      </w:pPr>
+      <w:r>
+        <w:rPr>
+          <w:b/>
+          <w:color w:val="1F497D"/>
+          <w:sz w:val="40"/>
+        </w:rPr>
+        <w:t>Building and Running the Fiori App in BAS</w:t>
+      </w:r>
+    </w:p>
+    <w:p/>
+    <w:p>
+      <w:r>
+        <w:rPr>
+          <w:b w:val="0"/>
+          <w:i w:val="0"/>
+          <w:sz w:val="22"/>
+        </w:rPr>
+        <w:t>SAP Business Application Studio (BAS) is a browser-based IDE. The Fiori Application Generator creates a complete Fiori Elements app in minutes, connected directly to your OData service.</w:t>
+      </w:r>
+    </w:p>
     <w:p/>
     <w:p>
       <w:pPr>
@@ -2547,7 +5130,7 @@
         <w:rPr>
           <w:color w:val="2E74B5"/>
         </w:rPr>
-        <w:t>Run Fiori App in BAS</w:t>
+        <w:t>Step 1 — Login to Cloud Foundry</w:t>
       </w:r>
     </w:p>
     <w:p>
@@ -2557,12 +5140,12 @@
           <w:i w:val="0"/>
           <w:sz w:val="22"/>
         </w:rPr>
-        <w:t>Open terminal in BAS (Ctrl + backtick) and login to Cloud Foundry:</w:t>
+        <w:t>BAS needs to discover your BTP ABAP system. Open the terminal (Ctrl + backtick) and run:</w:t>
       </w:r>
     </w:p>
     <w:p>
       <w:pPr>
-        <w:shd w:val="clear" w:color="auto" w:fill="EEF3F8"/>
+        <w:shd w:val="clear" w:color="auto" w:fill="E8EFF7"/>
       </w:pPr>
       <w:r>
         <w:rPr>
@@ -2580,23 +5163,316 @@
           <w:i w:val="0"/>
           <w:sz w:val="22"/>
         </w:rPr>
-        <w:t>Then generate the app via Command Palette -&gt; Fiori: Open Application Generator, selecting the ZXX_UI_SALESREPORT_O4 service.</w:t>
-      </w:r>
-    </w:p>
-    <w:p/>
-    <w:p>
-      <w:r>
-        <w:rPr>
-          <w:b w:val="0"/>
-          <w:i w:val="0"/>
-          <w:sz w:val="22"/>
-        </w:rPr>
-        <w:t>To run the app locally:</w:t>
+        <w:t>Enter your BTP email and password. Select your trial org and space when prompted.</w:t>
       </w:r>
     </w:p>
     <w:p>
       <w:pPr>
-        <w:shd w:val="clear" w:color="auto" w:fill="EEF3F8"/>
+        <w:shd w:val="clear" w:color="auto" w:fill="FFF3E0"/>
+      </w:pPr>
+      <w:r>
+        <w:rPr>
+          <w:b/>
+          <w:color w:val="C05500"/>
+        </w:rPr>
+        <w:t xml:space="preserve">  NOTE   </w:t>
+      </w:r>
+      <w:r>
+        <w:rPr>
+          <w:color w:val="C05500"/>
+        </w:rPr>
+        <w:t xml:space="preserve">  If you skip this step, the Fiori generator shows: "Discovering ABAP Environments failed." The fix is always cf login first.</w:t>
+      </w:r>
+    </w:p>
+    <w:p>
+      <w:pPr>
+        <w:pStyle w:val="Heading2"/>
+      </w:pPr>
+      <w:r>
+        <w:rPr>
+          <w:color w:val="2E74B5"/>
+        </w:rPr>
+        <w:t>Step 2 — Generate the Fiori App</w:t>
+      </w:r>
+    </w:p>
+    <w:tbl>
+      <w:tblPr>
+        <w:tblStyle w:val="TableGrid"/>
+        <w:tblW w:type="auto" w:w="0"/>
+        <w:tblLook w:firstColumn="1" w:firstRow="1" w:lastColumn="0" w:lastRow="0" w:noHBand="0" w:noVBand="1" w:val="04A0"/>
+      </w:tblPr>
+      <w:tblGrid>
+        <w:gridCol w:w="4536"/>
+        <w:gridCol w:w="4536"/>
+      </w:tblGrid>
+      <w:tr>
+        <w:tc>
+          <w:tcPr>
+            <w:tcW w:type="dxa" w:w="4536"/>
+            <w:shd w:val="clear" w:color="auto" w:fill="1F497D"/>
+          </w:tcPr>
+          <w:p>
+            <w:r>
+              <w:rPr>
+                <w:b/>
+                <w:color w:val="FFFFFF"/>
+              </w:rPr>
+              <w:t>Wizard Field</w:t>
+            </w:r>
+          </w:p>
+        </w:tc>
+        <w:tc>
+          <w:tcPr>
+            <w:tcW w:type="dxa" w:w="4536"/>
+            <w:shd w:val="clear" w:color="auto" w:fill="1F497D"/>
+          </w:tcPr>
+          <w:p>
+            <w:r>
+              <w:rPr>
+                <w:b/>
+                <w:color w:val="FFFFFF"/>
+              </w:rPr>
+              <w:t>Value</w:t>
+            </w:r>
+          </w:p>
+        </w:tc>
+      </w:tr>
+      <w:tr>
+        <w:tc>
+          <w:tcPr>
+            <w:tcW w:type="dxa" w:w="4536"/>
+          </w:tcPr>
+          <w:p>
+            <w:r>
+              <w:t>Command</w:t>
+            </w:r>
+          </w:p>
+        </w:tc>
+        <w:tc>
+          <w:tcPr>
+            <w:tcW w:type="dxa" w:w="4536"/>
+          </w:tcPr>
+          <w:p>
+            <w:r>
+              <w:t>Ctrl+Shift+P -&gt; Fiori: Open Application Generator</w:t>
+            </w:r>
+          </w:p>
+        </w:tc>
+      </w:tr>
+      <w:tr>
+        <w:tc>
+          <w:tcPr>
+            <w:tcW w:type="dxa" w:w="4536"/>
+          </w:tcPr>
+          <w:p>
+            <w:r>
+              <w:t>Template</w:t>
+            </w:r>
+          </w:p>
+        </w:tc>
+        <w:tc>
+          <w:tcPr>
+            <w:tcW w:type="dxa" w:w="4536"/>
+          </w:tcPr>
+          <w:p>
+            <w:r>
+              <w:t>List Report Page</w:t>
+            </w:r>
+          </w:p>
+        </w:tc>
+      </w:tr>
+      <w:tr>
+        <w:tc>
+          <w:tcPr>
+            <w:tcW w:type="dxa" w:w="4536"/>
+          </w:tcPr>
+          <w:p>
+            <w:r>
+              <w:t>Data Source</w:t>
+            </w:r>
+          </w:p>
+        </w:tc>
+        <w:tc>
+          <w:tcPr>
+            <w:tcW w:type="dxa" w:w="4536"/>
+          </w:tcPr>
+          <w:p>
+            <w:r>
+              <w:t>Connect to a System</w:t>
+            </w:r>
+          </w:p>
+        </w:tc>
+      </w:tr>
+      <w:tr>
+        <w:tc>
+          <w:tcPr>
+            <w:tcW w:type="dxa" w:w="4536"/>
+          </w:tcPr>
+          <w:p>
+            <w:r>
+              <w:t>System</w:t>
+            </w:r>
+          </w:p>
+        </w:tc>
+        <w:tc>
+          <w:tcPr>
+            <w:tcW w:type="dxa" w:w="4536"/>
+          </w:tcPr>
+          <w:p>
+            <w:r>
+              <w:t>Cloud Foundry ABAP environment on SAP BTP</w:t>
+            </w:r>
+          </w:p>
+        </w:tc>
+      </w:tr>
+      <w:tr>
+        <w:tc>
+          <w:tcPr>
+            <w:tcW w:type="dxa" w:w="4536"/>
+          </w:tcPr>
+          <w:p>
+            <w:r>
+              <w:t>ABAP Environment</w:t>
+            </w:r>
+          </w:p>
+        </w:tc>
+        <w:tc>
+          <w:tcPr>
+            <w:tcW w:type="dxa" w:w="4536"/>
+          </w:tcPr>
+          <w:p>
+            <w:r>
+              <w:t>Select your system from the dropdown</w:t>
+            </w:r>
+          </w:p>
+        </w:tc>
+      </w:tr>
+      <w:tr>
+        <w:tc>
+          <w:tcPr>
+            <w:tcW w:type="dxa" w:w="4536"/>
+          </w:tcPr>
+          <w:p>
+            <w:r>
+              <w:t>Service</w:t>
+            </w:r>
+          </w:p>
+        </w:tc>
+        <w:tc>
+          <w:tcPr>
+            <w:tcW w:type="dxa" w:w="4536"/>
+          </w:tcPr>
+          <w:p>
+            <w:r>
+              <w:t>ZXX_UI_SALESREPORT_O4</w:t>
+            </w:r>
+          </w:p>
+        </w:tc>
+      </w:tr>
+      <w:tr>
+        <w:tc>
+          <w:tcPr>
+            <w:tcW w:type="dxa" w:w="4536"/>
+          </w:tcPr>
+          <w:p>
+            <w:r>
+              <w:t>Main entity</w:t>
+            </w:r>
+          </w:p>
+        </w:tc>
+        <w:tc>
+          <w:tcPr>
+            <w:tcW w:type="dxa" w:w="4536"/>
+          </w:tcPr>
+          <w:p>
+            <w:r>
+              <w:t>SalesReport</w:t>
+            </w:r>
+          </w:p>
+        </w:tc>
+      </w:tr>
+      <w:tr>
+        <w:tc>
+          <w:tcPr>
+            <w:tcW w:type="dxa" w:w="4536"/>
+          </w:tcPr>
+          <w:p>
+            <w:r>
+              <w:t>Module name</w:t>
+            </w:r>
+          </w:p>
+        </w:tc>
+        <w:tc>
+          <w:tcPr>
+            <w:tcW w:type="dxa" w:w="4536"/>
+          </w:tcPr>
+          <w:p>
+            <w:r>
+              <w:t>salesreport</w:t>
+            </w:r>
+          </w:p>
+        </w:tc>
+      </w:tr>
+      <w:tr>
+        <w:tc>
+          <w:tcPr>
+            <w:tcW w:type="dxa" w:w="4536"/>
+          </w:tcPr>
+          <w:p>
+            <w:r>
+              <w:t>App title</w:t>
+            </w:r>
+          </w:p>
+        </w:tc>
+        <w:tc>
+          <w:tcPr>
+            <w:tcW w:type="dxa" w:w="4536"/>
+          </w:tcPr>
+          <w:p>
+            <w:r>
+              <w:t>Sales Cycle Report</w:t>
+            </w:r>
+          </w:p>
+        </w:tc>
+      </w:tr>
+      <w:tr>
+        <w:tc>
+          <w:tcPr>
+            <w:tcW w:type="dxa" w:w="4536"/>
+          </w:tcPr>
+          <w:p>
+            <w:r>
+              <w:t>Namespace</w:t>
+            </w:r>
+          </w:p>
+        </w:tc>
+        <w:tc>
+          <w:tcPr>
+            <w:tcW w:type="dxa" w:w="4536"/>
+          </w:tcPr>
+          <w:p>
+            <w:r>
+              <w:t>com.zxx</w:t>
+            </w:r>
+          </w:p>
+        </w:tc>
+      </w:tr>
+    </w:tbl>
+    <w:p/>
+    <w:p>
+      <w:pPr>
+        <w:pStyle w:val="Heading2"/>
+      </w:pPr>
+      <w:r>
+        <w:rPr>
+          <w:color w:val="2E74B5"/>
+        </w:rPr>
+        <w:t>Step 3 — Run the App Locally</w:t>
+      </w:r>
+    </w:p>
+    <w:p>
+      <w:pPr>
+        <w:shd w:val="clear" w:color="auto" w:fill="E8EFF7"/>
       </w:pPr>
       <w:r>
         <w:rPr>
@@ -2612,41 +5488,33 @@
     </w:p>
     <w:p/>
     <w:p>
+      <w:pPr>
+        <w:shd w:val="clear" w:color="auto" w:fill="E8F5E9"/>
+      </w:pPr>
       <w:r>
         <w:rPr>
           <w:b/>
-          <w:color w:val="1F7A1F"/>
+          <w:color w:val="FFFFFF"/>
         </w:rPr>
-        <w:t xml:space="preserve">TIP   </w:t>
+        <w:t xml:space="preserve">  TIP   </w:t>
       </w:r>
       <w:r>
         <w:rPr>
           <w:i/>
           <w:color w:val="1F7A1F"/>
         </w:rPr>
-        <w:t>Use npx ui5 serve instead of npm start if the fiori run command fails silently.</w:t>
+        <w:t xml:space="preserve">  Use npx ui5 serve instead of npm start. The fiori run command fails silently on BTP trial. npx ui5 serve is more reliable.</w:t>
       </w:r>
     </w:p>
-    <w:p/>
-    <w:p>
-      <w:r>
-        <w:rPr>
-          <w:color w:val="CCCCCC"/>
-          <w:sz w:val="16"/>
-        </w:rPr>
-        <w:t xml:space="preserve">- - - - - - - - - - - - - - - - - - - - - - - - - - - - - - - - - - - - - - - - </w:t>
-      </w:r>
-    </w:p>
-    <w:p/>
     <w:p>
       <w:pPr>
-        <w:pStyle w:val="Heading1"/>
+        <w:pStyle w:val="Heading2"/>
       </w:pPr>
       <w:r>
         <w:rPr>
-          <w:color w:val="1F497D"/>
+          <w:color w:val="2E74B5"/>
         </w:rPr>
-        <w:t>Lessons Learned — Errors and Fixes</w:t>
+        <w:t>Common npm Errors and Fixes</w:t>
       </w:r>
     </w:p>
     <w:tbl>
@@ -2656,18 +5524,20 @@
         <w:tblLook w:firstColumn="1" w:firstRow="1" w:lastColumn="0" w:lastRow="0" w:noHBand="0" w:noVBand="1" w:val="04A0"/>
       </w:tblPr>
       <w:tblGrid>
-        <w:gridCol w:w="4392"/>
-        <w:gridCol w:w="4392"/>
+        <w:gridCol w:w="4536"/>
+        <w:gridCol w:w="4536"/>
       </w:tblGrid>
       <w:tr>
         <w:tc>
           <w:tcPr>
-            <w:tcW w:type="dxa" w:w="4392"/>
+            <w:tcW w:type="dxa" w:w="4536"/>
+            <w:shd w:val="clear" w:color="auto" w:fill="1F497D"/>
           </w:tcPr>
           <w:p>
             <w:r>
               <w:rPr>
                 <w:b/>
+                <w:color w:val="FFFFFF"/>
               </w:rPr>
               <w:t>Error</w:t>
             </w:r>
@@ -2675,12 +5545,14 @@
         </w:tc>
         <w:tc>
           <w:tcPr>
-            <w:tcW w:type="dxa" w:w="4392"/>
+            <w:tcW w:type="dxa" w:w="4536"/>
+            <w:shd w:val="clear" w:color="auto" w:fill="1F497D"/>
           </w:tcPr>
           <w:p>
             <w:r>
               <w:rPr>
                 <w:b/>
+                <w:color w:val="FFFFFF"/>
               </w:rPr>
               <w:t>Fix</w:t>
             </w:r>
@@ -2690,21 +5562,21 @@
       <w:tr>
         <w:tc>
           <w:tcPr>
-            <w:tcW w:type="dxa" w:w="4392"/>
-          </w:tcPr>
-          <w:p>
-            <w:r>
-              <w:t>abapGit pulls but imports nothing</w:t>
-            </w:r>
-          </w:p>
-        </w:tc>
-        <w:tc>
-          <w:tcPr>
-            <w:tcW w:type="dxa" w:w="4392"/>
-          </w:tcPr>
-          <w:p>
-            <w:r>
-              <w:t>Add .abapgit.xml to repo root with /src/ starting folder</w:t>
+            <w:tcW w:type="dxa" w:w="4536"/>
+          </w:tcPr>
+          <w:p>
+            <w:r>
+              <w:t>ERESOLVE could not resolve</w:t>
+            </w:r>
+          </w:p>
+        </w:tc>
+        <w:tc>
+          <w:tcPr>
+            <w:tcW w:type="dxa" w:w="4536"/>
+          </w:tcPr>
+          <w:p>
+            <w:r>
+              <w:t>Run: npm install --legacy-peer-deps</w:t>
             </w:r>
           </w:p>
         </w:tc>
@@ -2712,21 +5584,21 @@
       <w:tr>
         <w:tc>
           <w:tcPr>
-            <w:tcW w:type="dxa" w:w="4392"/>
-          </w:tcPr>
-          <w:p>
-            <w:r>
-              <w:t>BDEF import fails</w:t>
-            </w:r>
-          </w:p>
-        </w:tc>
-        <w:tc>
-          <w:tcPr>
-            <w:tcW w:type="dxa" w:w="4392"/>
-          </w:tcPr>
-          <w:p>
-            <w:r>
-              <w:t>Create manually in Eclipse — XML is version-specific</w:t>
+            <w:tcW w:type="dxa" w:w="4536"/>
+          </w:tcPr>
+          <w:p>
+            <w:r>
+              <w:t>fiori run: Command run failed with error</w:t>
+            </w:r>
+          </w:p>
+        </w:tc>
+        <w:tc>
+          <w:tcPr>
+            <w:tcW w:type="dxa" w:w="4536"/>
+          </w:tcPr>
+          <w:p>
+            <w:r>
+              <w:t>Use: npx ui5 serve --open index.html</w:t>
             </w:r>
           </w:p>
         </w:tc>
@@ -2734,197 +5606,21 @@
       <w:tr>
         <w:tc>
           <w:tcPr>
-            <w:tcW w:type="dxa" w:w="4392"/>
-          </w:tcPr>
-          <w:p>
-            <w:r>
-              <w:t>SRVD import fails</w:t>
-            </w:r>
-          </w:p>
-        </w:tc>
-        <w:tc>
-          <w:tcPr>
-            <w:tcW w:type="dxa" w:w="4392"/>
-          </w:tcPr>
-          <w:p>
-            <w:r>
-              <w:t>Create manually in Eclipse — XML is version-specific</w:t>
-            </w:r>
-          </w:p>
-        </w:tc>
-      </w:tr>
-      <w:tr>
-        <w:tc>
-          <w:tcPr>
-            <w:tcW w:type="dxa" w:w="4392"/>
-          </w:tcPr>
-          <w:p>
-            <w:r>
-              <w:t>SRVD not found by abapGit</w:t>
-            </w:r>
-          </w:p>
-        </w:tc>
-        <w:tc>
-          <w:tcPr>
-            <w:tcW w:type="dxa" w:w="4392"/>
-          </w:tcPr>
-          <w:p>
-            <w:r>
-              <w:t>File extension must be .srvdsrv not .asrvd</w:t>
-            </w:r>
-          </w:p>
-        </w:tc>
-      </w:tr>
-      <w:tr>
-        <w:tc>
-          <w:tcPr>
-            <w:tcW w:type="dxa" w:w="4392"/>
-          </w:tcPr>
-          <w:p>
-            <w:r>
-              <w:t>@Analytics.dimension unknown</w:t>
-            </w:r>
-          </w:p>
-        </w:tc>
-        <w:tc>
-          <w:tcPr>
-            <w:tcW w:type="dxa" w:w="4392"/>
-          </w:tcPr>
-          <w:p>
-            <w:r>
-              <w:t>Remove — not available in BTP trial</w:t>
-            </w:r>
-          </w:p>
-        </w:tc>
-      </w:tr>
-      <w:tr>
-        <w:tc>
-          <w:tcPr>
-            <w:tcW w:type="dxa" w:w="4392"/>
-          </w:tcPr>
-          <w:p>
-            <w:r>
-              <w:t>I_SalesOrder not found</w:t>
-            </w:r>
-          </w:p>
-        </w:tc>
-        <w:tc>
-          <w:tcPr>
-            <w:tcW w:type="dxa" w:w="4392"/>
-          </w:tcPr>
-          <w:p>
-            <w:r>
-              <w:t>Use custom table ZXX_SALESDATA</w:t>
-            </w:r>
-          </w:p>
-        </w:tc>
-      </w:tr>
-      <w:tr>
-        <w:tc>
-          <w:tcPr>
-            <w:tcW w:type="dxa" w:w="4392"/>
-          </w:tcPr>
-          <w:p>
-            <w:r>
-              <w:t>abap.cuky syntax error</w:t>
-            </w:r>
-          </w:p>
-        </w:tc>
-        <w:tc>
-          <w:tcPr>
-            <w:tcW w:type="dxa" w:w="4392"/>
-          </w:tcPr>
-          <w:p>
-            <w:r>
-              <w:t>Use abap.char(5) instead</w:t>
-            </w:r>
-          </w:p>
-        </w:tc>
-      </w:tr>
-      <w:tr>
-        <w:tc>
-          <w:tcPr>
-            <w:tcW w:type="dxa" w:w="4392"/>
-          </w:tcPr>
-          <w:p>
-            <w:r>
-              <w:t>GitHub password rejected</w:t>
-            </w:r>
-          </w:p>
-        </w:tc>
-        <w:tc>
-          <w:tcPr>
-            <w:tcW w:type="dxa" w:w="4392"/>
-          </w:tcPr>
-          <w:p>
-            <w:r>
-              <w:t>Use ghp_ Personal Access Token</w:t>
-            </w:r>
-          </w:p>
-        </w:tc>
-      </w:tr>
-      <w:tr>
-        <w:tc>
-          <w:tcPr>
-            <w:tcW w:type="dxa" w:w="4392"/>
-          </w:tcPr>
-          <w:p>
-            <w:r>
-              <w:t>BAS ABAP Environments failed</w:t>
-            </w:r>
-          </w:p>
-        </w:tc>
-        <w:tc>
-          <w:tcPr>
-            <w:tcW w:type="dxa" w:w="4392"/>
-          </w:tcPr>
-          <w:p>
-            <w:r>
-              <w:t>Run cf login in BAS terminal first</w:t>
-            </w:r>
-          </w:p>
-        </w:tc>
-      </w:tr>
-      <w:tr>
-        <w:tc>
-          <w:tcPr>
-            <w:tcW w:type="dxa" w:w="4392"/>
-          </w:tcPr>
-          <w:p>
-            <w:r>
-              <w:t>fiori run fails silently</w:t>
-            </w:r>
-          </w:p>
-        </w:tc>
-        <w:tc>
-          <w:tcPr>
-            <w:tcW w:type="dxa" w:w="4392"/>
-          </w:tcPr>
-          <w:p>
-            <w:r>
-              <w:t>Use npx ui5 serve --open index.html</w:t>
-            </w:r>
-          </w:p>
-        </w:tc>
-      </w:tr>
-      <w:tr>
-        <w:tc>
-          <w:tcPr>
-            <w:tcW w:type="dxa" w:w="4392"/>
-          </w:tcPr>
-          <w:p>
-            <w:r>
-              <w:t>npm ERESOLVE dependency conflict</w:t>
-            </w:r>
-          </w:p>
-        </w:tc>
-        <w:tc>
-          <w:tcPr>
-            <w:tcW w:type="dxa" w:w="4392"/>
-          </w:tcPr>
-          <w:p>
-            <w:r>
-              <w:t>Run npm install --legacy-peer-deps</w:t>
+            <w:tcW w:type="dxa" w:w="4536"/>
+          </w:tcPr>
+          <w:p>
+            <w:r>
+              <w:t>cd project1: No such file or directory</w:t>
+            </w:r>
+          </w:p>
+        </w:tc>
+        <w:tc>
+          <w:tcPr>
+            <w:tcW w:type="dxa" w:w="4536"/>
+          </w:tcPr>
+          <w:p>
+            <w:r>
+              <w:t>You are already inside project1 — run cd .. first</w:t>
             </w:r>
           </w:p>
         </w:tc>
@@ -2933,15 +5629,903 @@
     <w:p/>
     <w:p/>
     <w:p>
+      <w:pPr>
+        <w:jc w:val="center"/>
+      </w:pPr>
       <w:r>
         <w:rPr>
           <w:color w:val="CCCCCC"/>
-          <w:sz w:val="16"/>
+          <w:sz w:val="28"/>
         </w:rPr>
-        <w:t xml:space="preserve">- - - - - - - - - - - - - - - - - - - - - - - - - - - - - - - - - - - - - - - - </w:t>
+        <w:t>* * *</w:t>
       </w:r>
     </w:p>
     <w:p/>
+    <w:p>
+      <w:r>
+        <w:br w:type="page"/>
+      </w:r>
+    </w:p>
+    <w:p>
+      <w:pPr>
+        <w:jc w:val="center"/>
+      </w:pPr>
+      <w:r>
+        <w:rPr>
+          <w:b/>
+          <w:color w:val="2E74B5"/>
+          <w:sz w:val="22"/>
+        </w:rPr>
+        <w:t>CHAPTER 8</w:t>
+      </w:r>
+    </w:p>
+    <w:p>
+      <w:pPr>
+        <w:jc w:val="center"/>
+      </w:pPr>
+      <w:r>
+        <w:rPr>
+          <w:b/>
+          <w:color w:val="1F497D"/>
+          <w:sz w:val="40"/>
+        </w:rPr>
+        <w:t>Deploy to Fiori Launchpad</w:t>
+      </w:r>
+    </w:p>
+    <w:p/>
+    <w:p>
+      <w:r>
+        <w:rPr>
+          <w:b w:val="0"/>
+          <w:i w:val="0"/>
+          <w:sz w:val="22"/>
+        </w:rPr>
+        <w:t>Getting the app running locally is great for development. To make it available as a proper tile in the SAP Fiori Launchpad — accessible to end users — you need three more steps.</w:t>
+      </w:r>
+    </w:p>
+    <w:p/>
+    <w:p>
+      <w:pPr>
+        <w:pStyle w:val="Heading2"/>
+      </w:pPr>
+      <w:r>
+        <w:rPr>
+          <w:color w:val="2E74B5"/>
+        </w:rPr>
+        <w:t>Step 1 — Deploy App to ABAP Repository</w:t>
+      </w:r>
+    </w:p>
+    <w:p>
+      <w:r>
+        <w:rPr>
+          <w:b w:val="0"/>
+          <w:i w:val="0"/>
+          <w:sz w:val="22"/>
+        </w:rPr>
+        <w:t>In BAS terminal:</w:t>
+      </w:r>
+    </w:p>
+    <w:p>
+      <w:pPr>
+        <w:shd w:val="clear" w:color="auto" w:fill="E8EFF7"/>
+      </w:pPr>
+      <w:r>
+        <w:rPr>
+          <w:rFonts w:ascii="Courier New" w:hAnsi="Courier New"/>
+          <w:sz w:val="18"/>
+        </w:rPr>
+        <w:t>npm run deploy</w:t>
+      </w:r>
+    </w:p>
+    <w:p/>
+    <w:p>
+      <w:r>
+        <w:rPr>
+          <w:b w:val="0"/>
+          <w:i w:val="0"/>
+          <w:sz w:val="22"/>
+        </w:rPr>
+        <w:t>When prompted, enter:</w:t>
+      </w:r>
+    </w:p>
+    <w:tbl>
+      <w:tblPr>
+        <w:tblStyle w:val="TableGrid"/>
+        <w:tblW w:type="auto" w:w="0"/>
+        <w:tblLook w:firstColumn="1" w:firstRow="1" w:lastColumn="0" w:lastRow="0" w:noHBand="0" w:noVBand="1" w:val="04A0"/>
+      </w:tblPr>
+      <w:tblGrid>
+        <w:gridCol w:w="4536"/>
+        <w:gridCol w:w="4536"/>
+      </w:tblGrid>
+      <w:tr>
+        <w:tc>
+          <w:tcPr>
+            <w:tcW w:type="dxa" w:w="4536"/>
+            <w:shd w:val="clear" w:color="auto" w:fill="1F497D"/>
+          </w:tcPr>
+          <w:p>
+            <w:r>
+              <w:rPr>
+                <w:b/>
+                <w:color w:val="FFFFFF"/>
+              </w:rPr>
+              <w:t>Prompt</w:t>
+            </w:r>
+          </w:p>
+        </w:tc>
+        <w:tc>
+          <w:tcPr>
+            <w:tcW w:type="dxa" w:w="4536"/>
+            <w:shd w:val="clear" w:color="auto" w:fill="1F497D"/>
+          </w:tcPr>
+          <w:p>
+            <w:r>
+              <w:rPr>
+                <w:b/>
+                <w:color w:val="FFFFFF"/>
+              </w:rPr>
+              <w:t>Value</w:t>
+            </w:r>
+          </w:p>
+        </w:tc>
+      </w:tr>
+      <w:tr>
+        <w:tc>
+          <w:tcPr>
+            <w:tcW w:type="dxa" w:w="4536"/>
+          </w:tcPr>
+          <w:p>
+            <w:r>
+              <w:t>System URL</w:t>
+            </w:r>
+          </w:p>
+        </w:tc>
+        <w:tc>
+          <w:tcPr>
+            <w:tcW w:type="dxa" w:w="4536"/>
+          </w:tcPr>
+          <w:p>
+            <w:r>
+              <w:t>https://&lt;BTP Host&gt;</w:t>
+            </w:r>
+          </w:p>
+        </w:tc>
+      </w:tr>
+      <w:tr>
+        <w:tc>
+          <w:tcPr>
+            <w:tcW w:type="dxa" w:w="4536"/>
+          </w:tcPr>
+          <w:p>
+            <w:r>
+              <w:t>Package</w:t>
+            </w:r>
+          </w:p>
+        </w:tc>
+        <w:tc>
+          <w:tcPr>
+            <w:tcW w:type="dxa" w:w="4536"/>
+          </w:tcPr>
+          <w:p>
+            <w:r>
+              <w:t>ZXX_REPORTS</w:t>
+            </w:r>
+          </w:p>
+        </w:tc>
+      </w:tr>
+      <w:tr>
+        <w:tc>
+          <w:tcPr>
+            <w:tcW w:type="dxa" w:w="4536"/>
+          </w:tcPr>
+          <w:p>
+            <w:r>
+              <w:t>BSP App</w:t>
+            </w:r>
+          </w:p>
+        </w:tc>
+        <w:tc>
+          <w:tcPr>
+            <w:tcW w:type="dxa" w:w="4536"/>
+          </w:tcPr>
+          <w:p>
+            <w:r>
+              <w:t>ZXX_SALESREPORT_UI</w:t>
+            </w:r>
+          </w:p>
+        </w:tc>
+      </w:tr>
+    </w:tbl>
+    <w:p/>
+    <w:p>
+      <w:pPr>
+        <w:pStyle w:val="Heading2"/>
+      </w:pPr>
+      <w:r>
+        <w:rPr>
+          <w:color w:val="2E74B5"/>
+        </w:rPr>
+        <w:t>Step 2 — Create IAM App in Eclipse</w:t>
+      </w:r>
+    </w:p>
+    <w:p>
+      <w:pPr>
+        <w:pStyle w:val="ListNumber"/>
+      </w:pPr>
+      <w:r>
+        <w:t>Open ZXX_UI_SALESREPORT_O4 Service Binding in Eclipse</w:t>
+      </w:r>
+    </w:p>
+    <w:p>
+      <w:pPr>
+        <w:pStyle w:val="ListNumber"/>
+      </w:pPr>
+      <w:r>
+        <w:t>Click Create IAM App -&gt; Name: ZXX_SALESREPORT_IAM | Type: EXT-UI</w:t>
+      </w:r>
+    </w:p>
+    <w:p>
+      <w:pPr>
+        <w:pStyle w:val="ListNumber"/>
+      </w:pPr>
+      <w:r>
+        <w:t>In the IAM App -&gt; Services tab -&gt; add ZXX_UI_SALESREPORT_O4</w:t>
+      </w:r>
+    </w:p>
+    <w:p>
+      <w:pPr>
+        <w:pStyle w:val="ListNumber"/>
+      </w:pPr>
+      <w:r>
+        <w:t>Click Publish Locally</w:t>
+      </w:r>
+    </w:p>
+    <w:p>
+      <w:pPr>
+        <w:pStyle w:val="Heading2"/>
+      </w:pPr>
+      <w:r>
+        <w:rPr>
+          <w:color w:val="2E74B5"/>
+        </w:rPr>
+        <w:t>Step 3 — Assign Business Role</w:t>
+      </w:r>
+    </w:p>
+    <w:p>
+      <w:pPr>
+        <w:pStyle w:val="ListNumber"/>
+      </w:pPr>
+      <w:r>
+        <w:t>BTP Cockpit -&gt; Security -&gt; Role Collections</w:t>
+      </w:r>
+    </w:p>
+    <w:p>
+      <w:pPr>
+        <w:pStyle w:val="ListNumber"/>
+      </w:pPr>
+      <w:r>
+        <w:t>Create: ZXX_SALES_REPORT_USER</w:t>
+      </w:r>
+    </w:p>
+    <w:p>
+      <w:pPr>
+        <w:pStyle w:val="ListNumber"/>
+      </w:pPr>
+      <w:r>
+        <w:t>Add the IAM app role to the collection</w:t>
+      </w:r>
+    </w:p>
+    <w:p>
+      <w:pPr>
+        <w:pStyle w:val="ListNumber"/>
+      </w:pPr>
+      <w:r>
+        <w:t>Assign the role collection to your user</w:t>
+      </w:r>
+    </w:p>
+    <w:p>
+      <w:pPr>
+        <w:pStyle w:val="Heading2"/>
+      </w:pPr>
+      <w:r>
+        <w:rPr>
+          <w:color w:val="2E74B5"/>
+        </w:rPr>
+        <w:t>Step 4 — Open Fiori Launchpad</w:t>
+      </w:r>
+    </w:p>
+    <w:p>
+      <w:pPr>
+        <w:shd w:val="clear" w:color="auto" w:fill="E8EFF7"/>
+      </w:pPr>
+      <w:r>
+        <w:rPr>
+          <w:rFonts w:ascii="Courier New" w:hAnsi="Courier New"/>
+          <w:sz w:val="18"/>
+        </w:rPr>
+        <w:t>https://&lt;BTP Host&gt;/sap/bc/ui2/flp</w:t>
+      </w:r>
+    </w:p>
+    <w:p/>
+    <w:p>
+      <w:r>
+        <w:rPr>
+          <w:b w:val="0"/>
+          <w:i w:val="0"/>
+          <w:sz w:val="22"/>
+        </w:rPr>
+        <w:t>Your Sales Cycle Report tile appears here. Click it to open the full Fiori List Report with filter bar, sortable columns, and real data.</w:t>
+      </w:r>
+    </w:p>
+    <w:p/>
+    <w:p>
+      <w:pPr>
+        <w:jc w:val="center"/>
+      </w:pPr>
+      <w:r>
+        <w:rPr>
+          <w:color w:val="CCCCCC"/>
+          <w:sz w:val="28"/>
+        </w:rPr>
+        <w:t>* * *</w:t>
+      </w:r>
+    </w:p>
+    <w:p/>
+    <w:p>
+      <w:r>
+        <w:br w:type="page"/>
+      </w:r>
+    </w:p>
+    <w:p>
+      <w:pPr>
+        <w:pStyle w:val="Heading1"/>
+      </w:pPr>
+      <w:r>
+        <w:rPr>
+          <w:color w:val="1F497D"/>
+        </w:rPr>
+        <w:t>Lessons Learned — Every Error We Hit</w:t>
+      </w:r>
+    </w:p>
+    <w:p>
+      <w:r>
+        <w:rPr>
+          <w:b w:val="0"/>
+          <w:i w:val="0"/>
+          <w:sz w:val="22"/>
+        </w:rPr>
+        <w:t>This section is the most valuable part of this guide. These are not hypothetical problems — every one of these was encountered and solved during the real build of this project.</w:t>
+      </w:r>
+    </w:p>
+    <w:p/>
+    <w:tbl>
+      <w:tblPr>
+        <w:tblStyle w:val="TableGrid"/>
+        <w:tblW w:type="auto" w:w="0"/>
+        <w:tblLook w:firstColumn="1" w:firstRow="1" w:lastColumn="0" w:lastRow="0" w:noHBand="0" w:noVBand="1" w:val="04A0"/>
+      </w:tblPr>
+      <w:tblGrid>
+        <w:gridCol w:w="3024"/>
+        <w:gridCol w:w="3024"/>
+        <w:gridCol w:w="3024"/>
+      </w:tblGrid>
+      <w:tr>
+        <w:tc>
+          <w:tcPr>
+            <w:tcW w:type="dxa" w:w="3024"/>
+            <w:shd w:val="clear" w:color="auto" w:fill="1F497D"/>
+          </w:tcPr>
+          <w:p>
+            <w:r>
+              <w:rPr>
+                <w:b/>
+                <w:color w:val="FFFFFF"/>
+              </w:rPr>
+              <w:t>Error</w:t>
+            </w:r>
+          </w:p>
+        </w:tc>
+        <w:tc>
+          <w:tcPr>
+            <w:tcW w:type="dxa" w:w="3024"/>
+            <w:shd w:val="clear" w:color="auto" w:fill="1F497D"/>
+          </w:tcPr>
+          <w:p>
+            <w:r>
+              <w:rPr>
+                <w:b/>
+                <w:color w:val="FFFFFF"/>
+              </w:rPr>
+              <w:t>Root Cause</w:t>
+            </w:r>
+          </w:p>
+        </w:tc>
+        <w:tc>
+          <w:tcPr>
+            <w:tcW w:type="dxa" w:w="3024"/>
+            <w:shd w:val="clear" w:color="auto" w:fill="1F497D"/>
+          </w:tcPr>
+          <w:p>
+            <w:r>
+              <w:rPr>
+                <w:b/>
+                <w:color w:val="FFFFFF"/>
+              </w:rPr>
+              <w:t>Fix</w:t>
+            </w:r>
+          </w:p>
+        </w:tc>
+      </w:tr>
+      <w:tr>
+        <w:tc>
+          <w:tcPr>
+            <w:tcW w:type="dxa" w:w="3024"/>
+          </w:tcPr>
+          <w:p>
+            <w:r>
+              <w:t>abapGit pull succeeds but nothing imported</w:t>
+            </w:r>
+          </w:p>
+        </w:tc>
+        <w:tc>
+          <w:tcPr>
+            <w:tcW w:type="dxa" w:w="3024"/>
+          </w:tcPr>
+          <w:p>
+            <w:r>
+              <w:t>Missing .abapgit.xml at repo root</w:t>
+            </w:r>
+          </w:p>
+        </w:tc>
+        <w:tc>
+          <w:tcPr>
+            <w:tcW w:type="dxa" w:w="3024"/>
+          </w:tcPr>
+          <w:p>
+            <w:r>
+              <w:t>Add .abapgit.xml with STARTING_FOLDER = /src/</w:t>
+            </w:r>
+          </w:p>
+        </w:tc>
+      </w:tr>
+      <w:tr>
+        <w:tc>
+          <w:tcPr>
+            <w:tcW w:type="dxa" w:w="3024"/>
+          </w:tcPr>
+          <w:p>
+            <w:r>
+              <w:t>BDEF XML import fails</w:t>
+            </w:r>
+          </w:p>
+        </w:tc>
+        <w:tc>
+          <w:tcPr>
+            <w:tcW w:type="dxa" w:w="3024"/>
+          </w:tcPr>
+          <w:p>
+            <w:r>
+              <w:t>abapGit BDEF XML is version-specific</w:t>
+            </w:r>
+          </w:p>
+        </w:tc>
+        <w:tc>
+          <w:tcPr>
+            <w:tcW w:type="dxa" w:w="3024"/>
+          </w:tcPr>
+          <w:p>
+            <w:r>
+              <w:t>Create BDEF manually in Eclipse every time</w:t>
+            </w:r>
+          </w:p>
+        </w:tc>
+      </w:tr>
+      <w:tr>
+        <w:tc>
+          <w:tcPr>
+            <w:tcW w:type="dxa" w:w="3024"/>
+          </w:tcPr>
+          <w:p>
+            <w:r>
+              <w:t>SRVD XML import fails</w:t>
+            </w:r>
+          </w:p>
+        </w:tc>
+        <w:tc>
+          <w:tcPr>
+            <w:tcW w:type="dxa" w:w="3024"/>
+          </w:tcPr>
+          <w:p>
+            <w:r>
+              <w:t>abapGit SRVD XML is version-specific</w:t>
+            </w:r>
+          </w:p>
+        </w:tc>
+        <w:tc>
+          <w:tcPr>
+            <w:tcW w:type="dxa" w:w="3024"/>
+          </w:tcPr>
+          <w:p>
+            <w:r>
+              <w:t>Create SRVD manually in Eclipse every time</w:t>
+            </w:r>
+          </w:p>
+        </w:tc>
+      </w:tr>
+      <w:tr>
+        <w:tc>
+          <w:tcPr>
+            <w:tcW w:type="dxa" w:w="3024"/>
+          </w:tcPr>
+          <w:p>
+            <w:r>
+              <w:t>SRVD source file not found by abapGit</w:t>
+            </w:r>
+          </w:p>
+        </w:tc>
+        <w:tc>
+          <w:tcPr>
+            <w:tcW w:type="dxa" w:w="3024"/>
+          </w:tcPr>
+          <w:p>
+            <w:r>
+              <w:t>Wrong file extension (.asrvd instead of .srvdsrv)</w:t>
+            </w:r>
+          </w:p>
+        </w:tc>
+        <w:tc>
+          <w:tcPr>
+            <w:tcW w:type="dxa" w:w="3024"/>
+          </w:tcPr>
+          <w:p>
+            <w:r>
+              <w:t>Rename to .srvd.srvdsrv</w:t>
+            </w:r>
+          </w:p>
+        </w:tc>
+      </w:tr>
+      <w:tr>
+        <w:tc>
+          <w:tcPr>
+            <w:tcW w:type="dxa" w:w="3024"/>
+          </w:tcPr>
+          <w:p>
+            <w:r>
+              <w:t>@Analytics.dimension annotation unknown</w:t>
+            </w:r>
+          </w:p>
+        </w:tc>
+        <w:tc>
+          <w:tcPr>
+            <w:tcW w:type="dxa" w:w="3024"/>
+          </w:tcPr>
+          <w:p>
+            <w:r>
+              <w:t>Not available in BTP trial runtime</w:t>
+            </w:r>
+          </w:p>
+        </w:tc>
+        <w:tc>
+          <w:tcPr>
+            <w:tcW w:type="dxa" w:w="3024"/>
+          </w:tcPr>
+          <w:p>
+            <w:r>
+              <w:t>Remove the annotation entirely</w:t>
+            </w:r>
+          </w:p>
+        </w:tc>
+      </w:tr>
+      <w:tr>
+        <w:tc>
+          <w:tcPr>
+            <w:tcW w:type="dxa" w:w="3024"/>
+          </w:tcPr>
+          <w:p>
+            <w:r>
+              <w:t>I_SalesOrder / VDM views not found</w:t>
+            </w:r>
+          </w:p>
+        </w:tc>
+        <w:tc>
+          <w:tcPr>
+            <w:tcW w:type="dxa" w:w="3024"/>
+          </w:tcPr>
+          <w:p>
+            <w:r>
+              <w:t>S/4HANA VDM views not on trial</w:t>
+            </w:r>
+          </w:p>
+        </w:tc>
+        <w:tc>
+          <w:tcPr>
+            <w:tcW w:type="dxa" w:w="3024"/>
+          </w:tcPr>
+          <w:p>
+            <w:r>
+              <w:t>Build custom table ZXX_SALESDATA</w:t>
+            </w:r>
+          </w:p>
+        </w:tc>
+      </w:tr>
+      <w:tr>
+        <w:tc>
+          <w:tcPr>
+            <w:tcW w:type="dxa" w:w="3024"/>
+          </w:tcPr>
+          <w:p>
+            <w:r>
+              <w:t>abap.cuky syntax error</w:t>
+            </w:r>
+          </w:p>
+        </w:tc>
+        <w:tc>
+          <w:tcPr>
+            <w:tcW w:type="dxa" w:w="3024"/>
+          </w:tcPr>
+          <w:p>
+            <w:r>
+              <w:t>Not supported in BTP trial</w:t>
+            </w:r>
+          </w:p>
+        </w:tc>
+        <w:tc>
+          <w:tcPr>
+            <w:tcW w:type="dxa" w:w="3024"/>
+          </w:tcPr>
+          <w:p>
+            <w:r>
+              <w:t>Use abap.char(5) instead</w:t>
+            </w:r>
+          </w:p>
+        </w:tc>
+      </w:tr>
+      <w:tr>
+        <w:tc>
+          <w:tcPr>
+            <w:tcW w:type="dxa" w:w="3024"/>
+          </w:tcPr>
+          <w:p>
+            <w:r>
+              <w:t>abap.curr syntax error</w:t>
+            </w:r>
+          </w:p>
+        </w:tc>
+        <w:tc>
+          <w:tcPr>
+            <w:tcW w:type="dxa" w:w="3024"/>
+          </w:tcPr>
+          <w:p>
+            <w:r>
+              <w:t>Not supported in BTP trial</w:t>
+            </w:r>
+          </w:p>
+        </w:tc>
+        <w:tc>
+          <w:tcPr>
+            <w:tcW w:type="dxa" w:w="3024"/>
+          </w:tcPr>
+          <w:p>
+            <w:r>
+              <w:t>Use abap.dec(23,2) instead</w:t>
+            </w:r>
+          </w:p>
+        </w:tc>
+      </w:tr>
+      <w:tr>
+        <w:tc>
+          <w:tcPr>
+            <w:tcW w:type="dxa" w:w="3024"/>
+          </w:tcPr>
+          <w:p>
+            <w:r>
+              <w:t>GitHub password rejected in abapGit</w:t>
+            </w:r>
+          </w:p>
+        </w:tc>
+        <w:tc>
+          <w:tcPr>
+            <w:tcW w:type="dxa" w:w="3024"/>
+          </w:tcPr>
+          <w:p>
+            <w:r>
+              <w:t>GitHub removed password auth in 2021</w:t>
+            </w:r>
+          </w:p>
+        </w:tc>
+        <w:tc>
+          <w:tcPr>
+            <w:tcW w:type="dxa" w:w="3024"/>
+          </w:tcPr>
+          <w:p>
+            <w:r>
+              <w:t>Generate and use a ghp_ Personal Access Token</w:t>
+            </w:r>
+          </w:p>
+        </w:tc>
+      </w:tr>
+      <w:tr>
+        <w:tc>
+          <w:tcPr>
+            <w:tcW w:type="dxa" w:w="3024"/>
+          </w:tcPr>
+          <w:p>
+            <w:r>
+              <w:t>BAS: Discovering ABAP Environments failed</w:t>
+            </w:r>
+          </w:p>
+        </w:tc>
+        <w:tc>
+          <w:tcPr>
+            <w:tcW w:type="dxa" w:w="3024"/>
+          </w:tcPr>
+          <w:p>
+            <w:r>
+              <w:t>Not logged into Cloud Foundry</w:t>
+            </w:r>
+          </w:p>
+        </w:tc>
+        <w:tc>
+          <w:tcPr>
+            <w:tcW w:type="dxa" w:w="3024"/>
+          </w:tcPr>
+          <w:p>
+            <w:r>
+              <w:t>Run: cf login -a https://api.cf.ap21.hana.ondemand.com</w:t>
+            </w:r>
+          </w:p>
+        </w:tc>
+      </w:tr>
+      <w:tr>
+        <w:tc>
+          <w:tcPr>
+            <w:tcW w:type="dxa" w:w="3024"/>
+          </w:tcPr>
+          <w:p>
+            <w:r>
+              <w:t>fiori run: Command run failed with error</w:t>
+            </w:r>
+          </w:p>
+        </w:tc>
+        <w:tc>
+          <w:tcPr>
+            <w:tcW w:type="dxa" w:w="3024"/>
+          </w:tcPr>
+          <w:p>
+            <w:r>
+              <w:t>Fiori CLI issue on BAS trial</w:t>
+            </w:r>
+          </w:p>
+        </w:tc>
+        <w:tc>
+          <w:tcPr>
+            <w:tcW w:type="dxa" w:w="3024"/>
+          </w:tcPr>
+          <w:p>
+            <w:r>
+              <w:t>Use: npx ui5 serve --open index.html</w:t>
+            </w:r>
+          </w:p>
+        </w:tc>
+      </w:tr>
+      <w:tr>
+        <w:tc>
+          <w:tcPr>
+            <w:tcW w:type="dxa" w:w="3024"/>
+          </w:tcPr>
+          <w:p>
+            <w:r>
+              <w:t>npm ERESOLVE dependency conflict</w:t>
+            </w:r>
+          </w:p>
+        </w:tc>
+        <w:tc>
+          <w:tcPr>
+            <w:tcW w:type="dxa" w:w="3024"/>
+          </w:tcPr>
+          <w:p>
+            <w:r>
+              <w:t>Peer dependency version mismatch</w:t>
+            </w:r>
+          </w:p>
+        </w:tc>
+        <w:tc>
+          <w:tcPr>
+            <w:tcW w:type="dxa" w:w="3024"/>
+          </w:tcPr>
+          <w:p>
+            <w:r>
+              <w:t>Run: npm install --legacy-peer-deps</w:t>
+            </w:r>
+          </w:p>
+        </w:tc>
+      </w:tr>
+      <w:tr>
+        <w:tc>
+          <w:tcPr>
+            <w:tcW w:type="dxa" w:w="3024"/>
+          </w:tcPr>
+          <w:p>
+            <w:r>
+              <w:t>Entity has no key field error</w:t>
+            </w:r>
+          </w:p>
+        </w:tc>
+        <w:tc>
+          <w:tcPr>
+            <w:tcW w:type="dxa" w:w="3024"/>
+          </w:tcPr>
+          <w:p>
+            <w:r>
+              <w:t>Missing key keyword in projection view</w:t>
+            </w:r>
+          </w:p>
+        </w:tc>
+        <w:tc>
+          <w:tcPr>
+            <w:tcW w:type="dxa" w:w="3024"/>
+          </w:tcPr>
+          <w:p>
+            <w:r>
+              <w:t>Add explicit key before SalesOrder in ZXX_C_SalesReport</w:t>
+            </w:r>
+          </w:p>
+        </w:tc>
+      </w:tr>
+      <w:tr>
+        <w:tc>
+          <w:tcPr>
+            <w:tcW w:type="dxa" w:w="3024"/>
+          </w:tcPr>
+          <w:p>
+            <w:r>
+              <w:t>BDEF mapping runtime error</w:t>
+            </w:r>
+          </w:p>
+        </w:tc>
+        <w:tc>
+          <w:tcPr>
+            <w:tcW w:type="dxa" w:w="3024"/>
+          </w:tcPr>
+          <w:p>
+            <w:r>
+              <w:t>Mapping used CDS names on both sides</w:t>
+            </w:r>
+          </w:p>
+        </w:tc>
+        <w:tc>
+          <w:tcPr>
+            <w:tcW w:type="dxa" w:w="3024"/>
+          </w:tcPr>
+          <w:p>
+            <w:r>
+              <w:t>Left side = CDS name, right side = DB column name</w:t>
+            </w:r>
+          </w:p>
+        </w:tc>
+      </w:tr>
+    </w:tbl>
+    <w:p/>
+    <w:p/>
+    <w:p>
+      <w:pPr>
+        <w:jc w:val="center"/>
+      </w:pPr>
+      <w:r>
+        <w:rPr>
+          <w:color w:val="CCCCCC"/>
+          <w:sz w:val="28"/>
+        </w:rPr>
+        <w:t>* * *</w:t>
+      </w:r>
+    </w:p>
+    <w:p/>
+    <w:p>
+      <w:r>
+        <w:br w:type="page"/>
+      </w:r>
+    </w:p>
     <w:p>
       <w:pPr>
         <w:pStyle w:val="Heading1"/>
@@ -2960,7 +6544,74 @@
           <w:i w:val="0"/>
           <w:sz w:val="22"/>
         </w:rPr>
-        <w:t>Building a SAP RAP Fiori app on BTP Trial requires navigating a number of limitations and quirks that are not well documented. The combination of Claude Code skills, GitHub version control, and abapGit creates a clean, repeatable pipeline that any developer can follow.</w:t>
+        <w:t>What started as a simple exercise in building a sales report turned into a comprehensive exploration of the entire SAP RAP stack — from AI-assisted code generation to live Fiori app deployment on BTP cloud.</w:t>
+      </w:r>
+    </w:p>
+    <w:p/>
+    <w:p>
+      <w:r>
+        <w:rPr>
+          <w:b/>
+          <w:i w:val="0"/>
+          <w:sz w:val="22"/>
+        </w:rPr>
+        <w:t>The key lessons:</w:t>
+      </w:r>
+    </w:p>
+    <w:p>
+      <w:pPr>
+        <w:pStyle w:val="ListBullet"/>
+      </w:pPr>
+      <w:r>
+        <w:t>Skills transform Claude from a generic code generator into a SAP-aware developer that understands BTP trial constraints</w:t>
+      </w:r>
+    </w:p>
+    <w:p>
+      <w:pPr>
+        <w:pStyle w:val="ListBullet"/>
+      </w:pPr>
+      <w:r>
+        <w:t>GitHub is not just version control — it is the deployment pipeline bridge between your laptop and the SAP system</w:t>
+      </w:r>
+    </w:p>
+    <w:p>
+      <w:pPr>
+        <w:pStyle w:val="ListBullet"/>
+      </w:pPr>
+      <w:r>
+        <w:t>.abapgit.xml is the most critical file in the repository — without it, nothing works</w:t>
+      </w:r>
+    </w:p>
+    <w:p>
+      <w:pPr>
+        <w:pStyle w:val="ListBullet"/>
+      </w:pPr>
+      <w:r>
+        <w:t>BDEF and SRVD must always be created manually in Eclipse — this is a hard rule, not a workaround</w:t>
+      </w:r>
+    </w:p>
+    <w:p>
+      <w:pPr>
+        <w:pStyle w:val="ListBullet"/>
+      </w:pPr>
+      <w:r>
+        <w:t>The activation order is sacred — one wrong sequence causes a cascade of dependency errors</w:t>
+      </w:r>
+    </w:p>
+    <w:p>
+      <w:pPr>
+        <w:pStyle w:val="ListBullet"/>
+      </w:pPr>
+      <w:r>
+        <w:t>npx ui5 serve is your friend when the official fiori run command lets you down</w:t>
+      </w:r>
+    </w:p>
+    <w:p>
+      <w:pPr>
+        <w:pStyle w:val="ListBullet"/>
+      </w:pPr>
+      <w:r>
+        <w:t>Every error in this guide was real — and every fix was tested</w:t>
       </w:r>
     </w:p>
     <w:p/>
@@ -2971,71 +6622,27 @@
           <w:i w:val="0"/>
           <w:sz w:val="22"/>
         </w:rPr>
-        <w:t>Key takeaways:</w:t>
-      </w:r>
-    </w:p>
-    <w:p>
-      <w:pPr>
-        <w:pStyle w:val="ListBullet"/>
-      </w:pPr>
-      <w:r>
-        <w:t>Skills are essential — they prevent Claude from generating code that fails on BTP trial</w:t>
-      </w:r>
-    </w:p>
-    <w:p>
-      <w:pPr>
-        <w:pStyle w:val="ListBullet"/>
-      </w:pPr>
-      <w:r>
-        <w:t>BDEF and SRVD must always be created manually in Eclipse — never imported via abapGit</w:t>
-      </w:r>
-    </w:p>
-    <w:p>
-      <w:pPr>
-        <w:pStyle w:val="ListBullet"/>
-      </w:pPr>
-      <w:r>
-        <w:t>.abapgit.xml at the repo root is non-negotiable — without it nothing imports</w:t>
-      </w:r>
-    </w:p>
-    <w:p>
-      <w:pPr>
-        <w:pStyle w:val="ListBullet"/>
-      </w:pPr>
-      <w:r>
-        <w:t>Use your own custom table on trial — do not depend on S/4HANA VDM views</w:t>
-      </w:r>
-    </w:p>
-    <w:p>
-      <w:pPr>
-        <w:pStyle w:val="ListBullet"/>
-      </w:pPr>
-      <w:r>
-        <w:t>npx ui5 serve is more reliable than fiori run for local preview in BAS</w:t>
-      </w:r>
-    </w:p>
-    <w:p>
-      <w:pPr>
-        <w:pStyle w:val="ListBullet"/>
-      </w:pPr>
-      <w:r>
-        <w:t>The entire flow from push to live Fiori app can be completed in one afternoon once you know the steps</w:t>
+        <w:t>The pipeline described here is fully repeatable. Next time you build a new RAP report, load the Claude skills, generate the code, push to GitHub, pull via abapGit, create BDEF and SRVD manually, activate in order, and your Fiori app is live.</w:t>
       </w:r>
     </w:p>
     <w:p/>
+    <w:p/>
     <w:p>
+      <w:pPr>
+        <w:jc w:val="center"/>
+      </w:pPr>
       <w:r>
         <w:rPr>
-          <w:b w:val="0"/>
           <w:i/>
-          <w:sz w:val="22"/>
+          <w:color w:val="2E74B5"/>
+          <w:sz w:val="26"/>
         </w:rPr>
         <w:t>Happy coding — and may your abapGit pulls be error-free.</w:t>
       </w:r>
     </w:p>
     <w:sectPr>
       <w:pgSz w:w="12240" w:h="15840"/>
-      <w:pgMar w:top="1440" w:right="1728" w:bottom="1440" w:left="1728" w:header="720" w:footer="720" w:gutter="0"/>
+      <w:pgMar w:top="1440" w:right="1584" w:bottom="1440" w:left="1584" w:header="720" w:footer="720" w:gutter="0"/>
       <w:cols w:space="720"/>
       <w:docGrid w:linePitch="360"/>
     </w:sectPr>
